--- a/REACT JS/Components.docx
+++ b/REACT JS/Components.docx
@@ -11221,8 +11221,6 @@
       <w:r>
         <w:t>Stopwatch / Timer</w:t>
       </w:r>
-      <w:bookmarkStart w:id="0" w:name="_GoBack"/>
-      <w:bookmarkEnd w:id="0"/>
     </w:p>
     <w:p>
       <w:pPr>
@@ -11235,6 +11233,3724 @@
       <w:r>
         <w:t>Chat Application (Auto Scroll)</w:t>
       </w:r>
+    </w:p>
+    <w:p>
+      <w:pPr>
+        <w:pStyle w:val="NoSpacing"/>
+      </w:pPr>
+    </w:p>
+    <w:p>
+      <w:pPr>
+        <w:pStyle w:val="NoSpacing"/>
+      </w:pPr>
+    </w:p>
+    <w:p>
+      <w:pPr>
+        <w:pStyle w:val="NoSpacing"/>
+      </w:pPr>
+    </w:p>
+    <w:p>
+      <w:pPr>
+        <w:pStyle w:val="NoSpacing"/>
+      </w:pPr>
+    </w:p>
+    <w:p>
+      <w:pPr>
+        <w:pStyle w:val="NoSpacing"/>
+      </w:pPr>
+    </w:p>
+    <w:p>
+      <w:pPr>
+        <w:pStyle w:val="NoSpacing"/>
+      </w:pPr>
+    </w:p>
+    <w:p>
+      <w:pPr>
+        <w:pStyle w:val="NoSpacing"/>
+      </w:pPr>
+    </w:p>
+    <w:p>
+      <w:pPr>
+        <w:pStyle w:val="NoSpacing"/>
+      </w:pPr>
+    </w:p>
+    <w:p>
+      <w:pPr>
+        <w:pStyle w:val="NoSpacing"/>
+      </w:pPr>
+    </w:p>
+    <w:p>
+      <w:pPr>
+        <w:pStyle w:val="NoSpacing"/>
+      </w:pPr>
+    </w:p>
+    <w:p>
+      <w:pPr>
+        <w:pStyle w:val="NoSpacing"/>
+      </w:pPr>
+    </w:p>
+    <w:p>
+      <w:pPr>
+        <w:pStyle w:val="NoSpacing"/>
+        <w:rPr>
+          <w:b/>
+        </w:rPr>
+      </w:pPr>
+      <w:r>
+        <w:rPr>
+          <w:b/>
+        </w:rPr>
+        <w:lastRenderedPageBreak/>
+        <w:t>Compound Components in React</w:t>
+      </w:r>
+    </w:p>
+    <w:p>
+      <w:pPr>
+        <w:pStyle w:val="NoSpacing"/>
+      </w:pPr>
+      <w:r>
+        <w:rPr>
+          <w:rStyle w:val="Strong"/>
+          <w:b w:val="0"/>
+          <w:bCs w:val="0"/>
+        </w:rPr>
+        <w:t>Compound Components</w:t>
+      </w:r>
+      <w:r>
+        <w:t xml:space="preserve"> is a React design pattern where </w:t>
+      </w:r>
+      <w:r>
+        <w:rPr>
+          <w:rStyle w:val="Strong"/>
+          <w:b w:val="0"/>
+          <w:bCs w:val="0"/>
+        </w:rPr>
+        <w:t>multiple components work together to form a single reusable component</w:t>
+      </w:r>
+      <w:r>
+        <w:t>. Instead of passing many props to one large component, you split the component into smaller child components that share the same state.</w:t>
+      </w:r>
+    </w:p>
+    <w:p>
+      <w:pPr>
+        <w:pStyle w:val="NoSpacing"/>
+      </w:pPr>
+    </w:p>
+    <w:p>
+      <w:pPr>
+        <w:pStyle w:val="NoSpacing"/>
+      </w:pPr>
+      <w:r>
+        <w:t>Think of it like HTML elements:</w:t>
+      </w:r>
+    </w:p>
+    <w:p>
+      <w:pPr>
+        <w:pStyle w:val="NoSpacing"/>
+        <w:rPr>
+          <w:rStyle w:val="HTMLCode"/>
+          <w:rFonts w:ascii="Times New Roman" w:eastAsiaTheme="minorHAnsi" w:hAnsi="Times New Roman" w:cstheme="minorBidi"/>
+          <w:sz w:val="24"/>
+          <w:szCs w:val="22"/>
+        </w:rPr>
+      </w:pPr>
+      <w:r>
+        <w:rPr>
+          <w:rStyle w:val="o"/>
+        </w:rPr>
+        <w:t>&lt;select&gt;</w:t>
+      </w:r>
+    </w:p>
+    <w:p>
+      <w:pPr>
+        <w:pStyle w:val="NoSpacing"/>
+        <w:rPr>
+          <w:rStyle w:val="HTMLCode"/>
+          <w:rFonts w:ascii="Times New Roman" w:eastAsiaTheme="minorHAnsi" w:hAnsi="Times New Roman" w:cstheme="minorBidi"/>
+          <w:sz w:val="24"/>
+          <w:szCs w:val="22"/>
+        </w:rPr>
+      </w:pPr>
+      <w:r>
+        <w:rPr>
+          <w:rStyle w:val="HTMLCode"/>
+          <w:rFonts w:ascii="Times New Roman" w:eastAsiaTheme="minorHAnsi" w:hAnsi="Times New Roman" w:cstheme="minorBidi"/>
+          <w:sz w:val="24"/>
+          <w:szCs w:val="22"/>
+        </w:rPr>
+        <w:t xml:space="preserve">  </w:t>
+      </w:r>
+      <w:r>
+        <w:rPr>
+          <w:rStyle w:val="o"/>
+        </w:rPr>
+        <w:t>&lt;option&gt;</w:t>
+      </w:r>
+      <w:r>
+        <w:rPr>
+          <w:rStyle w:val="HTMLCode"/>
+          <w:rFonts w:ascii="Times New Roman" w:eastAsiaTheme="minorHAnsi" w:hAnsi="Times New Roman" w:cstheme="minorBidi"/>
+          <w:sz w:val="24"/>
+          <w:szCs w:val="22"/>
+        </w:rPr>
+        <w:t>India</w:t>
+      </w:r>
+      <w:r>
+        <w:rPr>
+          <w:rStyle w:val="o"/>
+        </w:rPr>
+        <w:t>&lt;/option&gt;</w:t>
+      </w:r>
+    </w:p>
+    <w:p>
+      <w:pPr>
+        <w:pStyle w:val="NoSpacing"/>
+        <w:rPr>
+          <w:rStyle w:val="HTMLCode"/>
+          <w:rFonts w:ascii="Times New Roman" w:eastAsiaTheme="minorHAnsi" w:hAnsi="Times New Roman" w:cstheme="minorBidi"/>
+          <w:sz w:val="24"/>
+          <w:szCs w:val="22"/>
+        </w:rPr>
+      </w:pPr>
+      <w:r>
+        <w:rPr>
+          <w:rStyle w:val="HTMLCode"/>
+          <w:rFonts w:ascii="Times New Roman" w:eastAsiaTheme="minorHAnsi" w:hAnsi="Times New Roman" w:cstheme="minorBidi"/>
+          <w:sz w:val="24"/>
+          <w:szCs w:val="22"/>
+        </w:rPr>
+        <w:t xml:space="preserve">  </w:t>
+      </w:r>
+      <w:r>
+        <w:rPr>
+          <w:rStyle w:val="o"/>
+        </w:rPr>
+        <w:t>&lt;option&gt;</w:t>
+      </w:r>
+      <w:r>
+        <w:rPr>
+          <w:rStyle w:val="HTMLCode"/>
+          <w:rFonts w:ascii="Times New Roman" w:eastAsiaTheme="minorHAnsi" w:hAnsi="Times New Roman" w:cstheme="minorBidi"/>
+          <w:sz w:val="24"/>
+          <w:szCs w:val="22"/>
+        </w:rPr>
+        <w:t>USA</w:t>
+      </w:r>
+      <w:r>
+        <w:rPr>
+          <w:rStyle w:val="o"/>
+        </w:rPr>
+        <w:t>&lt;/option&gt;</w:t>
+      </w:r>
+    </w:p>
+    <w:p>
+      <w:pPr>
+        <w:pStyle w:val="NoSpacing"/>
+        <w:rPr>
+          <w:rStyle w:val="o"/>
+        </w:rPr>
+      </w:pPr>
+      <w:r>
+        <w:rPr>
+          <w:rStyle w:val="o"/>
+        </w:rPr>
+        <w:t>&lt;/select&gt;</w:t>
+      </w:r>
+    </w:p>
+    <w:p>
+      <w:pPr>
+        <w:pStyle w:val="NoSpacing"/>
+      </w:pPr>
+    </w:p>
+    <w:p>
+      <w:pPr>
+        <w:pStyle w:val="NoSpacing"/>
+        <w:rPr>
+          <w:b/>
+        </w:rPr>
+      </w:pPr>
+      <w:r>
+        <w:rPr>
+          <w:b/>
+        </w:rPr>
+        <w:t>Here:</w:t>
+      </w:r>
+    </w:p>
+    <w:p>
+      <w:pPr>
+        <w:pStyle w:val="NoSpacing"/>
+      </w:pPr>
+      <w:r>
+        <w:rPr>
+          <w:rStyle w:val="HTMLCode"/>
+          <w:rFonts w:ascii="Times New Roman" w:eastAsiaTheme="minorHAnsi" w:hAnsi="Times New Roman" w:cstheme="minorBidi"/>
+          <w:sz w:val="24"/>
+          <w:szCs w:val="22"/>
+        </w:rPr>
+        <w:t>select</w:t>
+      </w:r>
+      <w:r>
+        <w:t xml:space="preserve"> is the parent component. </w:t>
+      </w:r>
+    </w:p>
+    <w:p>
+      <w:pPr>
+        <w:pStyle w:val="NoSpacing"/>
+      </w:pPr>
+      <w:r>
+        <w:rPr>
+          <w:rStyle w:val="HTMLCode"/>
+          <w:rFonts w:ascii="Times New Roman" w:eastAsiaTheme="minorHAnsi" w:hAnsi="Times New Roman" w:cstheme="minorBidi"/>
+          <w:sz w:val="24"/>
+          <w:szCs w:val="22"/>
+        </w:rPr>
+        <w:t>option</w:t>
+      </w:r>
+      <w:r>
+        <w:t xml:space="preserve"> is a child component. </w:t>
+      </w:r>
+    </w:p>
+    <w:p>
+      <w:pPr>
+        <w:pStyle w:val="NoSpacing"/>
+      </w:pPr>
+      <w:r>
+        <w:rPr>
+          <w:rStyle w:val="HTMLCode"/>
+          <w:rFonts w:ascii="Times New Roman" w:eastAsiaTheme="minorHAnsi" w:hAnsi="Times New Roman" w:cstheme="minorBidi"/>
+          <w:sz w:val="24"/>
+          <w:szCs w:val="22"/>
+        </w:rPr>
+        <w:t>option</w:t>
+      </w:r>
+      <w:r>
+        <w:t xml:space="preserve"> cannot work properly without </w:t>
+      </w:r>
+      <w:r>
+        <w:rPr>
+          <w:rStyle w:val="HTMLCode"/>
+          <w:rFonts w:ascii="Times New Roman" w:eastAsiaTheme="minorHAnsi" w:hAnsi="Times New Roman" w:cstheme="minorBidi"/>
+          <w:sz w:val="24"/>
+          <w:szCs w:val="22"/>
+        </w:rPr>
+        <w:t>select</w:t>
+      </w:r>
+      <w:r>
+        <w:t xml:space="preserve">. </w:t>
+      </w:r>
+    </w:p>
+    <w:p>
+      <w:pPr>
+        <w:pStyle w:val="NoSpacing"/>
+      </w:pPr>
+      <w:r>
+        <w:t>React compound components follow the same idea.</w:t>
+      </w:r>
+    </w:p>
+    <w:p>
+      <w:pPr>
+        <w:pStyle w:val="NoSpacing"/>
+      </w:pPr>
+    </w:p>
+    <w:p>
+      <w:pPr>
+        <w:pStyle w:val="NoSpacing"/>
+        <w:rPr>
+          <w:b/>
+        </w:rPr>
+      </w:pPr>
+      <w:r>
+        <w:rPr>
+          <w:b/>
+        </w:rPr>
+        <w:t>Example</w:t>
+      </w:r>
+    </w:p>
+    <w:p>
+      <w:pPr>
+        <w:pStyle w:val="NoSpacing"/>
+        <w:rPr>
+          <w:b/>
+        </w:rPr>
+      </w:pPr>
+    </w:p>
+    <w:p>
+      <w:pPr>
+        <w:pStyle w:val="NoSpacing"/>
+        <w:rPr>
+          <w:b/>
+        </w:rPr>
+      </w:pPr>
+      <w:r>
+        <w:rPr>
+          <w:b/>
+        </w:rPr>
+        <w:t>Examples</w:t>
+      </w:r>
+    </w:p>
+    <w:p>
+      <w:pPr>
+        <w:pStyle w:val="NoSpacing"/>
+        <w:numPr>
+          <w:ilvl w:val="0"/>
+          <w:numId w:val="23"/>
+        </w:numPr>
+      </w:pPr>
+      <w:r>
+        <w:t>Tabs</w:t>
+      </w:r>
+    </w:p>
+    <w:p>
+      <w:pPr>
+        <w:pStyle w:val="NoSpacing"/>
+        <w:numPr>
+          <w:ilvl w:val="0"/>
+          <w:numId w:val="23"/>
+        </w:numPr>
+      </w:pPr>
+      <w:r>
+        <w:t>Modals</w:t>
+      </w:r>
+    </w:p>
+    <w:p>
+      <w:pPr>
+        <w:pStyle w:val="NoSpacing"/>
+        <w:numPr>
+          <w:ilvl w:val="0"/>
+          <w:numId w:val="23"/>
+        </w:numPr>
+      </w:pPr>
+      <w:r>
+        <w:t>Accordion</w:t>
+      </w:r>
+    </w:p>
+    <w:p>
+      <w:pPr>
+        <w:pStyle w:val="NoSpacing"/>
+      </w:pPr>
+    </w:p>
+    <w:p>
+      <w:pPr>
+        <w:pStyle w:val="NoSpacing"/>
+        <w:rPr>
+          <w:b/>
+        </w:rPr>
+      </w:pPr>
+      <w:r>
+        <w:rPr>
+          <w:b/>
+        </w:rPr>
+        <w:t>How does it work?</w:t>
+      </w:r>
+    </w:p>
+    <w:p>
+      <w:pPr>
+        <w:pStyle w:val="NoSpacing"/>
+      </w:pPr>
+      <w:r>
+        <w:t xml:space="preserve">Usually using </w:t>
+      </w:r>
+      <w:r>
+        <w:rPr>
+          <w:rStyle w:val="Strong"/>
+          <w:b w:val="0"/>
+          <w:bCs w:val="0"/>
+        </w:rPr>
+        <w:t>React Context</w:t>
+      </w:r>
+      <w:r>
+        <w:t>.</w:t>
+      </w:r>
+    </w:p>
+    <w:p>
+      <w:pPr>
+        <w:pStyle w:val="NoSpacing"/>
+      </w:pPr>
+      <w:r>
+        <w:t>Parent shares data.</w:t>
+      </w:r>
+    </w:p>
+    <w:p>
+      <w:pPr>
+        <w:pStyle w:val="NoSpacing"/>
+      </w:pPr>
+      <w:r>
+        <w:t>Children consume it.</w:t>
+      </w:r>
+    </w:p>
+    <w:p>
+      <w:pPr>
+        <w:spacing w:before="100" w:beforeAutospacing="1" w:after="100" w:afterAutospacing="1" w:line="240" w:lineRule="auto"/>
+        <w:rPr>
+          <w:rFonts w:eastAsia="Times New Roman" w:cs="Times New Roman"/>
+          <w:szCs w:val="24"/>
+          <w:lang w:eastAsia="en-IN"/>
+        </w:rPr>
+      </w:pPr>
+      <w:r>
+        <w:rPr>
+          <w:rFonts w:eastAsia="Times New Roman" w:cs="Times New Roman"/>
+          <w:b/>
+          <w:bCs/>
+          <w:szCs w:val="24"/>
+          <w:lang w:eastAsia="en-IN"/>
+        </w:rPr>
+        <w:t>Composition</w:t>
+      </w:r>
+      <w:r>
+        <w:rPr>
+          <w:rFonts w:eastAsia="Times New Roman" w:cs="Times New Roman"/>
+          <w:szCs w:val="24"/>
+          <w:lang w:eastAsia="en-IN"/>
+        </w:rPr>
+        <w:t xml:space="preserve"> is one of the most important concepts in React. It is the preferred way to build reusable, flexible, and maintainable components</w:t>
+      </w:r>
+    </w:p>
+    <w:p>
+      <w:pPr>
+        <w:pStyle w:val="NoSpacing"/>
+      </w:pPr>
+      <w:r>
+        <w:t xml:space="preserve">Composition means </w:t>
+      </w:r>
+      <w:r>
+        <w:rPr>
+          <w:rStyle w:val="Strong"/>
+        </w:rPr>
+        <w:t>building complex UIs by combining smaller, independent components together</w:t>
+      </w:r>
+      <w:r>
+        <w:t>, instead of using inheritance.</w:t>
+      </w:r>
+    </w:p>
+    <w:p>
+      <w:pPr>
+        <w:pStyle w:val="NoSpacing"/>
+        <w:rPr>
+          <w:b/>
+        </w:rPr>
+      </w:pPr>
+    </w:p>
+    <w:p>
+      <w:pPr>
+        <w:pStyle w:val="NoSpacing"/>
+      </w:pPr>
+      <w:r>
+        <w:t>With Composition</w:t>
+      </w:r>
+    </w:p>
+    <w:p>
+      <w:pPr>
+        <w:pStyle w:val="NoSpacing"/>
+      </w:pPr>
+      <w:r>
+        <w:t>Instead</w:t>
+      </w:r>
+    </w:p>
+    <w:p>
+      <w:pPr>
+        <w:pStyle w:val="NoSpacing"/>
+        <w:rPr>
+          <w:rStyle w:val="HTMLCode"/>
+          <w:rFonts w:ascii="Times New Roman" w:eastAsiaTheme="minorHAnsi" w:hAnsi="Times New Roman" w:cstheme="minorBidi"/>
+          <w:sz w:val="24"/>
+          <w:szCs w:val="22"/>
+        </w:rPr>
+      </w:pPr>
+      <w:r>
+        <w:rPr>
+          <w:rStyle w:val="g"/>
+        </w:rPr>
+        <w:t>function</w:t>
+      </w:r>
+      <w:r>
+        <w:rPr>
+          <w:rStyle w:val="HTMLCode"/>
+          <w:rFonts w:ascii="Times New Roman" w:eastAsiaTheme="minorHAnsi" w:hAnsi="Times New Roman" w:cstheme="minorBidi"/>
+          <w:sz w:val="24"/>
+          <w:szCs w:val="22"/>
+        </w:rPr>
+        <w:t xml:space="preserve"> </w:t>
+      </w:r>
+      <w:proofErr w:type="gramStart"/>
+      <w:r>
+        <w:rPr>
+          <w:rStyle w:val="m"/>
+        </w:rPr>
+        <w:t>Header</w:t>
+      </w:r>
+      <w:r>
+        <w:rPr>
+          <w:rStyle w:val="HTMLCode"/>
+          <w:rFonts w:ascii="Times New Roman" w:eastAsiaTheme="minorHAnsi" w:hAnsi="Times New Roman" w:cstheme="minorBidi"/>
+          <w:sz w:val="24"/>
+          <w:szCs w:val="22"/>
+        </w:rPr>
+        <w:t>(</w:t>
+      </w:r>
+      <w:proofErr w:type="gramEnd"/>
+      <w:r>
+        <w:rPr>
+          <w:rStyle w:val="HTMLCode"/>
+          <w:rFonts w:ascii="Times New Roman" w:eastAsiaTheme="minorHAnsi" w:hAnsi="Times New Roman" w:cstheme="minorBidi"/>
+          <w:sz w:val="24"/>
+          <w:szCs w:val="22"/>
+        </w:rPr>
+        <w:t>) {</w:t>
+      </w:r>
+    </w:p>
+    <w:p>
+      <w:pPr>
+        <w:pStyle w:val="NoSpacing"/>
+        <w:rPr>
+          <w:rStyle w:val="HTMLCode"/>
+          <w:rFonts w:ascii="Times New Roman" w:eastAsiaTheme="minorHAnsi" w:hAnsi="Times New Roman" w:cstheme="minorBidi"/>
+          <w:sz w:val="24"/>
+          <w:szCs w:val="22"/>
+        </w:rPr>
+      </w:pPr>
+      <w:r>
+        <w:rPr>
+          <w:rStyle w:val="HTMLCode"/>
+          <w:rFonts w:ascii="Times New Roman" w:eastAsiaTheme="minorHAnsi" w:hAnsi="Times New Roman" w:cstheme="minorBidi"/>
+          <w:sz w:val="24"/>
+          <w:szCs w:val="22"/>
+        </w:rPr>
+        <w:t xml:space="preserve">    </w:t>
+      </w:r>
+      <w:r>
+        <w:rPr>
+          <w:rStyle w:val="g"/>
+        </w:rPr>
+        <w:t>return</w:t>
+      </w:r>
+      <w:r>
+        <w:rPr>
+          <w:rStyle w:val="HTMLCode"/>
+          <w:rFonts w:ascii="Times New Roman" w:eastAsiaTheme="minorHAnsi" w:hAnsi="Times New Roman" w:cstheme="minorBidi"/>
+          <w:sz w:val="24"/>
+          <w:szCs w:val="22"/>
+        </w:rPr>
+        <w:t xml:space="preserve"> </w:t>
+      </w:r>
+      <w:r>
+        <w:rPr>
+          <w:rStyle w:val="o"/>
+        </w:rPr>
+        <w:t>&lt;header&gt;</w:t>
+      </w:r>
+      <w:r>
+        <w:rPr>
+          <w:rStyle w:val="HTMLCode"/>
+          <w:rFonts w:ascii="Times New Roman" w:eastAsiaTheme="minorHAnsi" w:hAnsi="Times New Roman" w:cstheme="minorBidi"/>
+          <w:sz w:val="24"/>
+          <w:szCs w:val="22"/>
+        </w:rPr>
+        <w:t>Logo</w:t>
+      </w:r>
+      <w:r>
+        <w:rPr>
+          <w:rStyle w:val="o"/>
+        </w:rPr>
+        <w:t>&lt;/header&gt;</w:t>
+      </w:r>
+      <w:r>
+        <w:rPr>
+          <w:rStyle w:val="HTMLCode"/>
+          <w:rFonts w:ascii="Times New Roman" w:eastAsiaTheme="minorHAnsi" w:hAnsi="Times New Roman" w:cstheme="minorBidi"/>
+          <w:sz w:val="24"/>
+          <w:szCs w:val="22"/>
+        </w:rPr>
+        <w:t>;</w:t>
+      </w:r>
+    </w:p>
+    <w:p>
+      <w:pPr>
+        <w:pStyle w:val="NoSpacing"/>
+        <w:rPr>
+          <w:rStyle w:val="HTMLCode"/>
+          <w:rFonts w:ascii="Times New Roman" w:eastAsiaTheme="minorHAnsi" w:hAnsi="Times New Roman" w:cstheme="minorBidi"/>
+          <w:sz w:val="24"/>
+          <w:szCs w:val="22"/>
+        </w:rPr>
+      </w:pPr>
+      <w:r>
+        <w:rPr>
+          <w:rStyle w:val="HTMLCode"/>
+          <w:rFonts w:ascii="Times New Roman" w:eastAsiaTheme="minorHAnsi" w:hAnsi="Times New Roman" w:cstheme="minorBidi"/>
+          <w:sz w:val="24"/>
+          <w:szCs w:val="22"/>
+        </w:rPr>
+        <w:t>}</w:t>
+      </w:r>
+    </w:p>
+    <w:p>
+      <w:pPr>
+        <w:pStyle w:val="NoSpacing"/>
+        <w:rPr>
+          <w:rStyle w:val="HTMLCode"/>
+          <w:rFonts w:ascii="Times New Roman" w:eastAsiaTheme="minorHAnsi" w:hAnsi="Times New Roman" w:cstheme="minorBidi"/>
+          <w:sz w:val="24"/>
+          <w:szCs w:val="22"/>
+        </w:rPr>
+      </w:pPr>
+      <w:r>
+        <w:rPr>
+          <w:rStyle w:val="g"/>
+        </w:rPr>
+        <w:t>function</w:t>
+      </w:r>
+      <w:r>
+        <w:rPr>
+          <w:rStyle w:val="HTMLCode"/>
+          <w:rFonts w:ascii="Times New Roman" w:eastAsiaTheme="minorHAnsi" w:hAnsi="Times New Roman" w:cstheme="minorBidi"/>
+          <w:sz w:val="24"/>
+          <w:szCs w:val="22"/>
+        </w:rPr>
+        <w:t xml:space="preserve"> </w:t>
+      </w:r>
+      <w:proofErr w:type="gramStart"/>
+      <w:r>
+        <w:rPr>
+          <w:rStyle w:val="m"/>
+        </w:rPr>
+        <w:t>Sidebar</w:t>
+      </w:r>
+      <w:r>
+        <w:rPr>
+          <w:rStyle w:val="HTMLCode"/>
+          <w:rFonts w:ascii="Times New Roman" w:eastAsiaTheme="minorHAnsi" w:hAnsi="Times New Roman" w:cstheme="minorBidi"/>
+          <w:sz w:val="24"/>
+          <w:szCs w:val="22"/>
+        </w:rPr>
+        <w:t>(</w:t>
+      </w:r>
+      <w:proofErr w:type="gramEnd"/>
+      <w:r>
+        <w:rPr>
+          <w:rStyle w:val="HTMLCode"/>
+          <w:rFonts w:ascii="Times New Roman" w:eastAsiaTheme="minorHAnsi" w:hAnsi="Times New Roman" w:cstheme="minorBidi"/>
+          <w:sz w:val="24"/>
+          <w:szCs w:val="22"/>
+        </w:rPr>
+        <w:t>) {</w:t>
+      </w:r>
+    </w:p>
+    <w:p>
+      <w:pPr>
+        <w:pStyle w:val="NoSpacing"/>
+        <w:rPr>
+          <w:rStyle w:val="HTMLCode"/>
+          <w:rFonts w:ascii="Times New Roman" w:eastAsiaTheme="minorHAnsi" w:hAnsi="Times New Roman" w:cstheme="minorBidi"/>
+          <w:sz w:val="24"/>
+          <w:szCs w:val="22"/>
+        </w:rPr>
+      </w:pPr>
+      <w:r>
+        <w:rPr>
+          <w:rStyle w:val="HTMLCode"/>
+          <w:rFonts w:ascii="Times New Roman" w:eastAsiaTheme="minorHAnsi" w:hAnsi="Times New Roman" w:cstheme="minorBidi"/>
+          <w:sz w:val="24"/>
+          <w:szCs w:val="22"/>
+        </w:rPr>
+        <w:t xml:space="preserve">    </w:t>
+      </w:r>
+      <w:r>
+        <w:rPr>
+          <w:rStyle w:val="g"/>
+        </w:rPr>
+        <w:t>return</w:t>
+      </w:r>
+      <w:r>
+        <w:rPr>
+          <w:rStyle w:val="HTMLCode"/>
+          <w:rFonts w:ascii="Times New Roman" w:eastAsiaTheme="minorHAnsi" w:hAnsi="Times New Roman" w:cstheme="minorBidi"/>
+          <w:sz w:val="24"/>
+          <w:szCs w:val="22"/>
+        </w:rPr>
+        <w:t xml:space="preserve"> </w:t>
+      </w:r>
+      <w:r>
+        <w:rPr>
+          <w:rStyle w:val="o"/>
+        </w:rPr>
+        <w:t>&lt;aside&gt;</w:t>
+      </w:r>
+      <w:r>
+        <w:rPr>
+          <w:rStyle w:val="HTMLCode"/>
+          <w:rFonts w:ascii="Times New Roman" w:eastAsiaTheme="minorHAnsi" w:hAnsi="Times New Roman" w:cstheme="minorBidi"/>
+          <w:sz w:val="24"/>
+          <w:szCs w:val="22"/>
+        </w:rPr>
+        <w:t>Menu</w:t>
+      </w:r>
+      <w:r>
+        <w:rPr>
+          <w:rStyle w:val="o"/>
+        </w:rPr>
+        <w:t>&lt;/aside&gt;</w:t>
+      </w:r>
+      <w:r>
+        <w:rPr>
+          <w:rStyle w:val="HTMLCode"/>
+          <w:rFonts w:ascii="Times New Roman" w:eastAsiaTheme="minorHAnsi" w:hAnsi="Times New Roman" w:cstheme="minorBidi"/>
+          <w:sz w:val="24"/>
+          <w:szCs w:val="22"/>
+        </w:rPr>
+        <w:t>;</w:t>
+      </w:r>
+    </w:p>
+    <w:p>
+      <w:pPr>
+        <w:pStyle w:val="NoSpacing"/>
+        <w:rPr>
+          <w:rStyle w:val="HTMLCode"/>
+          <w:rFonts w:ascii="Times New Roman" w:eastAsiaTheme="minorHAnsi" w:hAnsi="Times New Roman" w:cstheme="minorBidi"/>
+          <w:sz w:val="24"/>
+          <w:szCs w:val="22"/>
+        </w:rPr>
+      </w:pPr>
+      <w:r>
+        <w:rPr>
+          <w:rStyle w:val="HTMLCode"/>
+          <w:rFonts w:ascii="Times New Roman" w:eastAsiaTheme="minorHAnsi" w:hAnsi="Times New Roman" w:cstheme="minorBidi"/>
+          <w:sz w:val="24"/>
+          <w:szCs w:val="22"/>
+        </w:rPr>
+        <w:t>}</w:t>
+      </w:r>
+    </w:p>
+    <w:p>
+      <w:pPr>
+        <w:pStyle w:val="NoSpacing"/>
+        <w:rPr>
+          <w:rStyle w:val="HTMLCode"/>
+          <w:rFonts w:ascii="Times New Roman" w:eastAsiaTheme="minorHAnsi" w:hAnsi="Times New Roman" w:cstheme="minorBidi"/>
+          <w:sz w:val="24"/>
+          <w:szCs w:val="22"/>
+        </w:rPr>
+      </w:pPr>
+      <w:r>
+        <w:rPr>
+          <w:rStyle w:val="g"/>
+        </w:rPr>
+        <w:t>function</w:t>
+      </w:r>
+      <w:r>
+        <w:rPr>
+          <w:rStyle w:val="HTMLCode"/>
+          <w:rFonts w:ascii="Times New Roman" w:eastAsiaTheme="minorHAnsi" w:hAnsi="Times New Roman" w:cstheme="minorBidi"/>
+          <w:sz w:val="24"/>
+          <w:szCs w:val="22"/>
+        </w:rPr>
+        <w:t xml:space="preserve"> </w:t>
+      </w:r>
+      <w:proofErr w:type="gramStart"/>
+      <w:r>
+        <w:rPr>
+          <w:rStyle w:val="m"/>
+        </w:rPr>
+        <w:t>Content</w:t>
+      </w:r>
+      <w:r>
+        <w:rPr>
+          <w:rStyle w:val="HTMLCode"/>
+          <w:rFonts w:ascii="Times New Roman" w:eastAsiaTheme="minorHAnsi" w:hAnsi="Times New Roman" w:cstheme="minorBidi"/>
+          <w:sz w:val="24"/>
+          <w:szCs w:val="22"/>
+        </w:rPr>
+        <w:t>(</w:t>
+      </w:r>
+      <w:proofErr w:type="gramEnd"/>
+      <w:r>
+        <w:rPr>
+          <w:rStyle w:val="HTMLCode"/>
+          <w:rFonts w:ascii="Times New Roman" w:eastAsiaTheme="minorHAnsi" w:hAnsi="Times New Roman" w:cstheme="minorBidi"/>
+          <w:sz w:val="24"/>
+          <w:szCs w:val="22"/>
+        </w:rPr>
+        <w:t>) {</w:t>
+      </w:r>
+    </w:p>
+    <w:p>
+      <w:pPr>
+        <w:pStyle w:val="NoSpacing"/>
+        <w:rPr>
+          <w:rStyle w:val="HTMLCode"/>
+          <w:rFonts w:ascii="Times New Roman" w:eastAsiaTheme="minorHAnsi" w:hAnsi="Times New Roman" w:cstheme="minorBidi"/>
+          <w:sz w:val="24"/>
+          <w:szCs w:val="22"/>
+        </w:rPr>
+      </w:pPr>
+      <w:r>
+        <w:rPr>
+          <w:rStyle w:val="HTMLCode"/>
+          <w:rFonts w:ascii="Times New Roman" w:eastAsiaTheme="minorHAnsi" w:hAnsi="Times New Roman" w:cstheme="minorBidi"/>
+          <w:sz w:val="24"/>
+          <w:szCs w:val="22"/>
+        </w:rPr>
+        <w:t xml:space="preserve">    </w:t>
+      </w:r>
+      <w:r>
+        <w:rPr>
+          <w:rStyle w:val="g"/>
+        </w:rPr>
+        <w:t>return</w:t>
+      </w:r>
+      <w:r>
+        <w:rPr>
+          <w:rStyle w:val="HTMLCode"/>
+          <w:rFonts w:ascii="Times New Roman" w:eastAsiaTheme="minorHAnsi" w:hAnsi="Times New Roman" w:cstheme="minorBidi"/>
+          <w:sz w:val="24"/>
+          <w:szCs w:val="22"/>
+        </w:rPr>
+        <w:t xml:space="preserve"> </w:t>
+      </w:r>
+      <w:r>
+        <w:rPr>
+          <w:rStyle w:val="o"/>
+        </w:rPr>
+        <w:t>&lt;main&gt;</w:t>
+      </w:r>
+      <w:r>
+        <w:rPr>
+          <w:rStyle w:val="HTMLCode"/>
+          <w:rFonts w:ascii="Times New Roman" w:eastAsiaTheme="minorHAnsi" w:hAnsi="Times New Roman" w:cstheme="minorBidi"/>
+          <w:sz w:val="24"/>
+          <w:szCs w:val="22"/>
+        </w:rPr>
+        <w:t>Dashboard</w:t>
+      </w:r>
+      <w:r>
+        <w:rPr>
+          <w:rStyle w:val="o"/>
+        </w:rPr>
+        <w:t>&lt;/main&gt;</w:t>
+      </w:r>
+      <w:r>
+        <w:rPr>
+          <w:rStyle w:val="HTMLCode"/>
+          <w:rFonts w:ascii="Times New Roman" w:eastAsiaTheme="minorHAnsi" w:hAnsi="Times New Roman" w:cstheme="minorBidi"/>
+          <w:sz w:val="24"/>
+          <w:szCs w:val="22"/>
+        </w:rPr>
+        <w:t>;</w:t>
+      </w:r>
+    </w:p>
+    <w:p>
+      <w:pPr>
+        <w:pStyle w:val="NoSpacing"/>
+        <w:rPr>
+          <w:rStyle w:val="HTMLCode"/>
+          <w:rFonts w:ascii="Times New Roman" w:eastAsiaTheme="minorHAnsi" w:hAnsi="Times New Roman" w:cstheme="minorBidi"/>
+          <w:sz w:val="24"/>
+          <w:szCs w:val="22"/>
+        </w:rPr>
+      </w:pPr>
+      <w:r>
+        <w:rPr>
+          <w:rStyle w:val="HTMLCode"/>
+          <w:rFonts w:ascii="Times New Roman" w:eastAsiaTheme="minorHAnsi" w:hAnsi="Times New Roman" w:cstheme="minorBidi"/>
+          <w:sz w:val="24"/>
+          <w:szCs w:val="22"/>
+        </w:rPr>
+        <w:t>}</w:t>
+      </w:r>
+    </w:p>
+    <w:p>
+      <w:pPr>
+        <w:pStyle w:val="NoSpacing"/>
+        <w:rPr>
+          <w:rStyle w:val="HTMLCode"/>
+          <w:rFonts w:ascii="Times New Roman" w:eastAsiaTheme="minorHAnsi" w:hAnsi="Times New Roman" w:cstheme="minorBidi"/>
+          <w:sz w:val="24"/>
+          <w:szCs w:val="22"/>
+        </w:rPr>
+      </w:pPr>
+    </w:p>
+    <w:p>
+      <w:pPr>
+        <w:pStyle w:val="NoSpacing"/>
+        <w:rPr>
+          <w:rStyle w:val="HTMLCode"/>
+          <w:rFonts w:ascii="Times New Roman" w:eastAsiaTheme="minorHAnsi" w:hAnsi="Times New Roman" w:cstheme="minorBidi"/>
+          <w:sz w:val="24"/>
+          <w:szCs w:val="22"/>
+        </w:rPr>
+      </w:pPr>
+      <w:r>
+        <w:rPr>
+          <w:rStyle w:val="g"/>
+        </w:rPr>
+        <w:t>function</w:t>
+      </w:r>
+      <w:r>
+        <w:rPr>
+          <w:rStyle w:val="HTMLCode"/>
+          <w:rFonts w:ascii="Times New Roman" w:eastAsiaTheme="minorHAnsi" w:hAnsi="Times New Roman" w:cstheme="minorBidi"/>
+          <w:sz w:val="24"/>
+          <w:szCs w:val="22"/>
+        </w:rPr>
+        <w:t xml:space="preserve"> </w:t>
+      </w:r>
+      <w:proofErr w:type="gramStart"/>
+      <w:r>
+        <w:rPr>
+          <w:rStyle w:val="m"/>
+        </w:rPr>
+        <w:t>Footer</w:t>
+      </w:r>
+      <w:r>
+        <w:rPr>
+          <w:rStyle w:val="HTMLCode"/>
+          <w:rFonts w:ascii="Times New Roman" w:eastAsiaTheme="minorHAnsi" w:hAnsi="Times New Roman" w:cstheme="minorBidi"/>
+          <w:sz w:val="24"/>
+          <w:szCs w:val="22"/>
+        </w:rPr>
+        <w:t>(</w:t>
+      </w:r>
+      <w:proofErr w:type="gramEnd"/>
+      <w:r>
+        <w:rPr>
+          <w:rStyle w:val="HTMLCode"/>
+          <w:rFonts w:ascii="Times New Roman" w:eastAsiaTheme="minorHAnsi" w:hAnsi="Times New Roman" w:cstheme="minorBidi"/>
+          <w:sz w:val="24"/>
+          <w:szCs w:val="22"/>
+        </w:rPr>
+        <w:t>) {</w:t>
+      </w:r>
+    </w:p>
+    <w:p>
+      <w:pPr>
+        <w:pStyle w:val="NoSpacing"/>
+        <w:rPr>
+          <w:rStyle w:val="HTMLCode"/>
+          <w:rFonts w:ascii="Times New Roman" w:eastAsiaTheme="minorHAnsi" w:hAnsi="Times New Roman" w:cstheme="minorBidi"/>
+          <w:sz w:val="24"/>
+          <w:szCs w:val="22"/>
+        </w:rPr>
+      </w:pPr>
+      <w:r>
+        <w:rPr>
+          <w:rStyle w:val="HTMLCode"/>
+          <w:rFonts w:ascii="Times New Roman" w:eastAsiaTheme="minorHAnsi" w:hAnsi="Times New Roman" w:cstheme="minorBidi"/>
+          <w:sz w:val="24"/>
+          <w:szCs w:val="22"/>
+        </w:rPr>
+        <w:t xml:space="preserve">    </w:t>
+      </w:r>
+      <w:r>
+        <w:rPr>
+          <w:rStyle w:val="g"/>
+        </w:rPr>
+        <w:t>return</w:t>
+      </w:r>
+      <w:r>
+        <w:rPr>
+          <w:rStyle w:val="HTMLCode"/>
+          <w:rFonts w:ascii="Times New Roman" w:eastAsiaTheme="minorHAnsi" w:hAnsi="Times New Roman" w:cstheme="minorBidi"/>
+          <w:sz w:val="24"/>
+          <w:szCs w:val="22"/>
+        </w:rPr>
+        <w:t xml:space="preserve"> </w:t>
+      </w:r>
+      <w:r>
+        <w:rPr>
+          <w:rStyle w:val="o"/>
+        </w:rPr>
+        <w:t>&lt;footer&gt;</w:t>
+      </w:r>
+      <w:r>
+        <w:rPr>
+          <w:rStyle w:val="HTMLCode"/>
+          <w:rFonts w:ascii="Times New Roman" w:eastAsiaTheme="minorHAnsi" w:hAnsi="Times New Roman" w:cstheme="minorBidi"/>
+          <w:sz w:val="24"/>
+          <w:szCs w:val="22"/>
+        </w:rPr>
+        <w:t>Copyright</w:t>
+      </w:r>
+      <w:r>
+        <w:rPr>
+          <w:rStyle w:val="o"/>
+        </w:rPr>
+        <w:t>&lt;/footer&gt;</w:t>
+      </w:r>
+      <w:r>
+        <w:rPr>
+          <w:rStyle w:val="HTMLCode"/>
+          <w:rFonts w:ascii="Times New Roman" w:eastAsiaTheme="minorHAnsi" w:hAnsi="Times New Roman" w:cstheme="minorBidi"/>
+          <w:sz w:val="24"/>
+          <w:szCs w:val="22"/>
+        </w:rPr>
+        <w:t>;</w:t>
+      </w:r>
+    </w:p>
+    <w:p>
+      <w:pPr>
+        <w:pStyle w:val="NoSpacing"/>
+      </w:pPr>
+      <w:r>
+        <w:rPr>
+          <w:rStyle w:val="HTMLCode"/>
+          <w:rFonts w:ascii="Times New Roman" w:eastAsiaTheme="minorHAnsi" w:hAnsi="Times New Roman" w:cstheme="minorBidi"/>
+          <w:sz w:val="24"/>
+          <w:szCs w:val="22"/>
+        </w:rPr>
+        <w:t>}</w:t>
+      </w:r>
+    </w:p>
+    <w:p>
+      <w:pPr>
+        <w:pStyle w:val="NoSpacing"/>
+      </w:pPr>
+      <w:r>
+        <w:lastRenderedPageBreak/>
+        <w:t>Now combine them.</w:t>
+      </w:r>
+    </w:p>
+    <w:p>
+      <w:pPr>
+        <w:pStyle w:val="NoSpacing"/>
+        <w:rPr>
+          <w:rStyle w:val="HTMLCode"/>
+          <w:rFonts w:ascii="Times New Roman" w:eastAsiaTheme="minorHAnsi" w:hAnsi="Times New Roman" w:cstheme="minorBidi"/>
+          <w:sz w:val="24"/>
+          <w:szCs w:val="22"/>
+        </w:rPr>
+      </w:pPr>
+      <w:r>
+        <w:rPr>
+          <w:rStyle w:val="g"/>
+        </w:rPr>
+        <w:t>function</w:t>
+      </w:r>
+      <w:r>
+        <w:rPr>
+          <w:rStyle w:val="HTMLCode"/>
+          <w:rFonts w:ascii="Times New Roman" w:eastAsiaTheme="minorHAnsi" w:hAnsi="Times New Roman" w:cstheme="minorBidi"/>
+          <w:sz w:val="24"/>
+          <w:szCs w:val="22"/>
+        </w:rPr>
+        <w:t xml:space="preserve"> </w:t>
+      </w:r>
+      <w:proofErr w:type="gramStart"/>
+      <w:r>
+        <w:rPr>
+          <w:rStyle w:val="m"/>
+        </w:rPr>
+        <w:t>App</w:t>
+      </w:r>
+      <w:r>
+        <w:rPr>
+          <w:rStyle w:val="HTMLCode"/>
+          <w:rFonts w:ascii="Times New Roman" w:eastAsiaTheme="minorHAnsi" w:hAnsi="Times New Roman" w:cstheme="minorBidi"/>
+          <w:sz w:val="24"/>
+          <w:szCs w:val="22"/>
+        </w:rPr>
+        <w:t>(</w:t>
+      </w:r>
+      <w:proofErr w:type="gramEnd"/>
+      <w:r>
+        <w:rPr>
+          <w:rStyle w:val="HTMLCode"/>
+          <w:rFonts w:ascii="Times New Roman" w:eastAsiaTheme="minorHAnsi" w:hAnsi="Times New Roman" w:cstheme="minorBidi"/>
+          <w:sz w:val="24"/>
+          <w:szCs w:val="22"/>
+        </w:rPr>
+        <w:t>) {</w:t>
+      </w:r>
+    </w:p>
+    <w:p>
+      <w:pPr>
+        <w:pStyle w:val="NoSpacing"/>
+        <w:rPr>
+          <w:rStyle w:val="HTMLCode"/>
+          <w:rFonts w:ascii="Times New Roman" w:eastAsiaTheme="minorHAnsi" w:hAnsi="Times New Roman" w:cstheme="minorBidi"/>
+          <w:sz w:val="24"/>
+          <w:szCs w:val="22"/>
+        </w:rPr>
+      </w:pPr>
+      <w:r>
+        <w:rPr>
+          <w:rStyle w:val="HTMLCode"/>
+          <w:rFonts w:ascii="Times New Roman" w:eastAsiaTheme="minorHAnsi" w:hAnsi="Times New Roman" w:cstheme="minorBidi"/>
+          <w:sz w:val="24"/>
+          <w:szCs w:val="22"/>
+        </w:rPr>
+        <w:t xml:space="preserve">    </w:t>
+      </w:r>
+      <w:r>
+        <w:rPr>
+          <w:rStyle w:val="g"/>
+        </w:rPr>
+        <w:t>return</w:t>
+      </w:r>
+      <w:r>
+        <w:rPr>
+          <w:rStyle w:val="HTMLCode"/>
+          <w:rFonts w:ascii="Times New Roman" w:eastAsiaTheme="minorHAnsi" w:hAnsi="Times New Roman" w:cstheme="minorBidi"/>
+          <w:sz w:val="24"/>
+          <w:szCs w:val="22"/>
+        </w:rPr>
+        <w:t xml:space="preserve"> (</w:t>
+      </w:r>
+    </w:p>
+    <w:p>
+      <w:pPr>
+        <w:pStyle w:val="NoSpacing"/>
+        <w:rPr>
+          <w:rStyle w:val="HTMLCode"/>
+          <w:rFonts w:ascii="Times New Roman" w:eastAsiaTheme="minorHAnsi" w:hAnsi="Times New Roman" w:cstheme="minorBidi"/>
+          <w:sz w:val="24"/>
+          <w:szCs w:val="22"/>
+        </w:rPr>
+      </w:pPr>
+      <w:r>
+        <w:rPr>
+          <w:rStyle w:val="HTMLCode"/>
+          <w:rFonts w:ascii="Times New Roman" w:eastAsiaTheme="minorHAnsi" w:hAnsi="Times New Roman" w:cstheme="minorBidi"/>
+          <w:sz w:val="24"/>
+          <w:szCs w:val="22"/>
+        </w:rPr>
+        <w:t xml:space="preserve">        </w:t>
+      </w:r>
+      <w:r>
+        <w:rPr>
+          <w:rStyle w:val="o"/>
+        </w:rPr>
+        <w:t>&lt;&gt;</w:t>
+      </w:r>
+    </w:p>
+    <w:p>
+      <w:pPr>
+        <w:pStyle w:val="NoSpacing"/>
+        <w:rPr>
+          <w:rStyle w:val="HTMLCode"/>
+          <w:rFonts w:ascii="Times New Roman" w:eastAsiaTheme="minorHAnsi" w:hAnsi="Times New Roman" w:cstheme="minorBidi"/>
+          <w:sz w:val="24"/>
+          <w:szCs w:val="22"/>
+        </w:rPr>
+      </w:pPr>
+      <w:r>
+        <w:rPr>
+          <w:rStyle w:val="HTMLCode"/>
+          <w:rFonts w:ascii="Times New Roman" w:eastAsiaTheme="minorHAnsi" w:hAnsi="Times New Roman" w:cstheme="minorBidi"/>
+          <w:sz w:val="24"/>
+          <w:szCs w:val="22"/>
+        </w:rPr>
+        <w:t xml:space="preserve">            </w:t>
+      </w:r>
+      <w:r>
+        <w:rPr>
+          <w:rStyle w:val="o"/>
+        </w:rPr>
+        <w:t>&lt;Header</w:t>
+      </w:r>
+      <w:r>
+        <w:rPr>
+          <w:rStyle w:val="HTMLCode"/>
+          <w:rFonts w:ascii="Times New Roman" w:eastAsiaTheme="minorHAnsi" w:hAnsi="Times New Roman" w:cstheme="minorBidi"/>
+          <w:sz w:val="24"/>
+          <w:szCs w:val="22"/>
+        </w:rPr>
+        <w:t xml:space="preserve"> </w:t>
+      </w:r>
+      <w:r>
+        <w:rPr>
+          <w:rStyle w:val="o"/>
+        </w:rPr>
+        <w:t>/&gt;</w:t>
+      </w:r>
+    </w:p>
+    <w:p>
+      <w:pPr>
+        <w:pStyle w:val="NoSpacing"/>
+        <w:rPr>
+          <w:rStyle w:val="HTMLCode"/>
+          <w:rFonts w:ascii="Times New Roman" w:eastAsiaTheme="minorHAnsi" w:hAnsi="Times New Roman" w:cstheme="minorBidi"/>
+          <w:sz w:val="24"/>
+          <w:szCs w:val="22"/>
+        </w:rPr>
+      </w:pPr>
+      <w:r>
+        <w:rPr>
+          <w:rStyle w:val="HTMLCode"/>
+          <w:rFonts w:ascii="Times New Roman" w:eastAsiaTheme="minorHAnsi" w:hAnsi="Times New Roman" w:cstheme="minorBidi"/>
+          <w:sz w:val="24"/>
+          <w:szCs w:val="22"/>
+        </w:rPr>
+        <w:t xml:space="preserve">            </w:t>
+      </w:r>
+      <w:r>
+        <w:rPr>
+          <w:rStyle w:val="o"/>
+        </w:rPr>
+        <w:t>&lt;Sidebar</w:t>
+      </w:r>
+      <w:r>
+        <w:rPr>
+          <w:rStyle w:val="HTMLCode"/>
+          <w:rFonts w:ascii="Times New Roman" w:eastAsiaTheme="minorHAnsi" w:hAnsi="Times New Roman" w:cstheme="minorBidi"/>
+          <w:sz w:val="24"/>
+          <w:szCs w:val="22"/>
+        </w:rPr>
+        <w:t xml:space="preserve"> </w:t>
+      </w:r>
+      <w:r>
+        <w:rPr>
+          <w:rStyle w:val="o"/>
+        </w:rPr>
+        <w:t>/&gt;</w:t>
+      </w:r>
+    </w:p>
+    <w:p>
+      <w:pPr>
+        <w:pStyle w:val="NoSpacing"/>
+        <w:rPr>
+          <w:rStyle w:val="HTMLCode"/>
+          <w:rFonts w:ascii="Times New Roman" w:eastAsiaTheme="minorHAnsi" w:hAnsi="Times New Roman" w:cstheme="minorBidi"/>
+          <w:sz w:val="24"/>
+          <w:szCs w:val="22"/>
+        </w:rPr>
+      </w:pPr>
+      <w:r>
+        <w:rPr>
+          <w:rStyle w:val="HTMLCode"/>
+          <w:rFonts w:ascii="Times New Roman" w:eastAsiaTheme="minorHAnsi" w:hAnsi="Times New Roman" w:cstheme="minorBidi"/>
+          <w:sz w:val="24"/>
+          <w:szCs w:val="22"/>
+        </w:rPr>
+        <w:t xml:space="preserve">            </w:t>
+      </w:r>
+      <w:r>
+        <w:rPr>
+          <w:rStyle w:val="o"/>
+        </w:rPr>
+        <w:t>&lt;Content</w:t>
+      </w:r>
+      <w:r>
+        <w:rPr>
+          <w:rStyle w:val="HTMLCode"/>
+          <w:rFonts w:ascii="Times New Roman" w:eastAsiaTheme="minorHAnsi" w:hAnsi="Times New Roman" w:cstheme="minorBidi"/>
+          <w:sz w:val="24"/>
+          <w:szCs w:val="22"/>
+        </w:rPr>
+        <w:t xml:space="preserve"> </w:t>
+      </w:r>
+      <w:r>
+        <w:rPr>
+          <w:rStyle w:val="o"/>
+        </w:rPr>
+        <w:t>/&gt;</w:t>
+      </w:r>
+    </w:p>
+    <w:p>
+      <w:pPr>
+        <w:pStyle w:val="NoSpacing"/>
+        <w:rPr>
+          <w:rStyle w:val="HTMLCode"/>
+          <w:rFonts w:ascii="Times New Roman" w:eastAsiaTheme="minorHAnsi" w:hAnsi="Times New Roman" w:cstheme="minorBidi"/>
+          <w:sz w:val="24"/>
+          <w:szCs w:val="22"/>
+        </w:rPr>
+      </w:pPr>
+      <w:r>
+        <w:rPr>
+          <w:rStyle w:val="HTMLCode"/>
+          <w:rFonts w:ascii="Times New Roman" w:eastAsiaTheme="minorHAnsi" w:hAnsi="Times New Roman" w:cstheme="minorBidi"/>
+          <w:sz w:val="24"/>
+          <w:szCs w:val="22"/>
+        </w:rPr>
+        <w:t xml:space="preserve">            </w:t>
+      </w:r>
+      <w:r>
+        <w:rPr>
+          <w:rStyle w:val="o"/>
+        </w:rPr>
+        <w:t>&lt;Footer</w:t>
+      </w:r>
+      <w:r>
+        <w:rPr>
+          <w:rStyle w:val="HTMLCode"/>
+          <w:rFonts w:ascii="Times New Roman" w:eastAsiaTheme="minorHAnsi" w:hAnsi="Times New Roman" w:cstheme="minorBidi"/>
+          <w:sz w:val="24"/>
+          <w:szCs w:val="22"/>
+        </w:rPr>
+        <w:t xml:space="preserve"> </w:t>
+      </w:r>
+      <w:r>
+        <w:rPr>
+          <w:rStyle w:val="o"/>
+        </w:rPr>
+        <w:t>/&gt;</w:t>
+      </w:r>
+    </w:p>
+    <w:p>
+      <w:pPr>
+        <w:pStyle w:val="NoSpacing"/>
+        <w:rPr>
+          <w:rStyle w:val="HTMLCode"/>
+          <w:rFonts w:ascii="Times New Roman" w:eastAsiaTheme="minorHAnsi" w:hAnsi="Times New Roman" w:cstheme="minorBidi"/>
+          <w:sz w:val="24"/>
+          <w:szCs w:val="22"/>
+        </w:rPr>
+      </w:pPr>
+      <w:r>
+        <w:rPr>
+          <w:rStyle w:val="HTMLCode"/>
+          <w:rFonts w:ascii="Times New Roman" w:eastAsiaTheme="minorHAnsi" w:hAnsi="Times New Roman" w:cstheme="minorBidi"/>
+          <w:sz w:val="24"/>
+          <w:szCs w:val="22"/>
+        </w:rPr>
+        <w:t xml:space="preserve">        </w:t>
+      </w:r>
+      <w:r>
+        <w:rPr>
+          <w:rStyle w:val="o"/>
+        </w:rPr>
+        <w:t>&lt;/&gt;</w:t>
+      </w:r>
+    </w:p>
+    <w:p>
+      <w:pPr>
+        <w:pStyle w:val="NoSpacing"/>
+        <w:rPr>
+          <w:rStyle w:val="HTMLCode"/>
+          <w:rFonts w:ascii="Times New Roman" w:eastAsiaTheme="minorHAnsi" w:hAnsi="Times New Roman" w:cstheme="minorBidi"/>
+          <w:sz w:val="24"/>
+          <w:szCs w:val="22"/>
+        </w:rPr>
+      </w:pPr>
+      <w:r>
+        <w:rPr>
+          <w:rStyle w:val="HTMLCode"/>
+          <w:rFonts w:ascii="Times New Roman" w:eastAsiaTheme="minorHAnsi" w:hAnsi="Times New Roman" w:cstheme="minorBidi"/>
+          <w:sz w:val="24"/>
+          <w:szCs w:val="22"/>
+        </w:rPr>
+        <w:t xml:space="preserve">    );</w:t>
+      </w:r>
+    </w:p>
+    <w:p>
+      <w:pPr>
+        <w:pStyle w:val="NoSpacing"/>
+      </w:pPr>
+      <w:r>
+        <w:rPr>
+          <w:rStyle w:val="HTMLCode"/>
+          <w:rFonts w:ascii="Times New Roman" w:eastAsiaTheme="minorHAnsi" w:hAnsi="Times New Roman" w:cstheme="minorBidi"/>
+          <w:sz w:val="24"/>
+          <w:szCs w:val="22"/>
+        </w:rPr>
+        <w:t>}</w:t>
+      </w:r>
+    </w:p>
+    <w:p>
+      <w:pPr>
+        <w:pStyle w:val="NoSpacing"/>
+        <w:rPr>
+          <w:b/>
+        </w:rPr>
+      </w:pPr>
+      <w:r>
+        <w:rPr>
+          <w:b/>
+        </w:rPr>
+        <w:t>This is Composition.</w:t>
+      </w:r>
+    </w:p>
+    <w:p>
+      <w:pPr>
+        <w:pStyle w:val="NoSpacing"/>
+        <w:rPr>
+          <w:b/>
+        </w:rPr>
+      </w:pPr>
+    </w:p>
+    <w:p>
+      <w:pPr>
+        <w:pStyle w:val="NoSpacing"/>
+        <w:rPr>
+          <w:b/>
+        </w:rPr>
+      </w:pPr>
+      <w:r>
+        <w:rPr>
+          <w:b/>
+        </w:rPr>
+        <w:t>Types of Composition</w:t>
+      </w:r>
+    </w:p>
+    <w:p>
+      <w:pPr>
+        <w:pStyle w:val="NoSpacing"/>
+      </w:pPr>
+      <w:r>
+        <w:t>React composition mainly happens in three ways.</w:t>
+      </w:r>
+    </w:p>
+    <w:p>
+      <w:pPr>
+        <w:pStyle w:val="NoSpacing"/>
+        <w:numPr>
+          <w:ilvl w:val="0"/>
+          <w:numId w:val="24"/>
+        </w:numPr>
+        <w:rPr>
+          <w:rStyle w:val="HTMLCode"/>
+          <w:rFonts w:ascii="Times New Roman" w:eastAsiaTheme="minorHAnsi" w:hAnsi="Times New Roman" w:cstheme="minorBidi"/>
+          <w:sz w:val="24"/>
+          <w:szCs w:val="22"/>
+        </w:rPr>
+      </w:pPr>
+      <w:r>
+        <w:rPr>
+          <w:rStyle w:val="HTMLCode"/>
+          <w:rFonts w:ascii="Times New Roman" w:eastAsiaTheme="minorHAnsi" w:hAnsi="Times New Roman" w:cstheme="minorBidi"/>
+          <w:sz w:val="24"/>
+          <w:szCs w:val="22"/>
+        </w:rPr>
+        <w:t>Children Composition</w:t>
+      </w:r>
+    </w:p>
+    <w:p>
+      <w:pPr>
+        <w:pStyle w:val="NoSpacing"/>
+        <w:numPr>
+          <w:ilvl w:val="0"/>
+          <w:numId w:val="24"/>
+        </w:numPr>
+        <w:rPr>
+          <w:rStyle w:val="HTMLCode"/>
+          <w:rFonts w:ascii="Times New Roman" w:eastAsiaTheme="minorHAnsi" w:hAnsi="Times New Roman" w:cstheme="minorBidi"/>
+          <w:sz w:val="24"/>
+          <w:szCs w:val="22"/>
+        </w:rPr>
+      </w:pPr>
+      <w:r>
+        <w:rPr>
+          <w:rStyle w:val="HTMLCode"/>
+          <w:rFonts w:ascii="Times New Roman" w:eastAsiaTheme="minorHAnsi" w:hAnsi="Times New Roman" w:cstheme="minorBidi"/>
+          <w:sz w:val="24"/>
+          <w:szCs w:val="22"/>
+        </w:rPr>
+        <w:t>Props Composition</w:t>
+      </w:r>
+    </w:p>
+    <w:p>
+      <w:pPr>
+        <w:pStyle w:val="NoSpacing"/>
+        <w:numPr>
+          <w:ilvl w:val="0"/>
+          <w:numId w:val="24"/>
+        </w:numPr>
+      </w:pPr>
+      <w:r>
+        <w:rPr>
+          <w:rStyle w:val="HTMLCode"/>
+          <w:rFonts w:ascii="Times New Roman" w:eastAsiaTheme="minorHAnsi" w:hAnsi="Times New Roman" w:cstheme="minorBidi"/>
+          <w:sz w:val="24"/>
+          <w:szCs w:val="22"/>
+        </w:rPr>
+        <w:t>Compound Components</w:t>
+      </w:r>
+    </w:p>
+    <w:p>
+      <w:pPr>
+        <w:pStyle w:val="NoSpacing"/>
+        <w:rPr>
+          <w:b/>
+        </w:rPr>
+      </w:pPr>
+    </w:p>
+    <w:p>
+      <w:pPr>
+        <w:pStyle w:val="NoSpacing"/>
+        <w:rPr>
+          <w:b/>
+        </w:rPr>
+      </w:pPr>
+      <w:r>
+        <w:rPr>
+          <w:b/>
+        </w:rPr>
+        <w:t>1. Composition using children</w:t>
+      </w:r>
+    </w:p>
+    <w:p>
+      <w:pPr>
+        <w:pStyle w:val="NoSpacing"/>
+      </w:pPr>
+      <w:r>
+        <w:t xml:space="preserve">The </w:t>
+      </w:r>
+      <w:r>
+        <w:rPr>
+          <w:rStyle w:val="HTMLCode"/>
+          <w:rFonts w:ascii="Times New Roman" w:eastAsiaTheme="minorHAnsi" w:hAnsi="Times New Roman" w:cstheme="minorBidi"/>
+          <w:sz w:val="24"/>
+          <w:szCs w:val="22"/>
+        </w:rPr>
+        <w:t>children</w:t>
+      </w:r>
+      <w:r>
+        <w:t xml:space="preserve"> prop is the most common composition pattern.</w:t>
+      </w:r>
+    </w:p>
+    <w:p>
+      <w:pPr>
+        <w:pStyle w:val="NoSpacing"/>
+        <w:rPr>
+          <w:b/>
+        </w:rPr>
+      </w:pPr>
+      <w:r>
+        <w:rPr>
+          <w:b/>
+        </w:rPr>
+        <w:t>Example</w:t>
+      </w:r>
+    </w:p>
+    <w:p>
+      <w:pPr>
+        <w:pStyle w:val="NoSpacing"/>
+        <w:rPr>
+          <w:rStyle w:val="HTMLCode"/>
+          <w:rFonts w:ascii="Times New Roman" w:eastAsiaTheme="minorHAnsi" w:hAnsi="Times New Roman" w:cstheme="minorBidi"/>
+          <w:sz w:val="24"/>
+          <w:szCs w:val="22"/>
+        </w:rPr>
+      </w:pPr>
+      <w:r>
+        <w:rPr>
+          <w:rStyle w:val="g"/>
+        </w:rPr>
+        <w:t>function</w:t>
+      </w:r>
+      <w:r>
+        <w:rPr>
+          <w:rStyle w:val="HTMLCode"/>
+          <w:rFonts w:ascii="Times New Roman" w:eastAsiaTheme="minorHAnsi" w:hAnsi="Times New Roman" w:cstheme="minorBidi"/>
+          <w:sz w:val="24"/>
+          <w:szCs w:val="22"/>
+        </w:rPr>
+        <w:t xml:space="preserve"> </w:t>
+      </w:r>
+      <w:proofErr w:type="gramStart"/>
+      <w:r>
+        <w:rPr>
+          <w:rStyle w:val="m"/>
+        </w:rPr>
+        <w:t>Card</w:t>
+      </w:r>
+      <w:r>
+        <w:rPr>
+          <w:rStyle w:val="HTMLCode"/>
+          <w:rFonts w:ascii="Times New Roman" w:eastAsiaTheme="minorHAnsi" w:hAnsi="Times New Roman" w:cstheme="minorBidi"/>
+          <w:sz w:val="24"/>
+          <w:szCs w:val="22"/>
+        </w:rPr>
+        <w:t>(</w:t>
+      </w:r>
+      <w:proofErr w:type="gramEnd"/>
+      <w:r>
+        <w:rPr>
+          <w:rStyle w:val="HTMLCode"/>
+          <w:rFonts w:ascii="Times New Roman" w:eastAsiaTheme="minorHAnsi" w:hAnsi="Times New Roman" w:cstheme="minorBidi"/>
+          <w:sz w:val="24"/>
+          <w:szCs w:val="22"/>
+        </w:rPr>
+        <w:t>{ children }) {</w:t>
+      </w:r>
+    </w:p>
+    <w:p>
+      <w:pPr>
+        <w:pStyle w:val="NoSpacing"/>
+        <w:rPr>
+          <w:rStyle w:val="HTMLCode"/>
+          <w:rFonts w:ascii="Times New Roman" w:eastAsiaTheme="minorHAnsi" w:hAnsi="Times New Roman" w:cstheme="minorBidi"/>
+          <w:sz w:val="24"/>
+          <w:szCs w:val="22"/>
+        </w:rPr>
+      </w:pPr>
+      <w:r>
+        <w:rPr>
+          <w:rStyle w:val="HTMLCode"/>
+          <w:rFonts w:ascii="Times New Roman" w:eastAsiaTheme="minorHAnsi" w:hAnsi="Times New Roman" w:cstheme="minorBidi"/>
+          <w:sz w:val="24"/>
+          <w:szCs w:val="22"/>
+        </w:rPr>
+        <w:t xml:space="preserve">    </w:t>
+      </w:r>
+      <w:r>
+        <w:rPr>
+          <w:rStyle w:val="g"/>
+        </w:rPr>
+        <w:t>return</w:t>
+      </w:r>
+      <w:r>
+        <w:rPr>
+          <w:rStyle w:val="HTMLCode"/>
+          <w:rFonts w:ascii="Times New Roman" w:eastAsiaTheme="minorHAnsi" w:hAnsi="Times New Roman" w:cstheme="minorBidi"/>
+          <w:sz w:val="24"/>
+          <w:szCs w:val="22"/>
+        </w:rPr>
+        <w:t xml:space="preserve"> (</w:t>
+      </w:r>
+    </w:p>
+    <w:p>
+      <w:pPr>
+        <w:pStyle w:val="NoSpacing"/>
+        <w:rPr>
+          <w:rStyle w:val="HTMLCode"/>
+          <w:rFonts w:ascii="Times New Roman" w:eastAsiaTheme="minorHAnsi" w:hAnsi="Times New Roman" w:cstheme="minorBidi"/>
+          <w:sz w:val="24"/>
+          <w:szCs w:val="22"/>
+        </w:rPr>
+      </w:pPr>
+      <w:r>
+        <w:rPr>
+          <w:rStyle w:val="HTMLCode"/>
+          <w:rFonts w:ascii="Times New Roman" w:eastAsiaTheme="minorHAnsi" w:hAnsi="Times New Roman" w:cstheme="minorBidi"/>
+          <w:sz w:val="24"/>
+          <w:szCs w:val="22"/>
+        </w:rPr>
+        <w:t xml:space="preserve">        </w:t>
+      </w:r>
+      <w:r>
+        <w:rPr>
+          <w:rStyle w:val="o"/>
+        </w:rPr>
+        <w:t>&lt;div</w:t>
+      </w:r>
+      <w:r>
+        <w:rPr>
+          <w:rStyle w:val="HTMLCode"/>
+          <w:rFonts w:ascii="Times New Roman" w:eastAsiaTheme="minorHAnsi" w:hAnsi="Times New Roman" w:cstheme="minorBidi"/>
+          <w:sz w:val="24"/>
+          <w:szCs w:val="22"/>
+        </w:rPr>
+        <w:t xml:space="preserve"> </w:t>
+      </w:r>
+      <w:proofErr w:type="spellStart"/>
+      <w:r>
+        <w:rPr>
+          <w:rStyle w:val="n"/>
+        </w:rPr>
+        <w:t>className</w:t>
+      </w:r>
+      <w:proofErr w:type="spellEnd"/>
+      <w:r>
+        <w:rPr>
+          <w:rStyle w:val="g"/>
+        </w:rPr>
+        <w:t>=</w:t>
+      </w:r>
+      <w:r>
+        <w:rPr>
+          <w:rStyle w:val="k"/>
+        </w:rPr>
+        <w:t>"card"</w:t>
+      </w:r>
+      <w:r>
+        <w:rPr>
+          <w:rStyle w:val="o"/>
+        </w:rPr>
+        <w:t>&gt;</w:t>
+      </w:r>
+    </w:p>
+    <w:p>
+      <w:pPr>
+        <w:pStyle w:val="NoSpacing"/>
+        <w:rPr>
+          <w:rStyle w:val="HTMLCode"/>
+          <w:rFonts w:ascii="Times New Roman" w:eastAsiaTheme="minorHAnsi" w:hAnsi="Times New Roman" w:cstheme="minorBidi"/>
+          <w:sz w:val="24"/>
+          <w:szCs w:val="22"/>
+        </w:rPr>
+      </w:pPr>
+      <w:r>
+        <w:rPr>
+          <w:rStyle w:val="HTMLCode"/>
+          <w:rFonts w:ascii="Times New Roman" w:eastAsiaTheme="minorHAnsi" w:hAnsi="Times New Roman" w:cstheme="minorBidi"/>
+          <w:sz w:val="24"/>
+          <w:szCs w:val="22"/>
+        </w:rPr>
+        <w:t xml:space="preserve">            {</w:t>
+      </w:r>
+      <w:r>
+        <w:rPr>
+          <w:rStyle w:val="m"/>
+        </w:rPr>
+        <w:t>children</w:t>
+      </w:r>
+      <w:r>
+        <w:rPr>
+          <w:rStyle w:val="HTMLCode"/>
+          <w:rFonts w:ascii="Times New Roman" w:eastAsiaTheme="minorHAnsi" w:hAnsi="Times New Roman" w:cstheme="minorBidi"/>
+          <w:sz w:val="24"/>
+          <w:szCs w:val="22"/>
+        </w:rPr>
+        <w:t>}</w:t>
+      </w:r>
+    </w:p>
+    <w:p>
+      <w:pPr>
+        <w:pStyle w:val="NoSpacing"/>
+        <w:rPr>
+          <w:rStyle w:val="HTMLCode"/>
+          <w:rFonts w:ascii="Times New Roman" w:eastAsiaTheme="minorHAnsi" w:hAnsi="Times New Roman" w:cstheme="minorBidi"/>
+          <w:sz w:val="24"/>
+          <w:szCs w:val="22"/>
+        </w:rPr>
+      </w:pPr>
+      <w:r>
+        <w:rPr>
+          <w:rStyle w:val="HTMLCode"/>
+          <w:rFonts w:ascii="Times New Roman" w:eastAsiaTheme="minorHAnsi" w:hAnsi="Times New Roman" w:cstheme="minorBidi"/>
+          <w:sz w:val="24"/>
+          <w:szCs w:val="22"/>
+        </w:rPr>
+        <w:t xml:space="preserve">        </w:t>
+      </w:r>
+      <w:r>
+        <w:rPr>
+          <w:rStyle w:val="o"/>
+        </w:rPr>
+        <w:t>&lt;/div&gt;</w:t>
+      </w:r>
+    </w:p>
+    <w:p>
+      <w:pPr>
+        <w:pStyle w:val="NoSpacing"/>
+        <w:rPr>
+          <w:rStyle w:val="HTMLCode"/>
+          <w:rFonts w:ascii="Times New Roman" w:eastAsiaTheme="minorHAnsi" w:hAnsi="Times New Roman" w:cstheme="minorBidi"/>
+          <w:sz w:val="24"/>
+          <w:szCs w:val="22"/>
+        </w:rPr>
+      </w:pPr>
+      <w:r>
+        <w:rPr>
+          <w:rStyle w:val="HTMLCode"/>
+          <w:rFonts w:ascii="Times New Roman" w:eastAsiaTheme="minorHAnsi" w:hAnsi="Times New Roman" w:cstheme="minorBidi"/>
+          <w:sz w:val="24"/>
+          <w:szCs w:val="22"/>
+        </w:rPr>
+        <w:t xml:space="preserve">    );</w:t>
+      </w:r>
+    </w:p>
+    <w:p>
+      <w:pPr>
+        <w:pStyle w:val="NoSpacing"/>
+      </w:pPr>
+      <w:r>
+        <w:rPr>
+          <w:rStyle w:val="HTMLCode"/>
+          <w:rFonts w:ascii="Times New Roman" w:eastAsiaTheme="minorHAnsi" w:hAnsi="Times New Roman" w:cstheme="minorBidi"/>
+          <w:sz w:val="24"/>
+          <w:szCs w:val="22"/>
+        </w:rPr>
+        <w:t>}</w:t>
+      </w:r>
+    </w:p>
+    <w:p>
+      <w:pPr>
+        <w:pStyle w:val="NoSpacing"/>
+        <w:rPr>
+          <w:b/>
+        </w:rPr>
+      </w:pPr>
+      <w:r>
+        <w:rPr>
+          <w:b/>
+        </w:rPr>
+        <w:t>Use it</w:t>
+      </w:r>
+    </w:p>
+    <w:p>
+      <w:pPr>
+        <w:pStyle w:val="NoSpacing"/>
+        <w:rPr>
+          <w:rStyle w:val="HTMLCode"/>
+          <w:rFonts w:ascii="Times New Roman" w:eastAsiaTheme="minorHAnsi" w:hAnsi="Times New Roman" w:cstheme="minorBidi"/>
+          <w:sz w:val="24"/>
+          <w:szCs w:val="22"/>
+        </w:rPr>
+      </w:pPr>
+      <w:r>
+        <w:rPr>
+          <w:rStyle w:val="o"/>
+        </w:rPr>
+        <w:t>&lt;Card&gt;</w:t>
+      </w:r>
+    </w:p>
+    <w:p>
+      <w:pPr>
+        <w:pStyle w:val="NoSpacing"/>
+        <w:rPr>
+          <w:rStyle w:val="HTMLCode"/>
+          <w:rFonts w:ascii="Times New Roman" w:eastAsiaTheme="minorHAnsi" w:hAnsi="Times New Roman" w:cstheme="minorBidi"/>
+          <w:sz w:val="24"/>
+          <w:szCs w:val="22"/>
+        </w:rPr>
+      </w:pPr>
+      <w:r>
+        <w:rPr>
+          <w:rStyle w:val="HTMLCode"/>
+          <w:rFonts w:ascii="Times New Roman" w:eastAsiaTheme="minorHAnsi" w:hAnsi="Times New Roman" w:cstheme="minorBidi"/>
+          <w:sz w:val="24"/>
+          <w:szCs w:val="22"/>
+        </w:rPr>
+        <w:t xml:space="preserve">    </w:t>
+      </w:r>
+      <w:r>
+        <w:rPr>
+          <w:rStyle w:val="o"/>
+        </w:rPr>
+        <w:t>&lt;h2&gt;</w:t>
+      </w:r>
+      <w:r>
+        <w:rPr>
+          <w:rStyle w:val="HTMLCode"/>
+          <w:rFonts w:ascii="Times New Roman" w:eastAsiaTheme="minorHAnsi" w:hAnsi="Times New Roman" w:cstheme="minorBidi"/>
+          <w:sz w:val="24"/>
+          <w:szCs w:val="22"/>
+        </w:rPr>
+        <w:t>React</w:t>
+      </w:r>
+      <w:r>
+        <w:rPr>
+          <w:rStyle w:val="o"/>
+        </w:rPr>
+        <w:t>&lt;/h2&gt;</w:t>
+      </w:r>
+    </w:p>
+    <w:p>
+      <w:pPr>
+        <w:pStyle w:val="NoSpacing"/>
+        <w:rPr>
+          <w:rStyle w:val="HTMLCode"/>
+          <w:rFonts w:ascii="Times New Roman" w:eastAsiaTheme="minorHAnsi" w:hAnsi="Times New Roman" w:cstheme="minorBidi"/>
+          <w:sz w:val="24"/>
+          <w:szCs w:val="22"/>
+        </w:rPr>
+      </w:pPr>
+      <w:r>
+        <w:rPr>
+          <w:rStyle w:val="HTMLCode"/>
+          <w:rFonts w:ascii="Times New Roman" w:eastAsiaTheme="minorHAnsi" w:hAnsi="Times New Roman" w:cstheme="minorBidi"/>
+          <w:sz w:val="24"/>
+          <w:szCs w:val="22"/>
+        </w:rPr>
+        <w:t xml:space="preserve">    </w:t>
+      </w:r>
+      <w:r>
+        <w:rPr>
+          <w:rStyle w:val="o"/>
+        </w:rPr>
+        <w:t>&lt;p&gt;</w:t>
+      </w:r>
+      <w:r>
+        <w:rPr>
+          <w:rStyle w:val="HTMLCode"/>
+          <w:rFonts w:ascii="Times New Roman" w:eastAsiaTheme="minorHAnsi" w:hAnsi="Times New Roman" w:cstheme="minorBidi"/>
+          <w:sz w:val="24"/>
+          <w:szCs w:val="22"/>
+        </w:rPr>
+        <w:t>Composition Example</w:t>
+      </w:r>
+      <w:r>
+        <w:rPr>
+          <w:rStyle w:val="o"/>
+        </w:rPr>
+        <w:t>&lt;/p&gt;</w:t>
+      </w:r>
+    </w:p>
+    <w:p>
+      <w:pPr>
+        <w:pStyle w:val="NoSpacing"/>
+      </w:pPr>
+      <w:r>
+        <w:rPr>
+          <w:rStyle w:val="o"/>
+        </w:rPr>
+        <w:t>&lt;/Card&gt;</w:t>
+      </w:r>
+    </w:p>
+    <w:p>
+      <w:pPr>
+        <w:pStyle w:val="NoSpacing"/>
+        <w:rPr>
+          <w:b/>
+        </w:rPr>
+      </w:pPr>
+    </w:p>
+    <w:p>
+      <w:pPr>
+        <w:pStyle w:val="NoSpacing"/>
+        <w:rPr>
+          <w:b/>
+        </w:rPr>
+      </w:pPr>
+      <w:r>
+        <w:rPr>
+          <w:b/>
+        </w:rPr>
+        <w:t>2. Composition using Props</w:t>
+      </w:r>
+    </w:p>
+    <w:p>
+      <w:pPr>
+        <w:pStyle w:val="NoSpacing"/>
+      </w:pPr>
+      <w:r>
+        <w:t>Instead of children, components can receive other components through props.</w:t>
+      </w:r>
+    </w:p>
+    <w:p>
+      <w:pPr>
+        <w:pStyle w:val="NoSpacing"/>
+        <w:rPr>
+          <w:b/>
+        </w:rPr>
+      </w:pPr>
+      <w:r>
+        <w:rPr>
+          <w:b/>
+        </w:rPr>
+        <w:t>Example</w:t>
+      </w:r>
+    </w:p>
+    <w:p>
+      <w:pPr>
+        <w:pStyle w:val="NoSpacing"/>
+        <w:rPr>
+          <w:rStyle w:val="HTMLCode"/>
+          <w:rFonts w:ascii="Times New Roman" w:eastAsiaTheme="minorHAnsi" w:hAnsi="Times New Roman" w:cstheme="minorBidi"/>
+          <w:sz w:val="24"/>
+          <w:szCs w:val="22"/>
+        </w:rPr>
+      </w:pPr>
+      <w:r>
+        <w:rPr>
+          <w:rStyle w:val="g"/>
+        </w:rPr>
+        <w:t>function</w:t>
+      </w:r>
+      <w:r>
+        <w:rPr>
+          <w:rStyle w:val="HTMLCode"/>
+          <w:rFonts w:ascii="Times New Roman" w:eastAsiaTheme="minorHAnsi" w:hAnsi="Times New Roman" w:cstheme="minorBidi"/>
+          <w:sz w:val="24"/>
+          <w:szCs w:val="22"/>
+        </w:rPr>
+        <w:t xml:space="preserve"> </w:t>
+      </w:r>
+      <w:r>
+        <w:rPr>
+          <w:rStyle w:val="m"/>
+        </w:rPr>
+        <w:t>Layout</w:t>
+      </w:r>
+      <w:r>
+        <w:rPr>
+          <w:rStyle w:val="HTMLCode"/>
+          <w:rFonts w:ascii="Times New Roman" w:eastAsiaTheme="minorHAnsi" w:hAnsi="Times New Roman" w:cstheme="minorBidi"/>
+          <w:sz w:val="24"/>
+          <w:szCs w:val="22"/>
+        </w:rPr>
+        <w:t xml:space="preserve"> ({header, sidebar, content}) {</w:t>
+      </w:r>
+    </w:p>
+    <w:p>
+      <w:pPr>
+        <w:pStyle w:val="NoSpacing"/>
+        <w:rPr>
+          <w:rStyle w:val="HTMLCode"/>
+          <w:rFonts w:ascii="Times New Roman" w:eastAsiaTheme="minorHAnsi" w:hAnsi="Times New Roman" w:cstheme="minorBidi"/>
+          <w:sz w:val="24"/>
+          <w:szCs w:val="22"/>
+        </w:rPr>
+      </w:pPr>
+      <w:r>
+        <w:rPr>
+          <w:rStyle w:val="HTMLCode"/>
+          <w:rFonts w:ascii="Times New Roman" w:eastAsiaTheme="minorHAnsi" w:hAnsi="Times New Roman" w:cstheme="minorBidi"/>
+          <w:sz w:val="24"/>
+          <w:szCs w:val="22"/>
+        </w:rPr>
+        <w:t xml:space="preserve">    </w:t>
+      </w:r>
+      <w:r>
+        <w:rPr>
+          <w:rStyle w:val="g"/>
+        </w:rPr>
+        <w:t>return</w:t>
+      </w:r>
+      <w:r>
+        <w:rPr>
+          <w:rStyle w:val="HTMLCode"/>
+          <w:rFonts w:ascii="Times New Roman" w:eastAsiaTheme="minorHAnsi" w:hAnsi="Times New Roman" w:cstheme="minorBidi"/>
+          <w:sz w:val="24"/>
+          <w:szCs w:val="22"/>
+        </w:rPr>
+        <w:t xml:space="preserve"> (</w:t>
+      </w:r>
+    </w:p>
+    <w:p>
+      <w:pPr>
+        <w:pStyle w:val="NoSpacing"/>
+        <w:rPr>
+          <w:rStyle w:val="HTMLCode"/>
+          <w:rFonts w:ascii="Times New Roman" w:eastAsiaTheme="minorHAnsi" w:hAnsi="Times New Roman" w:cstheme="minorBidi"/>
+          <w:sz w:val="24"/>
+          <w:szCs w:val="22"/>
+        </w:rPr>
+      </w:pPr>
+      <w:r>
+        <w:rPr>
+          <w:rStyle w:val="HTMLCode"/>
+          <w:rFonts w:ascii="Times New Roman" w:eastAsiaTheme="minorHAnsi" w:hAnsi="Times New Roman" w:cstheme="minorBidi"/>
+          <w:sz w:val="24"/>
+          <w:szCs w:val="22"/>
+        </w:rPr>
+        <w:t xml:space="preserve">        </w:t>
+      </w:r>
+      <w:r>
+        <w:rPr>
+          <w:rStyle w:val="o"/>
+        </w:rPr>
+        <w:t>&lt;&gt;</w:t>
+      </w:r>
+    </w:p>
+    <w:p>
+      <w:pPr>
+        <w:pStyle w:val="NoSpacing"/>
+        <w:rPr>
+          <w:rStyle w:val="HTMLCode"/>
+          <w:rFonts w:ascii="Times New Roman" w:eastAsiaTheme="minorHAnsi" w:hAnsi="Times New Roman" w:cstheme="minorBidi"/>
+          <w:sz w:val="24"/>
+          <w:szCs w:val="22"/>
+        </w:rPr>
+      </w:pPr>
+      <w:r>
+        <w:rPr>
+          <w:rStyle w:val="HTMLCode"/>
+          <w:rFonts w:ascii="Times New Roman" w:eastAsiaTheme="minorHAnsi" w:hAnsi="Times New Roman" w:cstheme="minorBidi"/>
+          <w:sz w:val="24"/>
+          <w:szCs w:val="22"/>
+        </w:rPr>
+        <w:t xml:space="preserve">            {</w:t>
+      </w:r>
+      <w:r>
+        <w:rPr>
+          <w:rStyle w:val="m"/>
+        </w:rPr>
+        <w:t>header</w:t>
+      </w:r>
+      <w:r>
+        <w:rPr>
+          <w:rStyle w:val="HTMLCode"/>
+          <w:rFonts w:ascii="Times New Roman" w:eastAsiaTheme="minorHAnsi" w:hAnsi="Times New Roman" w:cstheme="minorBidi"/>
+          <w:sz w:val="24"/>
+          <w:szCs w:val="22"/>
+        </w:rPr>
+        <w:t>}</w:t>
+      </w:r>
+    </w:p>
+    <w:p>
+      <w:pPr>
+        <w:pStyle w:val="NoSpacing"/>
+        <w:rPr>
+          <w:rStyle w:val="HTMLCode"/>
+          <w:rFonts w:ascii="Times New Roman" w:eastAsiaTheme="minorHAnsi" w:hAnsi="Times New Roman" w:cstheme="minorBidi"/>
+          <w:sz w:val="24"/>
+          <w:szCs w:val="22"/>
+        </w:rPr>
+      </w:pPr>
+      <w:r>
+        <w:rPr>
+          <w:rStyle w:val="HTMLCode"/>
+          <w:rFonts w:ascii="Times New Roman" w:eastAsiaTheme="minorHAnsi" w:hAnsi="Times New Roman" w:cstheme="minorBidi"/>
+          <w:sz w:val="24"/>
+          <w:szCs w:val="22"/>
+        </w:rPr>
+        <w:t xml:space="preserve">            {</w:t>
+      </w:r>
+      <w:r>
+        <w:rPr>
+          <w:rStyle w:val="m"/>
+        </w:rPr>
+        <w:t>sidebar</w:t>
+      </w:r>
+      <w:r>
+        <w:rPr>
+          <w:rStyle w:val="HTMLCode"/>
+          <w:rFonts w:ascii="Times New Roman" w:eastAsiaTheme="minorHAnsi" w:hAnsi="Times New Roman" w:cstheme="minorBidi"/>
+          <w:sz w:val="24"/>
+          <w:szCs w:val="22"/>
+        </w:rPr>
+        <w:t>}</w:t>
+      </w:r>
+    </w:p>
+    <w:p>
+      <w:pPr>
+        <w:pStyle w:val="NoSpacing"/>
+        <w:rPr>
+          <w:rStyle w:val="HTMLCode"/>
+          <w:rFonts w:ascii="Times New Roman" w:eastAsiaTheme="minorHAnsi" w:hAnsi="Times New Roman" w:cstheme="minorBidi"/>
+          <w:sz w:val="24"/>
+          <w:szCs w:val="22"/>
+        </w:rPr>
+      </w:pPr>
+      <w:r>
+        <w:rPr>
+          <w:rStyle w:val="HTMLCode"/>
+          <w:rFonts w:ascii="Times New Roman" w:eastAsiaTheme="minorHAnsi" w:hAnsi="Times New Roman" w:cstheme="minorBidi"/>
+          <w:sz w:val="24"/>
+          <w:szCs w:val="22"/>
+        </w:rPr>
+        <w:t xml:space="preserve">            {</w:t>
+      </w:r>
+      <w:r>
+        <w:rPr>
+          <w:rStyle w:val="m"/>
+        </w:rPr>
+        <w:t>content</w:t>
+      </w:r>
+      <w:r>
+        <w:rPr>
+          <w:rStyle w:val="HTMLCode"/>
+          <w:rFonts w:ascii="Times New Roman" w:eastAsiaTheme="minorHAnsi" w:hAnsi="Times New Roman" w:cstheme="minorBidi"/>
+          <w:sz w:val="24"/>
+          <w:szCs w:val="22"/>
+        </w:rPr>
+        <w:t>}</w:t>
+      </w:r>
+    </w:p>
+    <w:p>
+      <w:pPr>
+        <w:pStyle w:val="NoSpacing"/>
+        <w:rPr>
+          <w:rStyle w:val="HTMLCode"/>
+          <w:rFonts w:ascii="Times New Roman" w:eastAsiaTheme="minorHAnsi" w:hAnsi="Times New Roman" w:cstheme="minorBidi"/>
+          <w:sz w:val="24"/>
+          <w:szCs w:val="22"/>
+        </w:rPr>
+      </w:pPr>
+      <w:r>
+        <w:rPr>
+          <w:rStyle w:val="HTMLCode"/>
+          <w:rFonts w:ascii="Times New Roman" w:eastAsiaTheme="minorHAnsi" w:hAnsi="Times New Roman" w:cstheme="minorBidi"/>
+          <w:sz w:val="24"/>
+          <w:szCs w:val="22"/>
+        </w:rPr>
+        <w:t xml:space="preserve">        </w:t>
+      </w:r>
+      <w:r>
+        <w:rPr>
+          <w:rStyle w:val="o"/>
+        </w:rPr>
+        <w:t>&lt;/&gt;</w:t>
+      </w:r>
+    </w:p>
+    <w:p>
+      <w:pPr>
+        <w:pStyle w:val="NoSpacing"/>
+        <w:rPr>
+          <w:rStyle w:val="HTMLCode"/>
+          <w:rFonts w:ascii="Times New Roman" w:eastAsiaTheme="minorHAnsi" w:hAnsi="Times New Roman" w:cstheme="minorBidi"/>
+          <w:sz w:val="24"/>
+          <w:szCs w:val="22"/>
+        </w:rPr>
+      </w:pPr>
+      <w:r>
+        <w:rPr>
+          <w:rStyle w:val="HTMLCode"/>
+          <w:rFonts w:ascii="Times New Roman" w:eastAsiaTheme="minorHAnsi" w:hAnsi="Times New Roman" w:cstheme="minorBidi"/>
+          <w:sz w:val="24"/>
+          <w:szCs w:val="22"/>
+        </w:rPr>
+        <w:t xml:space="preserve">    );</w:t>
+      </w:r>
+    </w:p>
+    <w:p>
+      <w:pPr>
+        <w:pStyle w:val="NoSpacing"/>
+      </w:pPr>
+      <w:r>
+        <w:rPr>
+          <w:rStyle w:val="HTMLCode"/>
+          <w:rFonts w:ascii="Times New Roman" w:eastAsiaTheme="minorHAnsi" w:hAnsi="Times New Roman" w:cstheme="minorBidi"/>
+          <w:sz w:val="24"/>
+          <w:szCs w:val="22"/>
+        </w:rPr>
+        <w:t>}</w:t>
+      </w:r>
+    </w:p>
+    <w:p>
+      <w:pPr>
+        <w:pStyle w:val="NoSpacing"/>
+        <w:rPr>
+          <w:b/>
+        </w:rPr>
+      </w:pPr>
+    </w:p>
+    <w:p>
+      <w:pPr>
+        <w:pStyle w:val="NoSpacing"/>
+      </w:pPr>
+    </w:p>
+    <w:p>
+      <w:pPr>
+        <w:pStyle w:val="NoSpacing"/>
+      </w:pPr>
+    </w:p>
+    <w:p>
+      <w:pPr>
+        <w:pStyle w:val="NoSpacing"/>
+        <w:rPr>
+          <w:b/>
+        </w:rPr>
+      </w:pPr>
+      <w:r>
+        <w:rPr>
+          <w:b/>
+        </w:rPr>
+        <w:lastRenderedPageBreak/>
+        <w:t>3. Compound Components</w:t>
+      </w:r>
+    </w:p>
+    <w:p>
+      <w:pPr>
+        <w:pStyle w:val="NoSpacing"/>
+      </w:pPr>
+      <w:r>
+        <w:t xml:space="preserve">One component controls multiple related child </w:t>
+      </w:r>
+      <w:proofErr w:type="gramStart"/>
+      <w:r>
+        <w:t>components</w:t>
+      </w:r>
+      <w:proofErr w:type="gramEnd"/>
+      <w:r>
+        <w:t>.</w:t>
+      </w:r>
+    </w:p>
+    <w:p>
+      <w:pPr>
+        <w:pStyle w:val="NoSpacing"/>
+      </w:pPr>
+      <w:r>
+        <w:t>Example</w:t>
+      </w:r>
+    </w:p>
+    <w:p>
+      <w:pPr>
+        <w:pStyle w:val="NoSpacing"/>
+        <w:rPr>
+          <w:rStyle w:val="HTMLCode"/>
+          <w:rFonts w:ascii="Times New Roman" w:eastAsiaTheme="minorHAnsi" w:hAnsi="Times New Roman" w:cstheme="minorBidi"/>
+          <w:sz w:val="24"/>
+          <w:szCs w:val="22"/>
+        </w:rPr>
+      </w:pPr>
+      <w:r>
+        <w:rPr>
+          <w:rStyle w:val="o"/>
+        </w:rPr>
+        <w:t>&lt;Tabs&gt;</w:t>
+      </w:r>
+    </w:p>
+    <w:p>
+      <w:pPr>
+        <w:pStyle w:val="NoSpacing"/>
+        <w:rPr>
+          <w:rStyle w:val="HTMLCode"/>
+          <w:rFonts w:ascii="Times New Roman" w:eastAsiaTheme="minorHAnsi" w:hAnsi="Times New Roman" w:cstheme="minorBidi"/>
+          <w:sz w:val="24"/>
+          <w:szCs w:val="22"/>
+        </w:rPr>
+      </w:pPr>
+      <w:r>
+        <w:rPr>
+          <w:rStyle w:val="HTMLCode"/>
+          <w:rFonts w:ascii="Times New Roman" w:eastAsiaTheme="minorHAnsi" w:hAnsi="Times New Roman" w:cstheme="minorBidi"/>
+          <w:sz w:val="24"/>
+          <w:szCs w:val="22"/>
+        </w:rPr>
+        <w:t xml:space="preserve">    </w:t>
+      </w:r>
+      <w:r>
+        <w:rPr>
+          <w:rStyle w:val="o"/>
+        </w:rPr>
+        <w:t>&lt;</w:t>
+      </w:r>
+      <w:proofErr w:type="spellStart"/>
+      <w:r>
+        <w:rPr>
+          <w:rStyle w:val="o"/>
+        </w:rPr>
+        <w:t>Tabs</w:t>
+      </w:r>
+      <w:r>
+        <w:rPr>
+          <w:rStyle w:val="g"/>
+        </w:rPr>
+        <w:t>.</w:t>
+      </w:r>
+      <w:r>
+        <w:rPr>
+          <w:rStyle w:val="o"/>
+        </w:rPr>
+        <w:t>List</w:t>
+      </w:r>
+      <w:proofErr w:type="spellEnd"/>
+      <w:r>
+        <w:rPr>
+          <w:rStyle w:val="o"/>
+        </w:rPr>
+        <w:t>&gt;</w:t>
+      </w:r>
+    </w:p>
+    <w:p>
+      <w:pPr>
+        <w:pStyle w:val="NoSpacing"/>
+        <w:rPr>
+          <w:rStyle w:val="HTMLCode"/>
+          <w:rFonts w:ascii="Times New Roman" w:eastAsiaTheme="minorHAnsi" w:hAnsi="Times New Roman" w:cstheme="minorBidi"/>
+          <w:sz w:val="24"/>
+          <w:szCs w:val="22"/>
+        </w:rPr>
+      </w:pPr>
+      <w:r>
+        <w:rPr>
+          <w:rStyle w:val="HTMLCode"/>
+          <w:rFonts w:ascii="Times New Roman" w:eastAsiaTheme="minorHAnsi" w:hAnsi="Times New Roman" w:cstheme="minorBidi"/>
+          <w:sz w:val="24"/>
+          <w:szCs w:val="22"/>
+        </w:rPr>
+        <w:t xml:space="preserve">        </w:t>
+      </w:r>
+      <w:r>
+        <w:rPr>
+          <w:rStyle w:val="o"/>
+        </w:rPr>
+        <w:t>&lt;</w:t>
+      </w:r>
+      <w:proofErr w:type="spellStart"/>
+      <w:r>
+        <w:rPr>
+          <w:rStyle w:val="o"/>
+        </w:rPr>
+        <w:t>Tabs</w:t>
+      </w:r>
+      <w:r>
+        <w:rPr>
+          <w:rStyle w:val="g"/>
+        </w:rPr>
+        <w:t>.</w:t>
+      </w:r>
+      <w:r>
+        <w:rPr>
+          <w:rStyle w:val="o"/>
+        </w:rPr>
+        <w:t>Tab</w:t>
+      </w:r>
+      <w:proofErr w:type="spellEnd"/>
+      <w:r>
+        <w:rPr>
+          <w:rStyle w:val="o"/>
+        </w:rPr>
+        <w:t>&gt;</w:t>
+      </w:r>
+      <w:r>
+        <w:rPr>
+          <w:rStyle w:val="HTMLCode"/>
+          <w:rFonts w:ascii="Times New Roman" w:eastAsiaTheme="minorHAnsi" w:hAnsi="Times New Roman" w:cstheme="minorBidi"/>
+          <w:sz w:val="24"/>
+          <w:szCs w:val="22"/>
+        </w:rPr>
+        <w:t>Home</w:t>
+      </w:r>
+      <w:r>
+        <w:rPr>
+          <w:rStyle w:val="o"/>
+        </w:rPr>
+        <w:t>&lt;/</w:t>
+      </w:r>
+      <w:proofErr w:type="spellStart"/>
+      <w:r>
+        <w:rPr>
+          <w:rStyle w:val="o"/>
+        </w:rPr>
+        <w:t>Tabs</w:t>
+      </w:r>
+      <w:r>
+        <w:rPr>
+          <w:rStyle w:val="g"/>
+        </w:rPr>
+        <w:t>.</w:t>
+      </w:r>
+      <w:r>
+        <w:rPr>
+          <w:rStyle w:val="o"/>
+        </w:rPr>
+        <w:t>Tab</w:t>
+      </w:r>
+      <w:proofErr w:type="spellEnd"/>
+      <w:r>
+        <w:rPr>
+          <w:rStyle w:val="o"/>
+        </w:rPr>
+        <w:t>&gt;</w:t>
+      </w:r>
+    </w:p>
+    <w:p>
+      <w:pPr>
+        <w:pStyle w:val="NoSpacing"/>
+        <w:rPr>
+          <w:rStyle w:val="HTMLCode"/>
+          <w:rFonts w:ascii="Times New Roman" w:eastAsiaTheme="minorHAnsi" w:hAnsi="Times New Roman" w:cstheme="minorBidi"/>
+          <w:sz w:val="24"/>
+          <w:szCs w:val="22"/>
+        </w:rPr>
+      </w:pPr>
+      <w:r>
+        <w:rPr>
+          <w:rStyle w:val="HTMLCode"/>
+          <w:rFonts w:ascii="Times New Roman" w:eastAsiaTheme="minorHAnsi" w:hAnsi="Times New Roman" w:cstheme="minorBidi"/>
+          <w:sz w:val="24"/>
+          <w:szCs w:val="22"/>
+        </w:rPr>
+        <w:t xml:space="preserve">        </w:t>
+      </w:r>
+      <w:r>
+        <w:rPr>
+          <w:rStyle w:val="o"/>
+        </w:rPr>
+        <w:t>&lt;</w:t>
+      </w:r>
+      <w:proofErr w:type="spellStart"/>
+      <w:r>
+        <w:rPr>
+          <w:rStyle w:val="o"/>
+        </w:rPr>
+        <w:t>Tabs</w:t>
+      </w:r>
+      <w:r>
+        <w:rPr>
+          <w:rStyle w:val="g"/>
+        </w:rPr>
+        <w:t>.</w:t>
+      </w:r>
+      <w:r>
+        <w:rPr>
+          <w:rStyle w:val="o"/>
+        </w:rPr>
+        <w:t>Tab</w:t>
+      </w:r>
+      <w:proofErr w:type="spellEnd"/>
+      <w:r>
+        <w:rPr>
+          <w:rStyle w:val="o"/>
+        </w:rPr>
+        <w:t>&gt;</w:t>
+      </w:r>
+      <w:r>
+        <w:rPr>
+          <w:rStyle w:val="HTMLCode"/>
+          <w:rFonts w:ascii="Times New Roman" w:eastAsiaTheme="minorHAnsi" w:hAnsi="Times New Roman" w:cstheme="minorBidi"/>
+          <w:sz w:val="24"/>
+          <w:szCs w:val="22"/>
+        </w:rPr>
+        <w:t>About</w:t>
+      </w:r>
+      <w:r>
+        <w:rPr>
+          <w:rStyle w:val="o"/>
+        </w:rPr>
+        <w:t>&lt;/</w:t>
+      </w:r>
+      <w:proofErr w:type="spellStart"/>
+      <w:r>
+        <w:rPr>
+          <w:rStyle w:val="o"/>
+        </w:rPr>
+        <w:t>Tabs</w:t>
+      </w:r>
+      <w:r>
+        <w:rPr>
+          <w:rStyle w:val="g"/>
+        </w:rPr>
+        <w:t>.</w:t>
+      </w:r>
+      <w:r>
+        <w:rPr>
+          <w:rStyle w:val="o"/>
+        </w:rPr>
+        <w:t>Tab</w:t>
+      </w:r>
+      <w:proofErr w:type="spellEnd"/>
+      <w:r>
+        <w:rPr>
+          <w:rStyle w:val="o"/>
+        </w:rPr>
+        <w:t>&gt;</w:t>
+      </w:r>
+    </w:p>
+    <w:p>
+      <w:pPr>
+        <w:pStyle w:val="NoSpacing"/>
+        <w:rPr>
+          <w:rStyle w:val="HTMLCode"/>
+          <w:rFonts w:ascii="Times New Roman" w:eastAsiaTheme="minorHAnsi" w:hAnsi="Times New Roman" w:cstheme="minorBidi"/>
+          <w:sz w:val="24"/>
+          <w:szCs w:val="22"/>
+        </w:rPr>
+      </w:pPr>
+      <w:r>
+        <w:rPr>
+          <w:rStyle w:val="HTMLCode"/>
+          <w:rFonts w:ascii="Times New Roman" w:eastAsiaTheme="minorHAnsi" w:hAnsi="Times New Roman" w:cstheme="minorBidi"/>
+          <w:sz w:val="24"/>
+          <w:szCs w:val="22"/>
+        </w:rPr>
+        <w:t xml:space="preserve">    </w:t>
+      </w:r>
+      <w:r>
+        <w:rPr>
+          <w:rStyle w:val="o"/>
+        </w:rPr>
+        <w:t>&lt;/</w:t>
+      </w:r>
+      <w:proofErr w:type="spellStart"/>
+      <w:r>
+        <w:rPr>
+          <w:rStyle w:val="o"/>
+        </w:rPr>
+        <w:t>Tabs</w:t>
+      </w:r>
+      <w:r>
+        <w:rPr>
+          <w:rStyle w:val="g"/>
+        </w:rPr>
+        <w:t>.</w:t>
+      </w:r>
+      <w:r>
+        <w:rPr>
+          <w:rStyle w:val="o"/>
+        </w:rPr>
+        <w:t>List</w:t>
+      </w:r>
+      <w:proofErr w:type="spellEnd"/>
+      <w:r>
+        <w:rPr>
+          <w:rStyle w:val="o"/>
+        </w:rPr>
+        <w:t>&gt;</w:t>
+      </w:r>
+    </w:p>
+    <w:p>
+      <w:pPr>
+        <w:pStyle w:val="NoSpacing"/>
+        <w:rPr>
+          <w:rStyle w:val="HTMLCode"/>
+          <w:rFonts w:ascii="Times New Roman" w:eastAsiaTheme="minorHAnsi" w:hAnsi="Times New Roman" w:cstheme="minorBidi"/>
+          <w:sz w:val="24"/>
+          <w:szCs w:val="22"/>
+        </w:rPr>
+      </w:pPr>
+    </w:p>
+    <w:p>
+      <w:pPr>
+        <w:pStyle w:val="NoSpacing"/>
+        <w:rPr>
+          <w:rStyle w:val="HTMLCode"/>
+          <w:rFonts w:ascii="Times New Roman" w:eastAsiaTheme="minorHAnsi" w:hAnsi="Times New Roman" w:cstheme="minorBidi"/>
+          <w:sz w:val="24"/>
+          <w:szCs w:val="22"/>
+        </w:rPr>
+      </w:pPr>
+      <w:r>
+        <w:rPr>
+          <w:rStyle w:val="HTMLCode"/>
+          <w:rFonts w:ascii="Times New Roman" w:eastAsiaTheme="minorHAnsi" w:hAnsi="Times New Roman" w:cstheme="minorBidi"/>
+          <w:sz w:val="24"/>
+          <w:szCs w:val="22"/>
+        </w:rPr>
+        <w:t xml:space="preserve">    </w:t>
+      </w:r>
+      <w:r>
+        <w:rPr>
+          <w:rStyle w:val="o"/>
+        </w:rPr>
+        <w:t>&lt;</w:t>
+      </w:r>
+      <w:proofErr w:type="spellStart"/>
+      <w:r>
+        <w:rPr>
+          <w:rStyle w:val="o"/>
+        </w:rPr>
+        <w:t>Tabs</w:t>
+      </w:r>
+      <w:r>
+        <w:rPr>
+          <w:rStyle w:val="g"/>
+        </w:rPr>
+        <w:t>.</w:t>
+      </w:r>
+      <w:r>
+        <w:rPr>
+          <w:rStyle w:val="o"/>
+        </w:rPr>
+        <w:t>Panels</w:t>
+      </w:r>
+      <w:proofErr w:type="spellEnd"/>
+      <w:r>
+        <w:rPr>
+          <w:rStyle w:val="o"/>
+        </w:rPr>
+        <w:t>&gt;</w:t>
+      </w:r>
+    </w:p>
+    <w:p>
+      <w:pPr>
+        <w:pStyle w:val="NoSpacing"/>
+        <w:rPr>
+          <w:rStyle w:val="HTMLCode"/>
+          <w:rFonts w:ascii="Times New Roman" w:eastAsiaTheme="minorHAnsi" w:hAnsi="Times New Roman" w:cstheme="minorBidi"/>
+          <w:sz w:val="24"/>
+          <w:szCs w:val="22"/>
+        </w:rPr>
+      </w:pPr>
+      <w:r>
+        <w:rPr>
+          <w:rStyle w:val="HTMLCode"/>
+          <w:rFonts w:ascii="Times New Roman" w:eastAsiaTheme="minorHAnsi" w:hAnsi="Times New Roman" w:cstheme="minorBidi"/>
+          <w:sz w:val="24"/>
+          <w:szCs w:val="22"/>
+        </w:rPr>
+        <w:t xml:space="preserve">        </w:t>
+      </w:r>
+      <w:r>
+        <w:rPr>
+          <w:rStyle w:val="o"/>
+        </w:rPr>
+        <w:t>&lt;</w:t>
+      </w:r>
+      <w:proofErr w:type="spellStart"/>
+      <w:r>
+        <w:rPr>
+          <w:rStyle w:val="o"/>
+        </w:rPr>
+        <w:t>Tabs</w:t>
+      </w:r>
+      <w:r>
+        <w:rPr>
+          <w:rStyle w:val="g"/>
+        </w:rPr>
+        <w:t>.</w:t>
+      </w:r>
+      <w:r>
+        <w:rPr>
+          <w:rStyle w:val="o"/>
+        </w:rPr>
+        <w:t>Panel</w:t>
+      </w:r>
+      <w:proofErr w:type="spellEnd"/>
+      <w:r>
+        <w:rPr>
+          <w:rStyle w:val="o"/>
+        </w:rPr>
+        <w:t>&gt;</w:t>
+      </w:r>
+      <w:r>
+        <w:rPr>
+          <w:rStyle w:val="HTMLCode"/>
+          <w:rFonts w:ascii="Times New Roman" w:eastAsiaTheme="minorHAnsi" w:hAnsi="Times New Roman" w:cstheme="minorBidi"/>
+          <w:sz w:val="24"/>
+          <w:szCs w:val="22"/>
+        </w:rPr>
+        <w:t>Home Content</w:t>
+      </w:r>
+      <w:r>
+        <w:rPr>
+          <w:rStyle w:val="o"/>
+        </w:rPr>
+        <w:t>&lt;/</w:t>
+      </w:r>
+      <w:proofErr w:type="spellStart"/>
+      <w:r>
+        <w:rPr>
+          <w:rStyle w:val="o"/>
+        </w:rPr>
+        <w:t>Tabs</w:t>
+      </w:r>
+      <w:r>
+        <w:rPr>
+          <w:rStyle w:val="g"/>
+        </w:rPr>
+        <w:t>.</w:t>
+      </w:r>
+      <w:r>
+        <w:rPr>
+          <w:rStyle w:val="o"/>
+        </w:rPr>
+        <w:t>Panel</w:t>
+      </w:r>
+      <w:proofErr w:type="spellEnd"/>
+      <w:r>
+        <w:rPr>
+          <w:rStyle w:val="o"/>
+        </w:rPr>
+        <w:t>&gt;</w:t>
+      </w:r>
+    </w:p>
+    <w:p>
+      <w:pPr>
+        <w:pStyle w:val="NoSpacing"/>
+        <w:rPr>
+          <w:rStyle w:val="HTMLCode"/>
+          <w:rFonts w:ascii="Times New Roman" w:eastAsiaTheme="minorHAnsi" w:hAnsi="Times New Roman" w:cstheme="minorBidi"/>
+          <w:sz w:val="24"/>
+          <w:szCs w:val="22"/>
+        </w:rPr>
+      </w:pPr>
+      <w:r>
+        <w:rPr>
+          <w:rStyle w:val="HTMLCode"/>
+          <w:rFonts w:ascii="Times New Roman" w:eastAsiaTheme="minorHAnsi" w:hAnsi="Times New Roman" w:cstheme="minorBidi"/>
+          <w:sz w:val="24"/>
+          <w:szCs w:val="22"/>
+        </w:rPr>
+        <w:t xml:space="preserve">        </w:t>
+      </w:r>
+      <w:r>
+        <w:rPr>
+          <w:rStyle w:val="o"/>
+        </w:rPr>
+        <w:t>&lt;</w:t>
+      </w:r>
+      <w:proofErr w:type="spellStart"/>
+      <w:r>
+        <w:rPr>
+          <w:rStyle w:val="o"/>
+        </w:rPr>
+        <w:t>Tabs</w:t>
+      </w:r>
+      <w:r>
+        <w:rPr>
+          <w:rStyle w:val="g"/>
+        </w:rPr>
+        <w:t>.</w:t>
+      </w:r>
+      <w:r>
+        <w:rPr>
+          <w:rStyle w:val="o"/>
+        </w:rPr>
+        <w:t>Panel</w:t>
+      </w:r>
+      <w:proofErr w:type="spellEnd"/>
+      <w:r>
+        <w:rPr>
+          <w:rStyle w:val="o"/>
+        </w:rPr>
+        <w:t>&gt;</w:t>
+      </w:r>
+      <w:r>
+        <w:rPr>
+          <w:rStyle w:val="HTMLCode"/>
+          <w:rFonts w:ascii="Times New Roman" w:eastAsiaTheme="minorHAnsi" w:hAnsi="Times New Roman" w:cstheme="minorBidi"/>
+          <w:sz w:val="24"/>
+          <w:szCs w:val="22"/>
+        </w:rPr>
+        <w:t>About Content</w:t>
+      </w:r>
+      <w:r>
+        <w:rPr>
+          <w:rStyle w:val="o"/>
+        </w:rPr>
+        <w:t>&lt;/</w:t>
+      </w:r>
+      <w:proofErr w:type="spellStart"/>
+      <w:r>
+        <w:rPr>
+          <w:rStyle w:val="o"/>
+        </w:rPr>
+        <w:t>Tabs</w:t>
+      </w:r>
+      <w:r>
+        <w:rPr>
+          <w:rStyle w:val="g"/>
+        </w:rPr>
+        <w:t>.</w:t>
+      </w:r>
+      <w:r>
+        <w:rPr>
+          <w:rStyle w:val="o"/>
+        </w:rPr>
+        <w:t>Panel</w:t>
+      </w:r>
+      <w:proofErr w:type="spellEnd"/>
+      <w:r>
+        <w:rPr>
+          <w:rStyle w:val="o"/>
+        </w:rPr>
+        <w:t>&gt;</w:t>
+      </w:r>
+    </w:p>
+    <w:p>
+      <w:pPr>
+        <w:pStyle w:val="NoSpacing"/>
+        <w:rPr>
+          <w:rStyle w:val="HTMLCode"/>
+          <w:rFonts w:ascii="Times New Roman" w:eastAsiaTheme="minorHAnsi" w:hAnsi="Times New Roman" w:cstheme="minorBidi"/>
+          <w:sz w:val="24"/>
+          <w:szCs w:val="22"/>
+        </w:rPr>
+      </w:pPr>
+      <w:r>
+        <w:rPr>
+          <w:rStyle w:val="HTMLCode"/>
+          <w:rFonts w:ascii="Times New Roman" w:eastAsiaTheme="minorHAnsi" w:hAnsi="Times New Roman" w:cstheme="minorBidi"/>
+          <w:sz w:val="24"/>
+          <w:szCs w:val="22"/>
+        </w:rPr>
+        <w:t xml:space="preserve">    </w:t>
+      </w:r>
+      <w:r>
+        <w:rPr>
+          <w:rStyle w:val="o"/>
+        </w:rPr>
+        <w:t>&lt;/</w:t>
+      </w:r>
+      <w:proofErr w:type="spellStart"/>
+      <w:r>
+        <w:rPr>
+          <w:rStyle w:val="o"/>
+        </w:rPr>
+        <w:t>Tabs</w:t>
+      </w:r>
+      <w:r>
+        <w:rPr>
+          <w:rStyle w:val="g"/>
+        </w:rPr>
+        <w:t>.</w:t>
+      </w:r>
+      <w:r>
+        <w:rPr>
+          <w:rStyle w:val="o"/>
+        </w:rPr>
+        <w:t>Panels</w:t>
+      </w:r>
+      <w:proofErr w:type="spellEnd"/>
+      <w:r>
+        <w:rPr>
+          <w:rStyle w:val="o"/>
+        </w:rPr>
+        <w:t>&gt;</w:t>
+      </w:r>
+    </w:p>
+    <w:p>
+      <w:pPr>
+        <w:pStyle w:val="NoSpacing"/>
+      </w:pPr>
+      <w:r>
+        <w:rPr>
+          <w:rStyle w:val="o"/>
+        </w:rPr>
+        <w:t>&lt;/Tabs&gt;</w:t>
+      </w:r>
+    </w:p>
+    <w:p>
+      <w:pPr>
+        <w:pStyle w:val="NoSpacing"/>
+      </w:pPr>
+      <w:r>
+        <w:t>This is composition through related components working together.</w:t>
+      </w:r>
+    </w:p>
+    <w:p>
+      <w:pPr>
+        <w:pStyle w:val="NoSpacing"/>
+        <w:rPr>
+          <w:b/>
+        </w:rPr>
+      </w:pPr>
+    </w:p>
+    <w:p>
+      <w:pPr>
+        <w:pStyle w:val="NoSpacing"/>
+        <w:rPr>
+          <w:b/>
+        </w:rPr>
+      </w:pPr>
+      <w:r>
+        <w:rPr>
+          <w:b/>
+        </w:rPr>
+        <w:t>Composition Tree</w:t>
+      </w:r>
+    </w:p>
+    <w:p>
+      <w:pPr>
+        <w:pStyle w:val="NoSpacing"/>
+        <w:rPr>
+          <w:rStyle w:val="HTMLCode"/>
+          <w:rFonts w:ascii="Times New Roman" w:eastAsiaTheme="minorHAnsi" w:hAnsi="Times New Roman" w:cstheme="minorBidi"/>
+          <w:sz w:val="24"/>
+          <w:szCs w:val="22"/>
+        </w:rPr>
+      </w:pPr>
+      <w:r>
+        <w:rPr>
+          <w:rStyle w:val="HTMLCode"/>
+          <w:rFonts w:ascii="Times New Roman" w:eastAsiaTheme="minorHAnsi" w:hAnsi="Times New Roman" w:cstheme="minorBidi"/>
+          <w:sz w:val="24"/>
+          <w:szCs w:val="22"/>
+        </w:rPr>
+        <w:t>App</w:t>
+      </w:r>
+    </w:p>
+    <w:p>
+      <w:pPr>
+        <w:pStyle w:val="NoSpacing"/>
+        <w:rPr>
+          <w:rStyle w:val="HTMLCode"/>
+          <w:rFonts w:ascii="Times New Roman" w:eastAsiaTheme="minorHAnsi" w:hAnsi="Times New Roman" w:cstheme="minorBidi"/>
+          <w:sz w:val="24"/>
+          <w:szCs w:val="22"/>
+        </w:rPr>
+      </w:pPr>
+    </w:p>
+    <w:p>
+      <w:pPr>
+        <w:pStyle w:val="NoSpacing"/>
+        <w:rPr>
+          <w:rStyle w:val="HTMLCode"/>
+          <w:rFonts w:ascii="Times New Roman" w:eastAsiaTheme="minorHAnsi" w:hAnsi="Times New Roman" w:cstheme="minorBidi"/>
+          <w:sz w:val="24"/>
+          <w:szCs w:val="22"/>
+        </w:rPr>
+      </w:pPr>
+      <w:r>
+        <w:rPr>
+          <w:rStyle w:val="HTMLCode"/>
+          <w:rFonts w:ascii="Times New Roman" w:eastAsiaTheme="minorHAnsi" w:hAnsi="Times New Roman" w:cstheme="minorBidi"/>
+          <w:sz w:val="24"/>
+          <w:szCs w:val="22"/>
+        </w:rPr>
+        <w:t>├── Header</w:t>
+      </w:r>
+    </w:p>
+    <w:p>
+      <w:pPr>
+        <w:pStyle w:val="NoSpacing"/>
+        <w:rPr>
+          <w:rStyle w:val="HTMLCode"/>
+          <w:rFonts w:ascii="Times New Roman" w:eastAsiaTheme="minorHAnsi" w:hAnsi="Times New Roman" w:cstheme="minorBidi"/>
+          <w:sz w:val="24"/>
+          <w:szCs w:val="22"/>
+        </w:rPr>
+      </w:pPr>
+      <w:r>
+        <w:rPr>
+          <w:rStyle w:val="HTMLCode"/>
+          <w:rFonts w:ascii="Times New Roman" w:eastAsiaTheme="minorHAnsi" w:hAnsi="Times New Roman" w:cstheme="minorBidi"/>
+          <w:sz w:val="24"/>
+          <w:szCs w:val="22"/>
+        </w:rPr>
+        <w:t>├── Sidebar</w:t>
+      </w:r>
+    </w:p>
+    <w:p>
+      <w:pPr>
+        <w:pStyle w:val="NoSpacing"/>
+        <w:rPr>
+          <w:rStyle w:val="HTMLCode"/>
+          <w:rFonts w:ascii="Times New Roman" w:eastAsiaTheme="minorHAnsi" w:hAnsi="Times New Roman" w:cstheme="minorBidi"/>
+          <w:sz w:val="24"/>
+          <w:szCs w:val="22"/>
+        </w:rPr>
+      </w:pPr>
+      <w:r>
+        <w:rPr>
+          <w:rStyle w:val="HTMLCode"/>
+          <w:rFonts w:ascii="Times New Roman" w:eastAsiaTheme="minorHAnsi" w:hAnsi="Times New Roman" w:cstheme="minorBidi"/>
+          <w:sz w:val="24"/>
+          <w:szCs w:val="22"/>
+        </w:rPr>
+        <w:t>├── Dashboard</w:t>
+      </w:r>
+    </w:p>
+    <w:p>
+      <w:pPr>
+        <w:pStyle w:val="NoSpacing"/>
+        <w:rPr>
+          <w:rStyle w:val="HTMLCode"/>
+          <w:rFonts w:ascii="Times New Roman" w:eastAsiaTheme="minorHAnsi" w:hAnsi="Times New Roman" w:cstheme="minorBidi"/>
+          <w:sz w:val="24"/>
+          <w:szCs w:val="22"/>
+        </w:rPr>
+      </w:pPr>
+      <w:r>
+        <w:rPr>
+          <w:rStyle w:val="HTMLCode"/>
+          <w:rFonts w:ascii="Times New Roman" w:eastAsiaTheme="minorHAnsi" w:hAnsi="Times New Roman" w:cstheme="minorBidi"/>
+          <w:sz w:val="24"/>
+          <w:szCs w:val="22"/>
+        </w:rPr>
+        <w:t>│      │</w:t>
+      </w:r>
+    </w:p>
+    <w:p>
+      <w:pPr>
+        <w:pStyle w:val="NoSpacing"/>
+        <w:rPr>
+          <w:rStyle w:val="HTMLCode"/>
+          <w:rFonts w:ascii="Times New Roman" w:eastAsiaTheme="minorHAnsi" w:hAnsi="Times New Roman" w:cstheme="minorBidi"/>
+          <w:sz w:val="24"/>
+          <w:szCs w:val="22"/>
+        </w:rPr>
+      </w:pPr>
+      <w:r>
+        <w:rPr>
+          <w:rStyle w:val="HTMLCode"/>
+          <w:rFonts w:ascii="Times New Roman" w:eastAsiaTheme="minorHAnsi" w:hAnsi="Times New Roman" w:cstheme="minorBidi"/>
+          <w:sz w:val="24"/>
+          <w:szCs w:val="22"/>
+        </w:rPr>
+        <w:t>│      ├── Statistics</w:t>
+      </w:r>
+    </w:p>
+    <w:p>
+      <w:pPr>
+        <w:pStyle w:val="NoSpacing"/>
+        <w:rPr>
+          <w:rStyle w:val="HTMLCode"/>
+          <w:rFonts w:ascii="Times New Roman" w:eastAsiaTheme="minorHAnsi" w:hAnsi="Times New Roman" w:cstheme="minorBidi"/>
+          <w:sz w:val="24"/>
+          <w:szCs w:val="22"/>
+        </w:rPr>
+      </w:pPr>
+      <w:r>
+        <w:rPr>
+          <w:rStyle w:val="HTMLCode"/>
+          <w:rFonts w:ascii="Times New Roman" w:eastAsiaTheme="minorHAnsi" w:hAnsi="Times New Roman" w:cstheme="minorBidi"/>
+          <w:sz w:val="24"/>
+          <w:szCs w:val="22"/>
+        </w:rPr>
+        <w:t xml:space="preserve">│      ├── </w:t>
+      </w:r>
+      <w:proofErr w:type="spellStart"/>
+      <w:r>
+        <w:rPr>
+          <w:rStyle w:val="HTMLCode"/>
+          <w:rFonts w:ascii="Times New Roman" w:eastAsiaTheme="minorHAnsi" w:hAnsi="Times New Roman" w:cstheme="minorBidi"/>
+          <w:sz w:val="24"/>
+          <w:szCs w:val="22"/>
+        </w:rPr>
+        <w:t>SalesChart</w:t>
+      </w:r>
+      <w:proofErr w:type="spellEnd"/>
+    </w:p>
+    <w:p>
+      <w:pPr>
+        <w:pStyle w:val="NoSpacing"/>
+        <w:rPr>
+          <w:rStyle w:val="HTMLCode"/>
+          <w:rFonts w:ascii="Times New Roman" w:eastAsiaTheme="minorHAnsi" w:hAnsi="Times New Roman" w:cstheme="minorBidi"/>
+          <w:sz w:val="24"/>
+          <w:szCs w:val="22"/>
+        </w:rPr>
+      </w:pPr>
+      <w:r>
+        <w:rPr>
+          <w:rStyle w:val="HTMLCode"/>
+          <w:rFonts w:ascii="Times New Roman" w:eastAsiaTheme="minorHAnsi" w:hAnsi="Times New Roman" w:cstheme="minorBidi"/>
+          <w:sz w:val="24"/>
+          <w:szCs w:val="22"/>
+        </w:rPr>
+        <w:t>│      └── Orders</w:t>
+      </w:r>
+    </w:p>
+    <w:p>
+      <w:pPr>
+        <w:pStyle w:val="NoSpacing"/>
+        <w:rPr>
+          <w:rStyle w:val="HTMLCode"/>
+          <w:rFonts w:ascii="Times New Roman" w:eastAsiaTheme="minorHAnsi" w:hAnsi="Times New Roman" w:cstheme="minorBidi"/>
+          <w:sz w:val="24"/>
+          <w:szCs w:val="22"/>
+        </w:rPr>
+      </w:pPr>
+      <w:r>
+        <w:rPr>
+          <w:rStyle w:val="HTMLCode"/>
+          <w:rFonts w:ascii="Times New Roman" w:eastAsiaTheme="minorHAnsi" w:hAnsi="Times New Roman" w:cstheme="minorBidi"/>
+          <w:sz w:val="24"/>
+          <w:szCs w:val="22"/>
+        </w:rPr>
+        <w:t>│</w:t>
+      </w:r>
+    </w:p>
+    <w:p>
+      <w:pPr>
+        <w:pStyle w:val="NoSpacing"/>
+        <w:rPr>
+          <w:rStyle w:val="HTMLCode"/>
+          <w:rFonts w:ascii="Times New Roman" w:eastAsiaTheme="minorHAnsi" w:hAnsi="Times New Roman" w:cstheme="minorBidi"/>
+          <w:sz w:val="24"/>
+          <w:szCs w:val="22"/>
+        </w:rPr>
+      </w:pPr>
+      <w:r>
+        <w:rPr>
+          <w:rStyle w:val="HTMLCode"/>
+          <w:rFonts w:ascii="Times New Roman" w:eastAsiaTheme="minorHAnsi" w:hAnsi="Times New Roman" w:cstheme="minorBidi"/>
+          <w:sz w:val="24"/>
+          <w:szCs w:val="22"/>
+        </w:rPr>
+        <w:t>└── Footer</w:t>
+      </w:r>
+    </w:p>
+    <w:p>
+      <w:pPr>
+        <w:pStyle w:val="NoSpacing"/>
+      </w:pPr>
+    </w:p>
+    <w:p>
+      <w:pPr>
+        <w:pStyle w:val="NoSpacing"/>
+      </w:pPr>
+      <w:r>
+        <w:t>Each component is composed of smaller components.</w:t>
+      </w:r>
+    </w:p>
+    <w:p>
+      <w:pPr>
+        <w:pStyle w:val="NoSpacing"/>
+      </w:pPr>
+    </w:p>
+    <w:p>
+      <w:pPr>
+        <w:pStyle w:val="NoSpacing"/>
+        <w:rPr>
+          <w:b/>
+        </w:rPr>
+      </w:pPr>
+      <w:r>
+        <w:rPr>
+          <w:b/>
+        </w:rPr>
+        <w:t>Benefits of Composition</w:t>
+      </w:r>
+    </w:p>
+    <w:p>
+      <w:pPr>
+        <w:pStyle w:val="NoSpacing"/>
+        <w:numPr>
+          <w:ilvl w:val="0"/>
+          <w:numId w:val="27"/>
+        </w:numPr>
+      </w:pPr>
+      <w:r>
+        <w:t xml:space="preserve">Reusable: Build once, use in many places. </w:t>
+      </w:r>
+    </w:p>
+    <w:p>
+      <w:pPr>
+        <w:pStyle w:val="NoSpacing"/>
+        <w:numPr>
+          <w:ilvl w:val="0"/>
+          <w:numId w:val="27"/>
+        </w:numPr>
+      </w:pPr>
+      <w:r>
+        <w:t xml:space="preserve">Flexible: Pass different content via children or props. </w:t>
+      </w:r>
+    </w:p>
+    <w:p>
+      <w:pPr>
+        <w:pStyle w:val="NoSpacing"/>
+        <w:numPr>
+          <w:ilvl w:val="0"/>
+          <w:numId w:val="27"/>
+        </w:numPr>
+      </w:pPr>
+      <w:r>
+        <w:t xml:space="preserve">Maintainable: Smaller components are easier to update. </w:t>
+      </w:r>
+    </w:p>
+    <w:p>
+      <w:pPr>
+        <w:pStyle w:val="NoSpacing"/>
+        <w:numPr>
+          <w:ilvl w:val="0"/>
+          <w:numId w:val="27"/>
+        </w:numPr>
+      </w:pPr>
+      <w:r>
+        <w:t xml:space="preserve">Testable: Each component can be tested independently. </w:t>
+      </w:r>
+    </w:p>
+    <w:p>
+      <w:pPr>
+        <w:pStyle w:val="NoSpacing"/>
+        <w:numPr>
+          <w:ilvl w:val="0"/>
+          <w:numId w:val="27"/>
+        </w:numPr>
+      </w:pPr>
+      <w:r>
+        <w:t xml:space="preserve">Readable: UI structure mirrors the component hierarchy. </w:t>
+      </w:r>
+    </w:p>
+    <w:p>
+      <w:pPr>
+        <w:pStyle w:val="NoSpacing"/>
+        <w:numPr>
+          <w:ilvl w:val="0"/>
+          <w:numId w:val="27"/>
+        </w:numPr>
+      </w:pPr>
+      <w:r>
+        <w:t>Scalable: Large applications remain organized by composing many small pieces.</w:t>
+      </w:r>
+    </w:p>
+    <w:p>
+      <w:pPr>
+        <w:pStyle w:val="NoSpacing"/>
+        <w:rPr>
+          <w:b/>
+        </w:rPr>
+      </w:pPr>
+    </w:p>
+    <w:p>
+      <w:pPr>
+        <w:pStyle w:val="NoSpacing"/>
+        <w:rPr>
+          <w:b/>
+        </w:rPr>
+      </w:pPr>
+      <w:r>
+        <w:rPr>
+          <w:b/>
+        </w:rPr>
+        <w:t>1. What is composition in React?</w:t>
+      </w:r>
+    </w:p>
+    <w:p>
+      <w:pPr>
+        <w:pStyle w:val="NoSpacing"/>
+      </w:pPr>
+      <w:r>
+        <w:t>Composition is a design pattern where complex UIs are built by combining smaller, reusable components. React recommends composition over inheritance.</w:t>
+      </w:r>
+    </w:p>
+    <w:p>
+      <w:pPr>
+        <w:pStyle w:val="NoSpacing"/>
+      </w:pPr>
+    </w:p>
+    <w:p>
+      <w:pPr>
+        <w:pStyle w:val="NoSpacing"/>
+        <w:rPr>
+          <w:b/>
+        </w:rPr>
+      </w:pPr>
+      <w:r>
+        <w:rPr>
+          <w:b/>
+        </w:rPr>
+        <w:t>2. Why does React prefer composition over inheritance?</w:t>
+      </w:r>
+    </w:p>
+    <w:p>
+      <w:pPr>
+        <w:pStyle w:val="NoSpacing"/>
+      </w:pPr>
+      <w:r>
+        <w:t>Because composition is more flexible, promotes reuse, reduces tight coupling, and avoids creating deep inheritance hierarchies.</w:t>
+      </w:r>
+    </w:p>
+    <w:p>
+      <w:pPr>
+        <w:pStyle w:val="NoSpacing"/>
+      </w:pPr>
+    </w:p>
+    <w:p>
+      <w:pPr>
+        <w:pStyle w:val="NoSpacing"/>
+        <w:rPr>
+          <w:b/>
+        </w:rPr>
+      </w:pPr>
+    </w:p>
+    <w:p>
+      <w:pPr>
+        <w:pStyle w:val="NoSpacing"/>
+        <w:rPr>
+          <w:b/>
+        </w:rPr>
+      </w:pPr>
+    </w:p>
+    <w:p>
+      <w:pPr>
+        <w:pStyle w:val="NoSpacing"/>
+        <w:rPr>
+          <w:b/>
+        </w:rPr>
+      </w:pPr>
+    </w:p>
+    <w:p>
+      <w:pPr>
+        <w:pStyle w:val="NoSpacing"/>
+        <w:rPr>
+          <w:b/>
+        </w:rPr>
+      </w:pPr>
+      <w:r>
+        <w:rPr>
+          <w:b/>
+        </w:rPr>
+        <w:lastRenderedPageBreak/>
+        <w:t>3. What are the common composition patterns?</w:t>
+      </w:r>
+    </w:p>
+    <w:p>
+      <w:pPr>
+        <w:pStyle w:val="NoSpacing"/>
+        <w:numPr>
+          <w:ilvl w:val="0"/>
+          <w:numId w:val="29"/>
+        </w:numPr>
+      </w:pPr>
+      <w:r>
+        <w:t xml:space="preserve">Composition using </w:t>
+      </w:r>
+      <w:r>
+        <w:rPr>
+          <w:rStyle w:val="HTMLCode"/>
+          <w:rFonts w:ascii="Times New Roman" w:eastAsiaTheme="minorHAnsi" w:hAnsi="Times New Roman" w:cstheme="minorBidi"/>
+          <w:sz w:val="24"/>
+          <w:szCs w:val="22"/>
+        </w:rPr>
+        <w:t>children</w:t>
+      </w:r>
+      <w:r>
+        <w:t xml:space="preserve"> </w:t>
+      </w:r>
+    </w:p>
+    <w:p>
+      <w:pPr>
+        <w:pStyle w:val="NoSpacing"/>
+        <w:numPr>
+          <w:ilvl w:val="0"/>
+          <w:numId w:val="29"/>
+        </w:numPr>
+      </w:pPr>
+      <w:r>
+        <w:t xml:space="preserve">Composition by passing components as props </w:t>
+      </w:r>
+    </w:p>
+    <w:p>
+      <w:pPr>
+        <w:pStyle w:val="NoSpacing"/>
+        <w:numPr>
+          <w:ilvl w:val="0"/>
+          <w:numId w:val="29"/>
+        </w:numPr>
+      </w:pPr>
+      <w:r>
+        <w:t xml:space="preserve">Compound Components </w:t>
+      </w:r>
+    </w:p>
+    <w:p>
+      <w:pPr>
+        <w:pStyle w:val="NoSpacing"/>
+        <w:numPr>
+          <w:ilvl w:val="0"/>
+          <w:numId w:val="29"/>
+        </w:numPr>
+      </w:pPr>
+      <w:r>
+        <w:t xml:space="preserve">Higher-Order Components (HOCs) </w:t>
+      </w:r>
+    </w:p>
+    <w:p>
+      <w:pPr>
+        <w:pStyle w:val="NoSpacing"/>
+        <w:numPr>
+          <w:ilvl w:val="0"/>
+          <w:numId w:val="29"/>
+        </w:numPr>
+      </w:pPr>
+      <w:r>
+        <w:t xml:space="preserve">Render Props (older but still seen in existing codebases) </w:t>
+      </w:r>
+    </w:p>
+    <w:p>
+      <w:pPr>
+        <w:pStyle w:val="NoSpacing"/>
+        <w:rPr>
+          <w:b/>
+        </w:rPr>
+      </w:pPr>
+    </w:p>
+    <w:p>
+      <w:pPr>
+        <w:pStyle w:val="NoSpacing"/>
+        <w:rPr>
+          <w:b/>
+        </w:rPr>
+      </w:pPr>
+      <w:r>
+        <w:rPr>
+          <w:b/>
+        </w:rPr>
+        <w:t>4. What is the difference between composition and inheritance?</w:t>
+      </w:r>
+    </w:p>
+    <w:tbl>
+      <w:tblPr>
+        <w:tblW w:w="0" w:type="auto"/>
+        <w:tblCellSpacing w:w="15" w:type="dxa"/>
+        <w:tblCellMar>
+          <w:top w:w="15" w:type="dxa"/>
+          <w:left w:w="15" w:type="dxa"/>
+          <w:bottom w:w="15" w:type="dxa"/>
+          <w:right w:w="15" w:type="dxa"/>
+        </w:tblCellMar>
+        <w:tblLook w:val="04A0" w:firstRow="1" w:lastRow="0" w:firstColumn="1" w:lastColumn="0" w:noHBand="0" w:noVBand="1"/>
+      </w:tblPr>
+      <w:tblGrid>
+        <w:gridCol w:w="3115"/>
+        <w:gridCol w:w="3894"/>
+      </w:tblGrid>
+      <w:tr>
+        <w:trPr>
+          <w:tblHeader/>
+          <w:tblCellSpacing w:w="15" w:type="dxa"/>
+        </w:trPr>
+        <w:tc>
+          <w:tcPr>
+            <w:tcW w:w="0" w:type="auto"/>
+            <w:vAlign w:val="center"/>
+            <w:hideMark/>
+          </w:tcPr>
+          <w:p>
+            <w:pPr>
+              <w:pStyle w:val="NoSpacing"/>
+              <w:jc w:val="center"/>
+              <w:rPr>
+                <w:b/>
+              </w:rPr>
+            </w:pPr>
+            <w:r>
+              <w:rPr>
+                <w:b/>
+              </w:rPr>
+              <w:t>Composition</w:t>
+            </w:r>
+          </w:p>
+        </w:tc>
+        <w:tc>
+          <w:tcPr>
+            <w:tcW w:w="0" w:type="auto"/>
+            <w:vAlign w:val="center"/>
+            <w:hideMark/>
+          </w:tcPr>
+          <w:p>
+            <w:pPr>
+              <w:pStyle w:val="NoSpacing"/>
+              <w:jc w:val="center"/>
+              <w:rPr>
+                <w:b/>
+              </w:rPr>
+            </w:pPr>
+            <w:r>
+              <w:rPr>
+                <w:b/>
+              </w:rPr>
+              <w:t>Inheritance</w:t>
+            </w:r>
+          </w:p>
+        </w:tc>
+      </w:tr>
+      <w:tr>
+        <w:trPr>
+          <w:tblCellSpacing w:w="15" w:type="dxa"/>
+        </w:trPr>
+        <w:tc>
+          <w:tcPr>
+            <w:tcW w:w="0" w:type="auto"/>
+            <w:vAlign w:val="center"/>
+            <w:hideMark/>
+          </w:tcPr>
+          <w:p>
+            <w:pPr>
+              <w:pStyle w:val="NoSpacing"/>
+            </w:pPr>
+            <w:r>
+              <w:t>Combines components together</w:t>
+            </w:r>
+          </w:p>
+        </w:tc>
+        <w:tc>
+          <w:tcPr>
+            <w:tcW w:w="0" w:type="auto"/>
+            <w:vAlign w:val="center"/>
+            <w:hideMark/>
+          </w:tcPr>
+          <w:p>
+            <w:pPr>
+              <w:pStyle w:val="NoSpacing"/>
+            </w:pPr>
+            <w:r>
+              <w:t>Extends a base class</w:t>
+            </w:r>
+          </w:p>
+        </w:tc>
+      </w:tr>
+      <w:tr>
+        <w:trPr>
+          <w:tblCellSpacing w:w="15" w:type="dxa"/>
+        </w:trPr>
+        <w:tc>
+          <w:tcPr>
+            <w:tcW w:w="0" w:type="auto"/>
+            <w:vAlign w:val="center"/>
+            <w:hideMark/>
+          </w:tcPr>
+          <w:p>
+            <w:pPr>
+              <w:pStyle w:val="NoSpacing"/>
+            </w:pPr>
+            <w:r>
+              <w:t>Flexible and reusable</w:t>
+            </w:r>
+          </w:p>
+        </w:tc>
+        <w:tc>
+          <w:tcPr>
+            <w:tcW w:w="0" w:type="auto"/>
+            <w:vAlign w:val="center"/>
+            <w:hideMark/>
+          </w:tcPr>
+          <w:p>
+            <w:pPr>
+              <w:pStyle w:val="NoSpacing"/>
+            </w:pPr>
+            <w:r>
+              <w:t>Can become rigid with deep hierarchies</w:t>
+            </w:r>
+          </w:p>
+        </w:tc>
+      </w:tr>
+      <w:tr>
+        <w:trPr>
+          <w:tblCellSpacing w:w="15" w:type="dxa"/>
+        </w:trPr>
+        <w:tc>
+          <w:tcPr>
+            <w:tcW w:w="0" w:type="auto"/>
+            <w:vAlign w:val="center"/>
+            <w:hideMark/>
+          </w:tcPr>
+          <w:p>
+            <w:pPr>
+              <w:pStyle w:val="NoSpacing"/>
+            </w:pPr>
+            <w:r>
+              <w:t xml:space="preserve">Uses props and </w:t>
+            </w:r>
+            <w:r>
+              <w:rPr>
+                <w:rStyle w:val="HTMLCode"/>
+                <w:rFonts w:ascii="Times New Roman" w:eastAsiaTheme="minorHAnsi" w:hAnsi="Times New Roman" w:cstheme="minorBidi"/>
+                <w:sz w:val="24"/>
+                <w:szCs w:val="22"/>
+              </w:rPr>
+              <w:t>children</w:t>
+            </w:r>
+          </w:p>
+        </w:tc>
+        <w:tc>
+          <w:tcPr>
+            <w:tcW w:w="0" w:type="auto"/>
+            <w:vAlign w:val="center"/>
+            <w:hideMark/>
+          </w:tcPr>
+          <w:p>
+            <w:pPr>
+              <w:pStyle w:val="NoSpacing"/>
+            </w:pPr>
+            <w:r>
+              <w:t xml:space="preserve">Uses </w:t>
+            </w:r>
+            <w:r>
+              <w:rPr>
+                <w:rStyle w:val="HTMLCode"/>
+                <w:rFonts w:ascii="Times New Roman" w:eastAsiaTheme="minorHAnsi" w:hAnsi="Times New Roman" w:cstheme="minorBidi"/>
+                <w:sz w:val="24"/>
+                <w:szCs w:val="22"/>
+              </w:rPr>
+              <w:t>extends</w:t>
+            </w:r>
+          </w:p>
+        </w:tc>
+      </w:tr>
+      <w:tr>
+        <w:trPr>
+          <w:tblCellSpacing w:w="15" w:type="dxa"/>
+        </w:trPr>
+        <w:tc>
+          <w:tcPr>
+            <w:tcW w:w="0" w:type="auto"/>
+            <w:vAlign w:val="center"/>
+            <w:hideMark/>
+          </w:tcPr>
+          <w:p>
+            <w:pPr>
+              <w:pStyle w:val="NoSpacing"/>
+            </w:pPr>
+            <w:r>
+              <w:t>Preferred in React</w:t>
+            </w:r>
+          </w:p>
+        </w:tc>
+        <w:tc>
+          <w:tcPr>
+            <w:tcW w:w="0" w:type="auto"/>
+            <w:vAlign w:val="center"/>
+            <w:hideMark/>
+          </w:tcPr>
+          <w:p>
+            <w:pPr>
+              <w:pStyle w:val="NoSpacing"/>
+            </w:pPr>
+            <w:r>
+              <w:t>Rarely used in React</w:t>
+            </w:r>
+          </w:p>
+        </w:tc>
+      </w:tr>
+    </w:tbl>
+    <w:p>
+      <w:pPr>
+        <w:pStyle w:val="NoSpacing"/>
+        <w:rPr>
+          <w:b/>
+        </w:rPr>
+      </w:pPr>
+      <w:bookmarkStart w:id="0" w:name="_GoBack"/>
+      <w:bookmarkEnd w:id="0"/>
     </w:p>
     <w:sectPr>
       <w:pgSz w:w="11906" w:h="16838"/>
@@ -11249,6 +14965,268 @@
 <file path=word/numbering.xml><?xml version="1.0" encoding="utf-8"?>
 <w:numbering xmlns:wpc="http://schemas.microsoft.com/office/word/2010/wordprocessingCanvas" xmlns:cx="http://schemas.microsoft.com/office/drawing/2014/chartex" xmlns:cx1="http://schemas.microsoft.com/office/drawing/2015/9/8/chartex" xmlns:cx2="http://schemas.microsoft.com/office/drawing/2015/10/21/chartex" xmlns:cx3="http://schemas.microsoft.com/office/drawing/2016/5/9/chartex" xmlns:cx4="http://schemas.microsoft.com/office/drawing/2016/5/10/chartex" xmlns:cx5="http://schemas.microsoft.com/office/drawing/2016/5/11/chartex" xmlns:cx6="http://schemas.microsoft.com/office/drawing/2016/5/12/chartex" xmlns:cx7="http://schemas.microsoft.com/office/drawing/2016/5/13/chartex" xmlns:cx8="http://schemas.microsoft.com/office/drawing/2016/5/14/chartex" xmlns:mc="http://schemas.openxmlformats.org/markup-compatibility/2006" xmlns:aink="http://schemas.microsoft.com/office/drawing/2016/ink" xmlns:am3d="http://schemas.microsoft.com/office/drawing/2017/model3d" xmlns:o="urn:schemas-microsoft-com:office:office" xmlns:r="http://schemas.openxmlformats.org/officeDocument/2006/relationships" xmlns:m="http://schemas.openxmlformats.org/officeDocument/2006/math" xmlns:v="urn:schemas-microsoft-com:vml" xmlns:wp14="http://schemas.microsoft.com/office/word/2010/wordprocessingDrawing" xmlns:wp="http://schemas.openxmlformats.org/drawingml/2006/wordprocessingDrawing" xmlns:w10="urn:schemas-microsoft-com:office:word" xmlns:w="http://schemas.openxmlformats.org/wordprocessingml/2006/main" xmlns:w14="http://schemas.microsoft.com/office/word/2010/wordml" xmlns:w15="http://schemas.microsoft.com/office/word/2012/wordml" xmlns:w16cid="http://schemas.microsoft.com/office/word/2016/wordml/cid" xmlns:w16se="http://schemas.microsoft.com/office/word/2015/wordml/symex" xmlns:wpg="http://schemas.microsoft.com/office/word/2010/wordprocessingGroup" xmlns:wpi="http://schemas.microsoft.com/office/word/2010/wordprocessingInk" xmlns:wne="http://schemas.microsoft.com/office/word/2006/wordml" xmlns:wps="http://schemas.microsoft.com/office/word/2010/wordprocessingShape" mc:Ignorable="w14 w15 w16se w16cid wp14">
   <w:abstractNum w:abstractNumId="0" w15:restartNumberingAfterBreak="0">
+    <w:nsid w:val="003C2F4C"/>
+    <w:multiLevelType w:val="hybridMultilevel"/>
+    <w:tmpl w:val="6450DBFC"/>
+    <w:lvl w:ilvl="0" w:tplc="40090001">
+      <w:start w:val="1"/>
+      <w:numFmt w:val="bullet"/>
+      <w:lvlText w:val=""/>
+      <w:lvlJc w:val="left"/>
+      <w:pPr>
+        <w:ind w:left="720" w:hanging="360"/>
+      </w:pPr>
+      <w:rPr>
+        <w:rFonts w:ascii="Symbol" w:hAnsi="Symbol" w:hint="default"/>
+      </w:rPr>
+    </w:lvl>
+    <w:lvl w:ilvl="1" w:tplc="40090003" w:tentative="1">
+      <w:start w:val="1"/>
+      <w:numFmt w:val="bullet"/>
+      <w:lvlText w:val="o"/>
+      <w:lvlJc w:val="left"/>
+      <w:pPr>
+        <w:ind w:left="1440" w:hanging="360"/>
+      </w:pPr>
+      <w:rPr>
+        <w:rFonts w:ascii="Courier New" w:hAnsi="Courier New" w:cs="Courier New" w:hint="default"/>
+      </w:rPr>
+    </w:lvl>
+    <w:lvl w:ilvl="2" w:tplc="40090005" w:tentative="1">
+      <w:start w:val="1"/>
+      <w:numFmt w:val="bullet"/>
+      <w:lvlText w:val=""/>
+      <w:lvlJc w:val="left"/>
+      <w:pPr>
+        <w:ind w:left="2160" w:hanging="360"/>
+      </w:pPr>
+      <w:rPr>
+        <w:rFonts w:ascii="Wingdings" w:hAnsi="Wingdings" w:hint="default"/>
+      </w:rPr>
+    </w:lvl>
+    <w:lvl w:ilvl="3" w:tplc="40090001" w:tentative="1">
+      <w:start w:val="1"/>
+      <w:numFmt w:val="bullet"/>
+      <w:lvlText w:val=""/>
+      <w:lvlJc w:val="left"/>
+      <w:pPr>
+        <w:ind w:left="2880" w:hanging="360"/>
+      </w:pPr>
+      <w:rPr>
+        <w:rFonts w:ascii="Symbol" w:hAnsi="Symbol" w:hint="default"/>
+      </w:rPr>
+    </w:lvl>
+    <w:lvl w:ilvl="4" w:tplc="40090003" w:tentative="1">
+      <w:start w:val="1"/>
+      <w:numFmt w:val="bullet"/>
+      <w:lvlText w:val="o"/>
+      <w:lvlJc w:val="left"/>
+      <w:pPr>
+        <w:ind w:left="3600" w:hanging="360"/>
+      </w:pPr>
+      <w:rPr>
+        <w:rFonts w:ascii="Courier New" w:hAnsi="Courier New" w:cs="Courier New" w:hint="default"/>
+      </w:rPr>
+    </w:lvl>
+    <w:lvl w:ilvl="5" w:tplc="40090005" w:tentative="1">
+      <w:start w:val="1"/>
+      <w:numFmt w:val="bullet"/>
+      <w:lvlText w:val=""/>
+      <w:lvlJc w:val="left"/>
+      <w:pPr>
+        <w:ind w:left="4320" w:hanging="360"/>
+      </w:pPr>
+      <w:rPr>
+        <w:rFonts w:ascii="Wingdings" w:hAnsi="Wingdings" w:hint="default"/>
+      </w:rPr>
+    </w:lvl>
+    <w:lvl w:ilvl="6" w:tplc="40090001" w:tentative="1">
+      <w:start w:val="1"/>
+      <w:numFmt w:val="bullet"/>
+      <w:lvlText w:val=""/>
+      <w:lvlJc w:val="left"/>
+      <w:pPr>
+        <w:ind w:left="5040" w:hanging="360"/>
+      </w:pPr>
+      <w:rPr>
+        <w:rFonts w:ascii="Symbol" w:hAnsi="Symbol" w:hint="default"/>
+      </w:rPr>
+    </w:lvl>
+    <w:lvl w:ilvl="7" w:tplc="40090003" w:tentative="1">
+      <w:start w:val="1"/>
+      <w:numFmt w:val="bullet"/>
+      <w:lvlText w:val="o"/>
+      <w:lvlJc w:val="left"/>
+      <w:pPr>
+        <w:ind w:left="5760" w:hanging="360"/>
+      </w:pPr>
+      <w:rPr>
+        <w:rFonts w:ascii="Courier New" w:hAnsi="Courier New" w:cs="Courier New" w:hint="default"/>
+      </w:rPr>
+    </w:lvl>
+    <w:lvl w:ilvl="8" w:tplc="40090005" w:tentative="1">
+      <w:start w:val="1"/>
+      <w:numFmt w:val="bullet"/>
+      <w:lvlText w:val=""/>
+      <w:lvlJc w:val="left"/>
+      <w:pPr>
+        <w:ind w:left="6480" w:hanging="360"/>
+      </w:pPr>
+      <w:rPr>
+        <w:rFonts w:ascii="Wingdings" w:hAnsi="Wingdings" w:hint="default"/>
+      </w:rPr>
+    </w:lvl>
+  </w:abstractNum>
+  <w:abstractNum w:abstractNumId="1" w15:restartNumberingAfterBreak="0">
+    <w:nsid w:val="05151358"/>
+    <w:multiLevelType w:val="multilevel"/>
+    <w:tmpl w:val="91AE6E26"/>
+    <w:lvl w:ilvl="0">
+      <w:start w:val="1"/>
+      <w:numFmt w:val="bullet"/>
+      <w:lvlText w:val=""/>
+      <w:lvlJc w:val="left"/>
+      <w:pPr>
+        <w:tabs>
+          <w:tab w:val="num" w:pos="720"/>
+        </w:tabs>
+        <w:ind w:left="720" w:hanging="360"/>
+      </w:pPr>
+      <w:rPr>
+        <w:rFonts w:ascii="Symbol" w:hAnsi="Symbol" w:hint="default"/>
+        <w:sz w:val="20"/>
+      </w:rPr>
+    </w:lvl>
+    <w:lvl w:ilvl="1" w:tentative="1">
+      <w:start w:val="1"/>
+      <w:numFmt w:val="bullet"/>
+      <w:lvlText w:val="o"/>
+      <w:lvlJc w:val="left"/>
+      <w:pPr>
+        <w:tabs>
+          <w:tab w:val="num" w:pos="1440"/>
+        </w:tabs>
+        <w:ind w:left="1440" w:hanging="360"/>
+      </w:pPr>
+      <w:rPr>
+        <w:rFonts w:ascii="Courier New" w:hAnsi="Courier New" w:hint="default"/>
+        <w:sz w:val="20"/>
+      </w:rPr>
+    </w:lvl>
+    <w:lvl w:ilvl="2" w:tentative="1">
+      <w:start w:val="1"/>
+      <w:numFmt w:val="bullet"/>
+      <w:lvlText w:val=""/>
+      <w:lvlJc w:val="left"/>
+      <w:pPr>
+        <w:tabs>
+          <w:tab w:val="num" w:pos="2160"/>
+        </w:tabs>
+        <w:ind w:left="2160" w:hanging="360"/>
+      </w:pPr>
+      <w:rPr>
+        <w:rFonts w:ascii="Wingdings" w:hAnsi="Wingdings" w:hint="default"/>
+        <w:sz w:val="20"/>
+      </w:rPr>
+    </w:lvl>
+    <w:lvl w:ilvl="3" w:tentative="1">
+      <w:start w:val="1"/>
+      <w:numFmt w:val="bullet"/>
+      <w:lvlText w:val=""/>
+      <w:lvlJc w:val="left"/>
+      <w:pPr>
+        <w:tabs>
+          <w:tab w:val="num" w:pos="2880"/>
+        </w:tabs>
+        <w:ind w:left="2880" w:hanging="360"/>
+      </w:pPr>
+      <w:rPr>
+        <w:rFonts w:ascii="Wingdings" w:hAnsi="Wingdings" w:hint="default"/>
+        <w:sz w:val="20"/>
+      </w:rPr>
+    </w:lvl>
+    <w:lvl w:ilvl="4" w:tentative="1">
+      <w:start w:val="1"/>
+      <w:numFmt w:val="bullet"/>
+      <w:lvlText w:val=""/>
+      <w:lvlJc w:val="left"/>
+      <w:pPr>
+        <w:tabs>
+          <w:tab w:val="num" w:pos="3600"/>
+        </w:tabs>
+        <w:ind w:left="3600" w:hanging="360"/>
+      </w:pPr>
+      <w:rPr>
+        <w:rFonts w:ascii="Wingdings" w:hAnsi="Wingdings" w:hint="default"/>
+        <w:sz w:val="20"/>
+      </w:rPr>
+    </w:lvl>
+    <w:lvl w:ilvl="5" w:tentative="1">
+      <w:start w:val="1"/>
+      <w:numFmt w:val="bullet"/>
+      <w:lvlText w:val=""/>
+      <w:lvlJc w:val="left"/>
+      <w:pPr>
+        <w:tabs>
+          <w:tab w:val="num" w:pos="4320"/>
+        </w:tabs>
+        <w:ind w:left="4320" w:hanging="360"/>
+      </w:pPr>
+      <w:rPr>
+        <w:rFonts w:ascii="Wingdings" w:hAnsi="Wingdings" w:hint="default"/>
+        <w:sz w:val="20"/>
+      </w:rPr>
+    </w:lvl>
+    <w:lvl w:ilvl="6" w:tentative="1">
+      <w:start w:val="1"/>
+      <w:numFmt w:val="bullet"/>
+      <w:lvlText w:val=""/>
+      <w:lvlJc w:val="left"/>
+      <w:pPr>
+        <w:tabs>
+          <w:tab w:val="num" w:pos="5040"/>
+        </w:tabs>
+        <w:ind w:left="5040" w:hanging="360"/>
+      </w:pPr>
+      <w:rPr>
+        <w:rFonts w:ascii="Wingdings" w:hAnsi="Wingdings" w:hint="default"/>
+        <w:sz w:val="20"/>
+      </w:rPr>
+    </w:lvl>
+    <w:lvl w:ilvl="7" w:tentative="1">
+      <w:start w:val="1"/>
+      <w:numFmt w:val="bullet"/>
+      <w:lvlText w:val=""/>
+      <w:lvlJc w:val="left"/>
+      <w:pPr>
+        <w:tabs>
+          <w:tab w:val="num" w:pos="5760"/>
+        </w:tabs>
+        <w:ind w:left="5760" w:hanging="360"/>
+      </w:pPr>
+      <w:rPr>
+        <w:rFonts w:ascii="Wingdings" w:hAnsi="Wingdings" w:hint="default"/>
+        <w:sz w:val="20"/>
+      </w:rPr>
+    </w:lvl>
+    <w:lvl w:ilvl="8" w:tentative="1">
+      <w:start w:val="1"/>
+      <w:numFmt w:val="bullet"/>
+      <w:lvlText w:val=""/>
+      <w:lvlJc w:val="left"/>
+      <w:pPr>
+        <w:tabs>
+          <w:tab w:val="num" w:pos="6480"/>
+        </w:tabs>
+        <w:ind w:left="6480" w:hanging="360"/>
+      </w:pPr>
+      <w:rPr>
+        <w:rFonts w:ascii="Wingdings" w:hAnsi="Wingdings" w:hint="default"/>
+        <w:sz w:val="20"/>
+      </w:rPr>
+    </w:lvl>
+  </w:abstractNum>
+  <w:abstractNum w:abstractNumId="2" w15:restartNumberingAfterBreak="0">
     <w:nsid w:val="0CE304FD"/>
     <w:multiLevelType w:val="hybridMultilevel"/>
     <w:tmpl w:val="F62CA71A"/>
@@ -11361,7 +15339,7 @@
       </w:rPr>
     </w:lvl>
   </w:abstractNum>
-  <w:abstractNum w:abstractNumId="1" w15:restartNumberingAfterBreak="0">
+  <w:abstractNum w:abstractNumId="3" w15:restartNumberingAfterBreak="0">
     <w:nsid w:val="0E021934"/>
     <w:multiLevelType w:val="multilevel"/>
     <w:tmpl w:val="51B2862E"/>
@@ -11478,7 +15456,7 @@
       </w:pPr>
     </w:lvl>
   </w:abstractNum>
-  <w:abstractNum w:abstractNumId="2" w15:restartNumberingAfterBreak="0">
+  <w:abstractNum w:abstractNumId="4" w15:restartNumberingAfterBreak="0">
     <w:nsid w:val="14594F47"/>
     <w:multiLevelType w:val="hybridMultilevel"/>
     <w:tmpl w:val="565ED010"/>
@@ -11591,7 +15569,7 @@
       </w:rPr>
     </w:lvl>
   </w:abstractNum>
-  <w:abstractNum w:abstractNumId="3" w15:restartNumberingAfterBreak="0">
+  <w:abstractNum w:abstractNumId="5" w15:restartNumberingAfterBreak="0">
     <w:nsid w:val="17165286"/>
     <w:multiLevelType w:val="hybridMultilevel"/>
     <w:tmpl w:val="0CDCA4C0"/>
@@ -11680,7 +15658,156 @@
       </w:pPr>
     </w:lvl>
   </w:abstractNum>
-  <w:abstractNum w:abstractNumId="4" w15:restartNumberingAfterBreak="0">
+  <w:abstractNum w:abstractNumId="6" w15:restartNumberingAfterBreak="0">
+    <w:nsid w:val="1AF550AA"/>
+    <w:multiLevelType w:val="multilevel"/>
+    <w:tmpl w:val="8D56882A"/>
+    <w:lvl w:ilvl="0">
+      <w:start w:val="1"/>
+      <w:numFmt w:val="bullet"/>
+      <w:lvlText w:val=""/>
+      <w:lvlJc w:val="left"/>
+      <w:pPr>
+        <w:tabs>
+          <w:tab w:val="num" w:pos="720"/>
+        </w:tabs>
+        <w:ind w:left="720" w:hanging="360"/>
+      </w:pPr>
+      <w:rPr>
+        <w:rFonts w:ascii="Symbol" w:hAnsi="Symbol" w:hint="default"/>
+        <w:sz w:val="20"/>
+      </w:rPr>
+    </w:lvl>
+    <w:lvl w:ilvl="1" w:tentative="1">
+      <w:start w:val="1"/>
+      <w:numFmt w:val="bullet"/>
+      <w:lvlText w:val="o"/>
+      <w:lvlJc w:val="left"/>
+      <w:pPr>
+        <w:tabs>
+          <w:tab w:val="num" w:pos="1440"/>
+        </w:tabs>
+        <w:ind w:left="1440" w:hanging="360"/>
+      </w:pPr>
+      <w:rPr>
+        <w:rFonts w:ascii="Courier New" w:hAnsi="Courier New" w:hint="default"/>
+        <w:sz w:val="20"/>
+      </w:rPr>
+    </w:lvl>
+    <w:lvl w:ilvl="2" w:tentative="1">
+      <w:start w:val="1"/>
+      <w:numFmt w:val="bullet"/>
+      <w:lvlText w:val=""/>
+      <w:lvlJc w:val="left"/>
+      <w:pPr>
+        <w:tabs>
+          <w:tab w:val="num" w:pos="2160"/>
+        </w:tabs>
+        <w:ind w:left="2160" w:hanging="360"/>
+      </w:pPr>
+      <w:rPr>
+        <w:rFonts w:ascii="Wingdings" w:hAnsi="Wingdings" w:hint="default"/>
+        <w:sz w:val="20"/>
+      </w:rPr>
+    </w:lvl>
+    <w:lvl w:ilvl="3" w:tentative="1">
+      <w:start w:val="1"/>
+      <w:numFmt w:val="bullet"/>
+      <w:lvlText w:val=""/>
+      <w:lvlJc w:val="left"/>
+      <w:pPr>
+        <w:tabs>
+          <w:tab w:val="num" w:pos="2880"/>
+        </w:tabs>
+        <w:ind w:left="2880" w:hanging="360"/>
+      </w:pPr>
+      <w:rPr>
+        <w:rFonts w:ascii="Wingdings" w:hAnsi="Wingdings" w:hint="default"/>
+        <w:sz w:val="20"/>
+      </w:rPr>
+    </w:lvl>
+    <w:lvl w:ilvl="4" w:tentative="1">
+      <w:start w:val="1"/>
+      <w:numFmt w:val="bullet"/>
+      <w:lvlText w:val=""/>
+      <w:lvlJc w:val="left"/>
+      <w:pPr>
+        <w:tabs>
+          <w:tab w:val="num" w:pos="3600"/>
+        </w:tabs>
+        <w:ind w:left="3600" w:hanging="360"/>
+      </w:pPr>
+      <w:rPr>
+        <w:rFonts w:ascii="Wingdings" w:hAnsi="Wingdings" w:hint="default"/>
+        <w:sz w:val="20"/>
+      </w:rPr>
+    </w:lvl>
+    <w:lvl w:ilvl="5" w:tentative="1">
+      <w:start w:val="1"/>
+      <w:numFmt w:val="bullet"/>
+      <w:lvlText w:val=""/>
+      <w:lvlJc w:val="left"/>
+      <w:pPr>
+        <w:tabs>
+          <w:tab w:val="num" w:pos="4320"/>
+        </w:tabs>
+        <w:ind w:left="4320" w:hanging="360"/>
+      </w:pPr>
+      <w:rPr>
+        <w:rFonts w:ascii="Wingdings" w:hAnsi="Wingdings" w:hint="default"/>
+        <w:sz w:val="20"/>
+      </w:rPr>
+    </w:lvl>
+    <w:lvl w:ilvl="6" w:tentative="1">
+      <w:start w:val="1"/>
+      <w:numFmt w:val="bullet"/>
+      <w:lvlText w:val=""/>
+      <w:lvlJc w:val="left"/>
+      <w:pPr>
+        <w:tabs>
+          <w:tab w:val="num" w:pos="5040"/>
+        </w:tabs>
+        <w:ind w:left="5040" w:hanging="360"/>
+      </w:pPr>
+      <w:rPr>
+        <w:rFonts w:ascii="Wingdings" w:hAnsi="Wingdings" w:hint="default"/>
+        <w:sz w:val="20"/>
+      </w:rPr>
+    </w:lvl>
+    <w:lvl w:ilvl="7" w:tentative="1">
+      <w:start w:val="1"/>
+      <w:numFmt w:val="bullet"/>
+      <w:lvlText w:val=""/>
+      <w:lvlJc w:val="left"/>
+      <w:pPr>
+        <w:tabs>
+          <w:tab w:val="num" w:pos="5760"/>
+        </w:tabs>
+        <w:ind w:left="5760" w:hanging="360"/>
+      </w:pPr>
+      <w:rPr>
+        <w:rFonts w:ascii="Wingdings" w:hAnsi="Wingdings" w:hint="default"/>
+        <w:sz w:val="20"/>
+      </w:rPr>
+    </w:lvl>
+    <w:lvl w:ilvl="8" w:tentative="1">
+      <w:start w:val="1"/>
+      <w:numFmt w:val="bullet"/>
+      <w:lvlText w:val=""/>
+      <w:lvlJc w:val="left"/>
+      <w:pPr>
+        <w:tabs>
+          <w:tab w:val="num" w:pos="6480"/>
+        </w:tabs>
+        <w:ind w:left="6480" w:hanging="360"/>
+      </w:pPr>
+      <w:rPr>
+        <w:rFonts w:ascii="Wingdings" w:hAnsi="Wingdings" w:hint="default"/>
+        <w:sz w:val="20"/>
+      </w:rPr>
+    </w:lvl>
+  </w:abstractNum>
+  <w:abstractNum w:abstractNumId="7" w15:restartNumberingAfterBreak="0">
     <w:nsid w:val="1E2A5E3E"/>
     <w:multiLevelType w:val="multilevel"/>
     <w:tmpl w:val="659ED21C"/>
@@ -11829,7 +15956,7 @@
       </w:rPr>
     </w:lvl>
   </w:abstractNum>
-  <w:abstractNum w:abstractNumId="5" w15:restartNumberingAfterBreak="0">
+  <w:abstractNum w:abstractNumId="8" w15:restartNumberingAfterBreak="0">
     <w:nsid w:val="226C3731"/>
     <w:multiLevelType w:val="multilevel"/>
     <w:tmpl w:val="26E8F6B2"/>
@@ -11978,7 +16105,7 @@
       </w:rPr>
     </w:lvl>
   </w:abstractNum>
-  <w:abstractNum w:abstractNumId="6" w15:restartNumberingAfterBreak="0">
+  <w:abstractNum w:abstractNumId="9" w15:restartNumberingAfterBreak="0">
     <w:nsid w:val="28DC3628"/>
     <w:multiLevelType w:val="hybridMultilevel"/>
     <w:tmpl w:val="7B06F836"/>
@@ -12091,7 +16218,7 @@
       </w:rPr>
     </w:lvl>
   </w:abstractNum>
-  <w:abstractNum w:abstractNumId="7" w15:restartNumberingAfterBreak="0">
+  <w:abstractNum w:abstractNumId="10" w15:restartNumberingAfterBreak="0">
     <w:nsid w:val="2D6B254E"/>
     <w:multiLevelType w:val="hybridMultilevel"/>
     <w:tmpl w:val="9D5444EC"/>
@@ -12204,7 +16331,7 @@
       </w:rPr>
     </w:lvl>
   </w:abstractNum>
-  <w:abstractNum w:abstractNumId="8" w15:restartNumberingAfterBreak="0">
+  <w:abstractNum w:abstractNumId="11" w15:restartNumberingAfterBreak="0">
     <w:nsid w:val="2F3E1E5E"/>
     <w:multiLevelType w:val="hybridMultilevel"/>
     <w:tmpl w:val="47EA27E8"/>
@@ -12317,7 +16444,7 @@
       </w:rPr>
     </w:lvl>
   </w:abstractNum>
-  <w:abstractNum w:abstractNumId="9" w15:restartNumberingAfterBreak="0">
+  <w:abstractNum w:abstractNumId="12" w15:restartNumberingAfterBreak="0">
     <w:nsid w:val="32D12B31"/>
     <w:multiLevelType w:val="hybridMultilevel"/>
     <w:tmpl w:val="439623F8"/>
@@ -12430,7 +16557,7 @@
       </w:rPr>
     </w:lvl>
   </w:abstractNum>
-  <w:abstractNum w:abstractNumId="10" w15:restartNumberingAfterBreak="0">
+  <w:abstractNum w:abstractNumId="13" w15:restartNumberingAfterBreak="0">
     <w:nsid w:val="35E42A96"/>
     <w:multiLevelType w:val="multilevel"/>
     <w:tmpl w:val="CEB201EC"/>
@@ -12543,7 +16670,7 @@
       </w:pPr>
     </w:lvl>
   </w:abstractNum>
-  <w:abstractNum w:abstractNumId="11" w15:restartNumberingAfterBreak="0">
+  <w:abstractNum w:abstractNumId="14" w15:restartNumberingAfterBreak="0">
     <w:nsid w:val="3E2D024C"/>
     <w:multiLevelType w:val="hybridMultilevel"/>
     <w:tmpl w:val="5C048D80"/>
@@ -12656,7 +16783,7 @@
       </w:rPr>
     </w:lvl>
   </w:abstractNum>
-  <w:abstractNum w:abstractNumId="12" w15:restartNumberingAfterBreak="0">
+  <w:abstractNum w:abstractNumId="15" w15:restartNumberingAfterBreak="0">
     <w:nsid w:val="4DB84EEA"/>
     <w:multiLevelType w:val="multilevel"/>
     <w:tmpl w:val="56A458F2"/>
@@ -12805,7 +16932,7 @@
       </w:rPr>
     </w:lvl>
   </w:abstractNum>
-  <w:abstractNum w:abstractNumId="13" w15:restartNumberingAfterBreak="0">
+  <w:abstractNum w:abstractNumId="16" w15:restartNumberingAfterBreak="0">
     <w:nsid w:val="4EE20B19"/>
     <w:multiLevelType w:val="multilevel"/>
     <w:tmpl w:val="C1E851D4"/>
@@ -12954,7 +17081,96 @@
       </w:rPr>
     </w:lvl>
   </w:abstractNum>
-  <w:abstractNum w:abstractNumId="14" w15:restartNumberingAfterBreak="0">
+  <w:abstractNum w:abstractNumId="17" w15:restartNumberingAfterBreak="0">
+    <w:nsid w:val="56DD2A8D"/>
+    <w:multiLevelType w:val="hybridMultilevel"/>
+    <w:tmpl w:val="7BEEBA24"/>
+    <w:lvl w:ilvl="0" w:tplc="4009000F">
+      <w:start w:val="1"/>
+      <w:numFmt w:val="decimal"/>
+      <w:lvlText w:val="%1."/>
+      <w:lvlJc w:val="left"/>
+      <w:pPr>
+        <w:ind w:left="720" w:hanging="360"/>
+      </w:pPr>
+      <w:rPr>
+        <w:rFonts w:hint="default"/>
+      </w:rPr>
+    </w:lvl>
+    <w:lvl w:ilvl="1" w:tplc="40090019" w:tentative="1">
+      <w:start w:val="1"/>
+      <w:numFmt w:val="lowerLetter"/>
+      <w:lvlText w:val="%2."/>
+      <w:lvlJc w:val="left"/>
+      <w:pPr>
+        <w:ind w:left="1440" w:hanging="360"/>
+      </w:pPr>
+    </w:lvl>
+    <w:lvl w:ilvl="2" w:tplc="4009001B" w:tentative="1">
+      <w:start w:val="1"/>
+      <w:numFmt w:val="lowerRoman"/>
+      <w:lvlText w:val="%3."/>
+      <w:lvlJc w:val="right"/>
+      <w:pPr>
+        <w:ind w:left="2160" w:hanging="180"/>
+      </w:pPr>
+    </w:lvl>
+    <w:lvl w:ilvl="3" w:tplc="4009000F" w:tentative="1">
+      <w:start w:val="1"/>
+      <w:numFmt w:val="decimal"/>
+      <w:lvlText w:val="%4."/>
+      <w:lvlJc w:val="left"/>
+      <w:pPr>
+        <w:ind w:left="2880" w:hanging="360"/>
+      </w:pPr>
+    </w:lvl>
+    <w:lvl w:ilvl="4" w:tplc="40090019" w:tentative="1">
+      <w:start w:val="1"/>
+      <w:numFmt w:val="lowerLetter"/>
+      <w:lvlText w:val="%5."/>
+      <w:lvlJc w:val="left"/>
+      <w:pPr>
+        <w:ind w:left="3600" w:hanging="360"/>
+      </w:pPr>
+    </w:lvl>
+    <w:lvl w:ilvl="5" w:tplc="4009001B" w:tentative="1">
+      <w:start w:val="1"/>
+      <w:numFmt w:val="lowerRoman"/>
+      <w:lvlText w:val="%6."/>
+      <w:lvlJc w:val="right"/>
+      <w:pPr>
+        <w:ind w:left="4320" w:hanging="180"/>
+      </w:pPr>
+    </w:lvl>
+    <w:lvl w:ilvl="6" w:tplc="4009000F" w:tentative="1">
+      <w:start w:val="1"/>
+      <w:numFmt w:val="decimal"/>
+      <w:lvlText w:val="%7."/>
+      <w:lvlJc w:val="left"/>
+      <w:pPr>
+        <w:ind w:left="5040" w:hanging="360"/>
+      </w:pPr>
+    </w:lvl>
+    <w:lvl w:ilvl="7" w:tplc="40090019" w:tentative="1">
+      <w:start w:val="1"/>
+      <w:numFmt w:val="lowerLetter"/>
+      <w:lvlText w:val="%8."/>
+      <w:lvlJc w:val="left"/>
+      <w:pPr>
+        <w:ind w:left="5760" w:hanging="360"/>
+      </w:pPr>
+    </w:lvl>
+    <w:lvl w:ilvl="8" w:tplc="4009001B" w:tentative="1">
+      <w:start w:val="1"/>
+      <w:numFmt w:val="lowerRoman"/>
+      <w:lvlText w:val="%9."/>
+      <w:lvlJc w:val="right"/>
+      <w:pPr>
+        <w:ind w:left="6480" w:hanging="180"/>
+      </w:pPr>
+    </w:lvl>
+  </w:abstractNum>
+  <w:abstractNum w:abstractNumId="18" w15:restartNumberingAfterBreak="0">
     <w:nsid w:val="5C087AA4"/>
     <w:multiLevelType w:val="hybridMultilevel"/>
     <w:tmpl w:val="4CB8A112"/>
@@ -13067,7 +17283,269 @@
       </w:rPr>
     </w:lvl>
   </w:abstractNum>
-  <w:abstractNum w:abstractNumId="15" w15:restartNumberingAfterBreak="0">
+  <w:abstractNum w:abstractNumId="19" w15:restartNumberingAfterBreak="0">
+    <w:nsid w:val="5C6B465D"/>
+    <w:multiLevelType w:val="hybridMultilevel"/>
+    <w:tmpl w:val="4FB069BC"/>
+    <w:lvl w:ilvl="0" w:tplc="40090001">
+      <w:start w:val="1"/>
+      <w:numFmt w:val="bullet"/>
+      <w:lvlText w:val=""/>
+      <w:lvlJc w:val="left"/>
+      <w:pPr>
+        <w:ind w:left="720" w:hanging="360"/>
+      </w:pPr>
+      <w:rPr>
+        <w:rFonts w:ascii="Symbol" w:hAnsi="Symbol" w:hint="default"/>
+      </w:rPr>
+    </w:lvl>
+    <w:lvl w:ilvl="1" w:tplc="40090003" w:tentative="1">
+      <w:start w:val="1"/>
+      <w:numFmt w:val="bullet"/>
+      <w:lvlText w:val="o"/>
+      <w:lvlJc w:val="left"/>
+      <w:pPr>
+        <w:ind w:left="1440" w:hanging="360"/>
+      </w:pPr>
+      <w:rPr>
+        <w:rFonts w:ascii="Courier New" w:hAnsi="Courier New" w:cs="Courier New" w:hint="default"/>
+      </w:rPr>
+    </w:lvl>
+    <w:lvl w:ilvl="2" w:tplc="40090005" w:tentative="1">
+      <w:start w:val="1"/>
+      <w:numFmt w:val="bullet"/>
+      <w:lvlText w:val=""/>
+      <w:lvlJc w:val="left"/>
+      <w:pPr>
+        <w:ind w:left="2160" w:hanging="360"/>
+      </w:pPr>
+      <w:rPr>
+        <w:rFonts w:ascii="Wingdings" w:hAnsi="Wingdings" w:hint="default"/>
+      </w:rPr>
+    </w:lvl>
+    <w:lvl w:ilvl="3" w:tplc="40090001" w:tentative="1">
+      <w:start w:val="1"/>
+      <w:numFmt w:val="bullet"/>
+      <w:lvlText w:val=""/>
+      <w:lvlJc w:val="left"/>
+      <w:pPr>
+        <w:ind w:left="2880" w:hanging="360"/>
+      </w:pPr>
+      <w:rPr>
+        <w:rFonts w:ascii="Symbol" w:hAnsi="Symbol" w:hint="default"/>
+      </w:rPr>
+    </w:lvl>
+    <w:lvl w:ilvl="4" w:tplc="40090003" w:tentative="1">
+      <w:start w:val="1"/>
+      <w:numFmt w:val="bullet"/>
+      <w:lvlText w:val="o"/>
+      <w:lvlJc w:val="left"/>
+      <w:pPr>
+        <w:ind w:left="3600" w:hanging="360"/>
+      </w:pPr>
+      <w:rPr>
+        <w:rFonts w:ascii="Courier New" w:hAnsi="Courier New" w:cs="Courier New" w:hint="default"/>
+      </w:rPr>
+    </w:lvl>
+    <w:lvl w:ilvl="5" w:tplc="40090005" w:tentative="1">
+      <w:start w:val="1"/>
+      <w:numFmt w:val="bullet"/>
+      <w:lvlText w:val=""/>
+      <w:lvlJc w:val="left"/>
+      <w:pPr>
+        <w:ind w:left="4320" w:hanging="360"/>
+      </w:pPr>
+      <w:rPr>
+        <w:rFonts w:ascii="Wingdings" w:hAnsi="Wingdings" w:hint="default"/>
+      </w:rPr>
+    </w:lvl>
+    <w:lvl w:ilvl="6" w:tplc="40090001" w:tentative="1">
+      <w:start w:val="1"/>
+      <w:numFmt w:val="bullet"/>
+      <w:lvlText w:val=""/>
+      <w:lvlJc w:val="left"/>
+      <w:pPr>
+        <w:ind w:left="5040" w:hanging="360"/>
+      </w:pPr>
+      <w:rPr>
+        <w:rFonts w:ascii="Symbol" w:hAnsi="Symbol" w:hint="default"/>
+      </w:rPr>
+    </w:lvl>
+    <w:lvl w:ilvl="7" w:tplc="40090003" w:tentative="1">
+      <w:start w:val="1"/>
+      <w:numFmt w:val="bullet"/>
+      <w:lvlText w:val="o"/>
+      <w:lvlJc w:val="left"/>
+      <w:pPr>
+        <w:ind w:left="5760" w:hanging="360"/>
+      </w:pPr>
+      <w:rPr>
+        <w:rFonts w:ascii="Courier New" w:hAnsi="Courier New" w:cs="Courier New" w:hint="default"/>
+      </w:rPr>
+    </w:lvl>
+    <w:lvl w:ilvl="8" w:tplc="40090005" w:tentative="1">
+      <w:start w:val="1"/>
+      <w:numFmt w:val="bullet"/>
+      <w:lvlText w:val=""/>
+      <w:lvlJc w:val="left"/>
+      <w:pPr>
+        <w:ind w:left="6480" w:hanging="360"/>
+      </w:pPr>
+      <w:rPr>
+        <w:rFonts w:ascii="Wingdings" w:hAnsi="Wingdings" w:hint="default"/>
+      </w:rPr>
+    </w:lvl>
+  </w:abstractNum>
+  <w:abstractNum w:abstractNumId="20" w15:restartNumberingAfterBreak="0">
+    <w:nsid w:val="62907C31"/>
+    <w:multiLevelType w:val="multilevel"/>
+    <w:tmpl w:val="599C438E"/>
+    <w:lvl w:ilvl="0">
+      <w:start w:val="1"/>
+      <w:numFmt w:val="bullet"/>
+      <w:lvlText w:val=""/>
+      <w:lvlJc w:val="left"/>
+      <w:pPr>
+        <w:tabs>
+          <w:tab w:val="num" w:pos="720"/>
+        </w:tabs>
+        <w:ind w:left="720" w:hanging="360"/>
+      </w:pPr>
+      <w:rPr>
+        <w:rFonts w:ascii="Symbol" w:hAnsi="Symbol" w:hint="default"/>
+        <w:sz w:val="20"/>
+      </w:rPr>
+    </w:lvl>
+    <w:lvl w:ilvl="1" w:tentative="1">
+      <w:start w:val="1"/>
+      <w:numFmt w:val="bullet"/>
+      <w:lvlText w:val="o"/>
+      <w:lvlJc w:val="left"/>
+      <w:pPr>
+        <w:tabs>
+          <w:tab w:val="num" w:pos="1440"/>
+        </w:tabs>
+        <w:ind w:left="1440" w:hanging="360"/>
+      </w:pPr>
+      <w:rPr>
+        <w:rFonts w:ascii="Courier New" w:hAnsi="Courier New" w:hint="default"/>
+        <w:sz w:val="20"/>
+      </w:rPr>
+    </w:lvl>
+    <w:lvl w:ilvl="2" w:tentative="1">
+      <w:start w:val="1"/>
+      <w:numFmt w:val="bullet"/>
+      <w:lvlText w:val=""/>
+      <w:lvlJc w:val="left"/>
+      <w:pPr>
+        <w:tabs>
+          <w:tab w:val="num" w:pos="2160"/>
+        </w:tabs>
+        <w:ind w:left="2160" w:hanging="360"/>
+      </w:pPr>
+      <w:rPr>
+        <w:rFonts w:ascii="Wingdings" w:hAnsi="Wingdings" w:hint="default"/>
+        <w:sz w:val="20"/>
+      </w:rPr>
+    </w:lvl>
+    <w:lvl w:ilvl="3" w:tentative="1">
+      <w:start w:val="1"/>
+      <w:numFmt w:val="bullet"/>
+      <w:lvlText w:val=""/>
+      <w:lvlJc w:val="left"/>
+      <w:pPr>
+        <w:tabs>
+          <w:tab w:val="num" w:pos="2880"/>
+        </w:tabs>
+        <w:ind w:left="2880" w:hanging="360"/>
+      </w:pPr>
+      <w:rPr>
+        <w:rFonts w:ascii="Wingdings" w:hAnsi="Wingdings" w:hint="default"/>
+        <w:sz w:val="20"/>
+      </w:rPr>
+    </w:lvl>
+    <w:lvl w:ilvl="4" w:tentative="1">
+      <w:start w:val="1"/>
+      <w:numFmt w:val="bullet"/>
+      <w:lvlText w:val=""/>
+      <w:lvlJc w:val="left"/>
+      <w:pPr>
+        <w:tabs>
+          <w:tab w:val="num" w:pos="3600"/>
+        </w:tabs>
+        <w:ind w:left="3600" w:hanging="360"/>
+      </w:pPr>
+      <w:rPr>
+        <w:rFonts w:ascii="Wingdings" w:hAnsi="Wingdings" w:hint="default"/>
+        <w:sz w:val="20"/>
+      </w:rPr>
+    </w:lvl>
+    <w:lvl w:ilvl="5" w:tentative="1">
+      <w:start w:val="1"/>
+      <w:numFmt w:val="bullet"/>
+      <w:lvlText w:val=""/>
+      <w:lvlJc w:val="left"/>
+      <w:pPr>
+        <w:tabs>
+          <w:tab w:val="num" w:pos="4320"/>
+        </w:tabs>
+        <w:ind w:left="4320" w:hanging="360"/>
+      </w:pPr>
+      <w:rPr>
+        <w:rFonts w:ascii="Wingdings" w:hAnsi="Wingdings" w:hint="default"/>
+        <w:sz w:val="20"/>
+      </w:rPr>
+    </w:lvl>
+    <w:lvl w:ilvl="6" w:tentative="1">
+      <w:start w:val="1"/>
+      <w:numFmt w:val="bullet"/>
+      <w:lvlText w:val=""/>
+      <w:lvlJc w:val="left"/>
+      <w:pPr>
+        <w:tabs>
+          <w:tab w:val="num" w:pos="5040"/>
+        </w:tabs>
+        <w:ind w:left="5040" w:hanging="360"/>
+      </w:pPr>
+      <w:rPr>
+        <w:rFonts w:ascii="Wingdings" w:hAnsi="Wingdings" w:hint="default"/>
+        <w:sz w:val="20"/>
+      </w:rPr>
+    </w:lvl>
+    <w:lvl w:ilvl="7" w:tentative="1">
+      <w:start w:val="1"/>
+      <w:numFmt w:val="bullet"/>
+      <w:lvlText w:val=""/>
+      <w:lvlJc w:val="left"/>
+      <w:pPr>
+        <w:tabs>
+          <w:tab w:val="num" w:pos="5760"/>
+        </w:tabs>
+        <w:ind w:left="5760" w:hanging="360"/>
+      </w:pPr>
+      <w:rPr>
+        <w:rFonts w:ascii="Wingdings" w:hAnsi="Wingdings" w:hint="default"/>
+        <w:sz w:val="20"/>
+      </w:rPr>
+    </w:lvl>
+    <w:lvl w:ilvl="8" w:tentative="1">
+      <w:start w:val="1"/>
+      <w:numFmt w:val="bullet"/>
+      <w:lvlText w:val=""/>
+      <w:lvlJc w:val="left"/>
+      <w:pPr>
+        <w:tabs>
+          <w:tab w:val="num" w:pos="6480"/>
+        </w:tabs>
+        <w:ind w:left="6480" w:hanging="360"/>
+      </w:pPr>
+      <w:rPr>
+        <w:rFonts w:ascii="Wingdings" w:hAnsi="Wingdings" w:hint="default"/>
+        <w:sz w:val="20"/>
+      </w:rPr>
+    </w:lvl>
+  </w:abstractNum>
+  <w:abstractNum w:abstractNumId="21" w15:restartNumberingAfterBreak="0">
     <w:nsid w:val="62EC3D56"/>
     <w:multiLevelType w:val="hybridMultilevel"/>
     <w:tmpl w:val="B8AAEE3C"/>
@@ -13180,7 +17658,7 @@
       </w:rPr>
     </w:lvl>
   </w:abstractNum>
-  <w:abstractNum w:abstractNumId="16" w15:restartNumberingAfterBreak="0">
+  <w:abstractNum w:abstractNumId="22" w15:restartNumberingAfterBreak="0">
     <w:nsid w:val="7106536F"/>
     <w:multiLevelType w:val="hybridMultilevel"/>
     <w:tmpl w:val="4566E2B4"/>
@@ -13293,7 +17771,7 @@
       </w:rPr>
     </w:lvl>
   </w:abstractNum>
-  <w:abstractNum w:abstractNumId="17" w15:restartNumberingAfterBreak="0">
+  <w:abstractNum w:abstractNumId="23" w15:restartNumberingAfterBreak="0">
     <w:nsid w:val="71CF5CE9"/>
     <w:multiLevelType w:val="hybridMultilevel"/>
     <w:tmpl w:val="9E3A8DA8"/>
@@ -13406,7 +17884,120 @@
       </w:rPr>
     </w:lvl>
   </w:abstractNum>
-  <w:abstractNum w:abstractNumId="18" w15:restartNumberingAfterBreak="0">
+  <w:abstractNum w:abstractNumId="24" w15:restartNumberingAfterBreak="0">
+    <w:nsid w:val="792540A2"/>
+    <w:multiLevelType w:val="hybridMultilevel"/>
+    <w:tmpl w:val="7E44728E"/>
+    <w:lvl w:ilvl="0" w:tplc="40090001">
+      <w:start w:val="1"/>
+      <w:numFmt w:val="bullet"/>
+      <w:lvlText w:val=""/>
+      <w:lvlJc w:val="left"/>
+      <w:pPr>
+        <w:ind w:left="720" w:hanging="360"/>
+      </w:pPr>
+      <w:rPr>
+        <w:rFonts w:ascii="Symbol" w:hAnsi="Symbol" w:hint="default"/>
+      </w:rPr>
+    </w:lvl>
+    <w:lvl w:ilvl="1" w:tplc="40090003" w:tentative="1">
+      <w:start w:val="1"/>
+      <w:numFmt w:val="bullet"/>
+      <w:lvlText w:val="o"/>
+      <w:lvlJc w:val="left"/>
+      <w:pPr>
+        <w:ind w:left="1440" w:hanging="360"/>
+      </w:pPr>
+      <w:rPr>
+        <w:rFonts w:ascii="Courier New" w:hAnsi="Courier New" w:cs="Courier New" w:hint="default"/>
+      </w:rPr>
+    </w:lvl>
+    <w:lvl w:ilvl="2" w:tplc="40090005" w:tentative="1">
+      <w:start w:val="1"/>
+      <w:numFmt w:val="bullet"/>
+      <w:lvlText w:val=""/>
+      <w:lvlJc w:val="left"/>
+      <w:pPr>
+        <w:ind w:left="2160" w:hanging="360"/>
+      </w:pPr>
+      <w:rPr>
+        <w:rFonts w:ascii="Wingdings" w:hAnsi="Wingdings" w:hint="default"/>
+      </w:rPr>
+    </w:lvl>
+    <w:lvl w:ilvl="3" w:tplc="40090001" w:tentative="1">
+      <w:start w:val="1"/>
+      <w:numFmt w:val="bullet"/>
+      <w:lvlText w:val=""/>
+      <w:lvlJc w:val="left"/>
+      <w:pPr>
+        <w:ind w:left="2880" w:hanging="360"/>
+      </w:pPr>
+      <w:rPr>
+        <w:rFonts w:ascii="Symbol" w:hAnsi="Symbol" w:hint="default"/>
+      </w:rPr>
+    </w:lvl>
+    <w:lvl w:ilvl="4" w:tplc="40090003" w:tentative="1">
+      <w:start w:val="1"/>
+      <w:numFmt w:val="bullet"/>
+      <w:lvlText w:val="o"/>
+      <w:lvlJc w:val="left"/>
+      <w:pPr>
+        <w:ind w:left="3600" w:hanging="360"/>
+      </w:pPr>
+      <w:rPr>
+        <w:rFonts w:ascii="Courier New" w:hAnsi="Courier New" w:cs="Courier New" w:hint="default"/>
+      </w:rPr>
+    </w:lvl>
+    <w:lvl w:ilvl="5" w:tplc="40090005" w:tentative="1">
+      <w:start w:val="1"/>
+      <w:numFmt w:val="bullet"/>
+      <w:lvlText w:val=""/>
+      <w:lvlJc w:val="left"/>
+      <w:pPr>
+        <w:ind w:left="4320" w:hanging="360"/>
+      </w:pPr>
+      <w:rPr>
+        <w:rFonts w:ascii="Wingdings" w:hAnsi="Wingdings" w:hint="default"/>
+      </w:rPr>
+    </w:lvl>
+    <w:lvl w:ilvl="6" w:tplc="40090001" w:tentative="1">
+      <w:start w:val="1"/>
+      <w:numFmt w:val="bullet"/>
+      <w:lvlText w:val=""/>
+      <w:lvlJc w:val="left"/>
+      <w:pPr>
+        <w:ind w:left="5040" w:hanging="360"/>
+      </w:pPr>
+      <w:rPr>
+        <w:rFonts w:ascii="Symbol" w:hAnsi="Symbol" w:hint="default"/>
+      </w:rPr>
+    </w:lvl>
+    <w:lvl w:ilvl="7" w:tplc="40090003" w:tentative="1">
+      <w:start w:val="1"/>
+      <w:numFmt w:val="bullet"/>
+      <w:lvlText w:val="o"/>
+      <w:lvlJc w:val="left"/>
+      <w:pPr>
+        <w:ind w:left="5760" w:hanging="360"/>
+      </w:pPr>
+      <w:rPr>
+        <w:rFonts w:ascii="Courier New" w:hAnsi="Courier New" w:cs="Courier New" w:hint="default"/>
+      </w:rPr>
+    </w:lvl>
+    <w:lvl w:ilvl="8" w:tplc="40090005" w:tentative="1">
+      <w:start w:val="1"/>
+      <w:numFmt w:val="bullet"/>
+      <w:lvlText w:val=""/>
+      <w:lvlJc w:val="left"/>
+      <w:pPr>
+        <w:ind w:left="6480" w:hanging="360"/>
+      </w:pPr>
+      <w:rPr>
+        <w:rFonts w:ascii="Wingdings" w:hAnsi="Wingdings" w:hint="default"/>
+      </w:rPr>
+    </w:lvl>
+  </w:abstractNum>
+  <w:abstractNum w:abstractNumId="25" w15:restartNumberingAfterBreak="0">
     <w:nsid w:val="7AA00D05"/>
     <w:multiLevelType w:val="hybridMultilevel"/>
     <w:tmpl w:val="548AB7CE"/>
@@ -13519,7 +18110,7 @@
       </w:rPr>
     </w:lvl>
   </w:abstractNum>
-  <w:abstractNum w:abstractNumId="19" w15:restartNumberingAfterBreak="0">
+  <w:abstractNum w:abstractNumId="26" w15:restartNumberingAfterBreak="0">
     <w:nsid w:val="7BB82190"/>
     <w:multiLevelType w:val="hybridMultilevel"/>
     <w:tmpl w:val="9FD2C710"/>
@@ -13632,7 +18223,120 @@
       </w:rPr>
     </w:lvl>
   </w:abstractNum>
-  <w:abstractNum w:abstractNumId="20" w15:restartNumberingAfterBreak="0">
+  <w:abstractNum w:abstractNumId="27" w15:restartNumberingAfterBreak="0">
+    <w:nsid w:val="7D771628"/>
+    <w:multiLevelType w:val="hybridMultilevel"/>
+    <w:tmpl w:val="5D26DA82"/>
+    <w:lvl w:ilvl="0" w:tplc="40090001">
+      <w:start w:val="1"/>
+      <w:numFmt w:val="bullet"/>
+      <w:lvlText w:val=""/>
+      <w:lvlJc w:val="left"/>
+      <w:pPr>
+        <w:ind w:left="720" w:hanging="360"/>
+      </w:pPr>
+      <w:rPr>
+        <w:rFonts w:ascii="Symbol" w:hAnsi="Symbol" w:hint="default"/>
+      </w:rPr>
+    </w:lvl>
+    <w:lvl w:ilvl="1" w:tplc="40090003" w:tentative="1">
+      <w:start w:val="1"/>
+      <w:numFmt w:val="bullet"/>
+      <w:lvlText w:val="o"/>
+      <w:lvlJc w:val="left"/>
+      <w:pPr>
+        <w:ind w:left="1440" w:hanging="360"/>
+      </w:pPr>
+      <w:rPr>
+        <w:rFonts w:ascii="Courier New" w:hAnsi="Courier New" w:cs="Courier New" w:hint="default"/>
+      </w:rPr>
+    </w:lvl>
+    <w:lvl w:ilvl="2" w:tplc="40090005" w:tentative="1">
+      <w:start w:val="1"/>
+      <w:numFmt w:val="bullet"/>
+      <w:lvlText w:val=""/>
+      <w:lvlJc w:val="left"/>
+      <w:pPr>
+        <w:ind w:left="2160" w:hanging="360"/>
+      </w:pPr>
+      <w:rPr>
+        <w:rFonts w:ascii="Wingdings" w:hAnsi="Wingdings" w:hint="default"/>
+      </w:rPr>
+    </w:lvl>
+    <w:lvl w:ilvl="3" w:tplc="40090001" w:tentative="1">
+      <w:start w:val="1"/>
+      <w:numFmt w:val="bullet"/>
+      <w:lvlText w:val=""/>
+      <w:lvlJc w:val="left"/>
+      <w:pPr>
+        <w:ind w:left="2880" w:hanging="360"/>
+      </w:pPr>
+      <w:rPr>
+        <w:rFonts w:ascii="Symbol" w:hAnsi="Symbol" w:hint="default"/>
+      </w:rPr>
+    </w:lvl>
+    <w:lvl w:ilvl="4" w:tplc="40090003" w:tentative="1">
+      <w:start w:val="1"/>
+      <w:numFmt w:val="bullet"/>
+      <w:lvlText w:val="o"/>
+      <w:lvlJc w:val="left"/>
+      <w:pPr>
+        <w:ind w:left="3600" w:hanging="360"/>
+      </w:pPr>
+      <w:rPr>
+        <w:rFonts w:ascii="Courier New" w:hAnsi="Courier New" w:cs="Courier New" w:hint="default"/>
+      </w:rPr>
+    </w:lvl>
+    <w:lvl w:ilvl="5" w:tplc="40090005" w:tentative="1">
+      <w:start w:val="1"/>
+      <w:numFmt w:val="bullet"/>
+      <w:lvlText w:val=""/>
+      <w:lvlJc w:val="left"/>
+      <w:pPr>
+        <w:ind w:left="4320" w:hanging="360"/>
+      </w:pPr>
+      <w:rPr>
+        <w:rFonts w:ascii="Wingdings" w:hAnsi="Wingdings" w:hint="default"/>
+      </w:rPr>
+    </w:lvl>
+    <w:lvl w:ilvl="6" w:tplc="40090001" w:tentative="1">
+      <w:start w:val="1"/>
+      <w:numFmt w:val="bullet"/>
+      <w:lvlText w:val=""/>
+      <w:lvlJc w:val="left"/>
+      <w:pPr>
+        <w:ind w:left="5040" w:hanging="360"/>
+      </w:pPr>
+      <w:rPr>
+        <w:rFonts w:ascii="Symbol" w:hAnsi="Symbol" w:hint="default"/>
+      </w:rPr>
+    </w:lvl>
+    <w:lvl w:ilvl="7" w:tplc="40090003" w:tentative="1">
+      <w:start w:val="1"/>
+      <w:numFmt w:val="bullet"/>
+      <w:lvlText w:val="o"/>
+      <w:lvlJc w:val="left"/>
+      <w:pPr>
+        <w:ind w:left="5760" w:hanging="360"/>
+      </w:pPr>
+      <w:rPr>
+        <w:rFonts w:ascii="Courier New" w:hAnsi="Courier New" w:cs="Courier New" w:hint="default"/>
+      </w:rPr>
+    </w:lvl>
+    <w:lvl w:ilvl="8" w:tplc="40090005" w:tentative="1">
+      <w:start w:val="1"/>
+      <w:numFmt w:val="bullet"/>
+      <w:lvlText w:val=""/>
+      <w:lvlJc w:val="left"/>
+      <w:pPr>
+        <w:ind w:left="6480" w:hanging="360"/>
+      </w:pPr>
+      <w:rPr>
+        <w:rFonts w:ascii="Wingdings" w:hAnsi="Wingdings" w:hint="default"/>
+      </w:rPr>
+    </w:lvl>
+  </w:abstractNum>
+  <w:abstractNum w:abstractNumId="28" w15:restartNumberingAfterBreak="0">
     <w:nsid w:val="7E4612ED"/>
     <w:multiLevelType w:val="multilevel"/>
     <w:tmpl w:val="A94C470C"/>
@@ -13782,67 +18486,91 @@
     </w:lvl>
   </w:abstractNum>
   <w:num w:numId="1">
+    <w:abstractNumId w:val="7"/>
+  </w:num>
+  <w:num w:numId="2">
+    <w:abstractNumId w:val="21"/>
+  </w:num>
+  <w:num w:numId="3">
+    <w:abstractNumId w:val="2"/>
+  </w:num>
+  <w:num w:numId="4">
+    <w:abstractNumId w:val="15"/>
+  </w:num>
+  <w:num w:numId="5">
+    <w:abstractNumId w:val="10"/>
+  </w:num>
+  <w:num w:numId="6">
+    <w:abstractNumId w:val="12"/>
+  </w:num>
+  <w:num w:numId="7">
+    <w:abstractNumId w:val="18"/>
+  </w:num>
+  <w:num w:numId="8">
+    <w:abstractNumId w:val="22"/>
+  </w:num>
+  <w:num w:numId="9">
+    <w:abstractNumId w:val="25"/>
+  </w:num>
+  <w:num w:numId="10">
+    <w:abstractNumId w:val="16"/>
+  </w:num>
+  <w:num w:numId="11">
+    <w:abstractNumId w:val="13"/>
+  </w:num>
+  <w:num w:numId="12">
+    <w:abstractNumId w:val="14"/>
+  </w:num>
+  <w:num w:numId="13">
+    <w:abstractNumId w:val="26"/>
+  </w:num>
+  <w:num w:numId="14">
+    <w:abstractNumId w:val="28"/>
+  </w:num>
+  <w:num w:numId="15">
     <w:abstractNumId w:val="4"/>
   </w:num>
-  <w:num w:numId="2">
-    <w:abstractNumId w:val="15"/>
+  <w:num w:numId="16">
+    <w:abstractNumId w:val="8"/>
   </w:num>
-  <w:num w:numId="3">
+  <w:num w:numId="17">
+    <w:abstractNumId w:val="11"/>
+  </w:num>
+  <w:num w:numId="18">
+    <w:abstractNumId w:val="3"/>
+  </w:num>
+  <w:num w:numId="19">
+    <w:abstractNumId w:val="9"/>
+  </w:num>
+  <w:num w:numId="20">
+    <w:abstractNumId w:val="5"/>
+  </w:num>
+  <w:num w:numId="21">
+    <w:abstractNumId w:val="23"/>
+  </w:num>
+  <w:num w:numId="22">
+    <w:abstractNumId w:val="1"/>
+  </w:num>
+  <w:num w:numId="23">
+    <w:abstractNumId w:val="27"/>
+  </w:num>
+  <w:num w:numId="24">
+    <w:abstractNumId w:val="19"/>
+  </w:num>
+  <w:num w:numId="25">
+    <w:abstractNumId w:val="17"/>
+  </w:num>
+  <w:num w:numId="26">
+    <w:abstractNumId w:val="20"/>
+  </w:num>
+  <w:num w:numId="27">
     <w:abstractNumId w:val="0"/>
   </w:num>
-  <w:num w:numId="4">
-    <w:abstractNumId w:val="12"/>
-  </w:num>
-  <w:num w:numId="5">
-    <w:abstractNumId w:val="7"/>
-  </w:num>
-  <w:num w:numId="6">
-    <w:abstractNumId w:val="9"/>
-  </w:num>
-  <w:num w:numId="7">
-    <w:abstractNumId w:val="14"/>
-  </w:num>
-  <w:num w:numId="8">
-    <w:abstractNumId w:val="16"/>
-  </w:num>
-  <w:num w:numId="9">
-    <w:abstractNumId w:val="18"/>
-  </w:num>
-  <w:num w:numId="10">
-    <w:abstractNumId w:val="13"/>
-  </w:num>
-  <w:num w:numId="11">
-    <w:abstractNumId w:val="10"/>
-  </w:num>
-  <w:num w:numId="12">
-    <w:abstractNumId w:val="11"/>
-  </w:num>
-  <w:num w:numId="13">
-    <w:abstractNumId w:val="19"/>
-  </w:num>
-  <w:num w:numId="14">
-    <w:abstractNumId w:val="20"/>
-  </w:num>
-  <w:num w:numId="15">
-    <w:abstractNumId w:val="2"/>
-  </w:num>
-  <w:num w:numId="16">
-    <w:abstractNumId w:val="5"/>
-  </w:num>
-  <w:num w:numId="17">
-    <w:abstractNumId w:val="8"/>
-  </w:num>
-  <w:num w:numId="18">
-    <w:abstractNumId w:val="1"/>
-  </w:num>
-  <w:num w:numId="19">
+  <w:num w:numId="28">
     <w:abstractNumId w:val="6"/>
   </w:num>
-  <w:num w:numId="20">
-    <w:abstractNumId w:val="3"/>
-  </w:num>
-  <w:num w:numId="21">
-    <w:abstractNumId w:val="17"/>
+  <w:num w:numId="29">
+    <w:abstractNumId w:val="24"/>
   </w:num>
 </w:numbering>
 </file>
@@ -14294,6 +19022,28 @@
       <w:szCs w:val="26"/>
     </w:rPr>
   </w:style>
+  <w:style w:type="paragraph" w:styleId="Heading3">
+    <w:name w:val="heading 3"/>
+    <w:basedOn w:val="Normal"/>
+    <w:next w:val="Normal"/>
+    <w:link w:val="Heading3Char"/>
+    <w:uiPriority w:val="9"/>
+    <w:semiHidden/>
+    <w:unhideWhenUsed/>
+    <w:qFormat/>
+    <w:rsid w:val="00C86AB5"/>
+    <w:pPr>
+      <w:keepNext/>
+      <w:keepLines/>
+      <w:spacing w:before="40" w:after="0"/>
+      <w:outlineLvl w:val="2"/>
+    </w:pPr>
+    <w:rPr>
+      <w:rFonts w:asciiTheme="majorHAnsi" w:eastAsiaTheme="majorEastAsia" w:hAnsiTheme="majorHAnsi" w:cstheme="majorBidi"/>
+      <w:color w:val="1F3763" w:themeColor="accent1" w:themeShade="7F"/>
+      <w:szCs w:val="24"/>
+    </w:rPr>
+  </w:style>
   <w:style w:type="character" w:default="1" w:styleId="DefaultParagraphFont">
     <w:name w:val="Default Paragraph Font"/>
     <w:uiPriority w:val="1"/>
@@ -14501,6 +19251,20 @@
     <w:name w:val="ͼj"/>
     <w:basedOn w:val="DefaultParagraphFont"/>
     <w:rsid w:val="00F81D7B"/>
+  </w:style>
+  <w:style w:type="character" w:customStyle="1" w:styleId="Heading3Char">
+    <w:name w:val="Heading 3 Char"/>
+    <w:basedOn w:val="DefaultParagraphFont"/>
+    <w:link w:val="Heading3"/>
+    <w:uiPriority w:val="9"/>
+    <w:semiHidden/>
+    <w:rsid w:val="00C86AB5"/>
+    <w:rPr>
+      <w:rFonts w:asciiTheme="majorHAnsi" w:eastAsiaTheme="majorEastAsia" w:hAnsiTheme="majorHAnsi" w:cstheme="majorBidi"/>
+      <w:color w:val="1F3763" w:themeColor="accent1" w:themeShade="7F"/>
+      <w:sz w:val="24"/>
+      <w:szCs w:val="24"/>
+    </w:rPr>
   </w:style>
 </w:styles>
 </file>
